--- a/Laporan PKL - Dwi Elshie - SIPAJUDOL.docx
+++ b/Laporan PKL - Dwi Elshie - SIPAJUDOL.docx
@@ -1,6 +1,6 @@
 
 <file path=word/document.xml><?xml version="1.0" encoding="utf-8"?>
-<w:document xmlns:wpc="http://schemas.microsoft.com/office/word/2010/wordprocessingCanvas" xmlns:cx="http://schemas.microsoft.com/office/drawing/2014/chartex" xmlns:cx1="http://schemas.microsoft.com/office/drawing/2015/9/8/chartex" xmlns:cx2="http://schemas.microsoft.com/office/drawing/2015/10/21/chartex" xmlns:cx3="http://schemas.microsoft.com/office/drawing/2016/5/9/chartex" xmlns:cx4="http://schemas.microsoft.com/office/drawing/2016/5/10/chartex" xmlns:cx5="http://schemas.microsoft.com/office/drawing/2016/5/11/chartex" xmlns:cx6="http://schemas.microsoft.com/office/drawing/2016/5/12/chartex" xmlns:cx7="http://schemas.microsoft.com/office/drawing/2016/5/13/chartex" xmlns:cx8="http://schemas.microsoft.com/office/drawing/2016/5/14/chartex" xmlns:mc="http://schemas.openxmlformats.org/markup-compatibility/2006" xmlns:aink="http://schemas.microsoft.com/office/drawing/2016/ink" xmlns:am3d="http://schemas.microsoft.com/office/drawing/2017/model3d" xmlns:o="urn:schemas-microsoft-com:office:office" xmlns:oel="http://schemas.microsoft.com/office/2019/extlst" xmlns:r="http://schemas.openxmlformats.org/officeDocument/2006/relationships" xmlns:m="http://schemas.openxmlformats.org/officeDocument/2006/math" xmlns:v="urn:schemas-microsoft-com:vml" xmlns:wp14="http://schemas.microsoft.com/office/word/2010/wordprocessingDrawing" xmlns:wp="http://schemas.openxmlformats.org/drawingml/2006/wordprocessingDrawing" xmlns:w10="urn:schemas-microsoft-com:office:word" xmlns:w="http://schemas.openxmlformats.org/wordprocessingml/2006/main" xmlns:w14="http://schemas.microsoft.com/office/word/2010/wordml" xmlns:w15="http://schemas.microsoft.com/office/word/2012/wordml" xmlns:w16cei="http://schemas.microsoft.com/office/word/2026/wordml/cei" xmlns:w16cex="http://schemas.microsoft.com/office/word/2018/wordml/cex" xmlns:w16cid="http://schemas.microsoft.com/office/word/2016/wordml/cid" xmlns:w16="http://schemas.microsoft.com/office/word/2018/wordml" xmlns:w16du="http://schemas.microsoft.com/office/word/2023/wordml/word16du" xmlns:w16sdtdh="http://schemas.microsoft.com/office/word/2020/wordml/sdtdatahash" xmlns:w16sdtfl="http://schemas.microsoft.com/office/word/2024/wordml/sdtformatlock" xmlns:w16se="http://schemas.microsoft.com/office/word/2015/wordml/symex" xmlns:wpg="http://schemas.microsoft.com/office/word/2010/wordprocessingGroup" xmlns:wpi="http://schemas.microsoft.com/office/word/2010/wordprocessingInk" xmlns:wne="http://schemas.microsoft.com/office/word/2006/wordml" xmlns:wps="http://schemas.microsoft.com/office/word/2010/wordprocessingShape" mc:Ignorable="w14 w15 w16se w16cid w16 w16cex w16sdtdh w16sdtfl w16du wp14">
+<w:document xmlns:wpc="http://schemas.microsoft.com/office/word/2010/wordprocessingCanvas" xmlns:mc="http://schemas.openxmlformats.org/markup-compatibility/2006" xmlns:o="urn:schemas-microsoft-com:office:office" xmlns:r="http://schemas.openxmlformats.org/officeDocument/2006/relationships" xmlns:m="http://schemas.openxmlformats.org/officeDocument/2006/math" xmlns:v="urn:schemas-microsoft-com:vml" xmlns:wp14="http://schemas.microsoft.com/office/word/2010/wordprocessingDrawing" xmlns:wp="http://schemas.openxmlformats.org/drawingml/2006/wordprocessingDrawing" xmlns:w10="urn:schemas-microsoft-com:office:word" xmlns:w="http://schemas.openxmlformats.org/wordprocessingml/2006/main" xmlns:w14="http://schemas.microsoft.com/office/word/2010/wordml" xmlns:w15="http://schemas.microsoft.com/office/word/2012/wordml" xmlns:wpg="http://schemas.microsoft.com/office/word/2010/wordprocessingGroup" xmlns:wpi="http://schemas.microsoft.com/office/word/2010/wordprocessingInk" xmlns:wne="http://schemas.microsoft.com/office/word/2006/wordml" xmlns:wps="http://schemas.microsoft.com/office/word/2010/wordprocessingShape" mc:Ignorable="w14 w15 wp14">
   <w:body>
     <w:p>
       <w:pPr>
@@ -91,7 +91,7 @@
           <w:sz w:val="28"/>
           <w:szCs w:val="28"/>
         </w:rPr>
-        <w:t xml:space="preserve"> dan </w:t>
+        <w:t xml:space="preserve"> </w:t>
       </w:r>
       <w:proofErr w:type="spellStart"/>
       <w:r>
@@ -101,7 +101,7 @@
           <w:sz w:val="28"/>
           <w:szCs w:val="28"/>
         </w:rPr>
-        <w:t>Pelaporan</w:t>
+        <w:t>dan</w:t>
       </w:r>
       <w:proofErr w:type="spellEnd"/>
       <w:r>
@@ -121,7 +121,7 @@
           <w:sz w:val="28"/>
           <w:szCs w:val="28"/>
         </w:rPr>
-        <w:t>Penyisipan</w:t>
+        <w:t>Pelaporan</w:t>
       </w:r>
       <w:proofErr w:type="spellEnd"/>
       <w:r>
@@ -141,7 +141,7 @@
           <w:sz w:val="28"/>
           <w:szCs w:val="28"/>
         </w:rPr>
-        <w:t>Konten</w:t>
+        <w:t>Penyisipan</w:t>
       </w:r>
       <w:proofErr w:type="spellEnd"/>
       <w:r>
@@ -161,7 +161,7 @@
           <w:sz w:val="28"/>
           <w:szCs w:val="28"/>
         </w:rPr>
-        <w:t>Ilegal</w:t>
+        <w:t>Konten</w:t>
       </w:r>
       <w:proofErr w:type="spellEnd"/>
       <w:r>
@@ -171,7 +171,7 @@
           <w:sz w:val="28"/>
           <w:szCs w:val="28"/>
         </w:rPr>
-        <w:t xml:space="preserve"> pada Website </w:t>
+        <w:t xml:space="preserve"> </w:t>
       </w:r>
       <w:proofErr w:type="spellStart"/>
       <w:r>
@@ -181,7 +181,7 @@
           <w:sz w:val="28"/>
           <w:szCs w:val="28"/>
         </w:rPr>
-        <w:t>Instansi</w:t>
+        <w:t>Ilegal</w:t>
       </w:r>
       <w:proofErr w:type="spellEnd"/>
       <w:r>
@@ -201,7 +201,7 @@
           <w:sz w:val="28"/>
           <w:szCs w:val="28"/>
         </w:rPr>
-        <w:t>Pemerintah</w:t>
+        <w:t>pada</w:t>
       </w:r>
       <w:proofErr w:type="spellEnd"/>
       <w:r>
@@ -211,6 +211,46 @@
           <w:sz w:val="28"/>
           <w:szCs w:val="28"/>
         </w:rPr>
+        <w:t xml:space="preserve"> Website </w:t>
+      </w:r>
+      <w:proofErr w:type="spellStart"/>
+      <w:r>
+        <w:rPr>
+          <w:rFonts w:ascii="Times New Roman" w:hAnsi="Times New Roman" w:cs="Times New Roman"/>
+          <w:b/>
+          <w:sz w:val="28"/>
+          <w:szCs w:val="28"/>
+        </w:rPr>
+        <w:t>Instansi</w:t>
+      </w:r>
+      <w:proofErr w:type="spellEnd"/>
+      <w:r>
+        <w:rPr>
+          <w:rFonts w:ascii="Times New Roman" w:hAnsi="Times New Roman" w:cs="Times New Roman"/>
+          <w:b/>
+          <w:sz w:val="28"/>
+          <w:szCs w:val="28"/>
+        </w:rPr>
+        <w:t xml:space="preserve"> </w:t>
+      </w:r>
+      <w:proofErr w:type="spellStart"/>
+      <w:r>
+        <w:rPr>
+          <w:rFonts w:ascii="Times New Roman" w:hAnsi="Times New Roman" w:cs="Times New Roman"/>
+          <w:b/>
+          <w:sz w:val="28"/>
+          <w:szCs w:val="28"/>
+        </w:rPr>
+        <w:t>Pemerintah</w:t>
+      </w:r>
+      <w:proofErr w:type="spellEnd"/>
+      <w:r>
+        <w:rPr>
+          <w:rFonts w:ascii="Times New Roman" w:hAnsi="Times New Roman" w:cs="Times New Roman"/>
+          <w:b/>
+          <w:sz w:val="28"/>
+          <w:szCs w:val="28"/>
+        </w:rPr>
         <w:t xml:space="preserve"> </w:t>
       </w:r>
     </w:p>
@@ -243,27 +283,7 @@
           <w:sz w:val="28"/>
           <w:szCs w:val="28"/>
         </w:rPr>
-        <w:t xml:space="preserve"> </w:t>
-      </w:r>
-      <w:proofErr w:type="gramStart"/>
-      <w:r>
-        <w:rPr>
-          <w:rFonts w:ascii="Times New Roman" w:hAnsi="Times New Roman" w:cs="Times New Roman"/>
-          <w:b/>
-          <w:sz w:val="28"/>
-          <w:szCs w:val="28"/>
-        </w:rPr>
-        <w:t>KASUS :</w:t>
-      </w:r>
-      <w:proofErr w:type="gramEnd"/>
-      <w:r>
-        <w:rPr>
-          <w:rFonts w:ascii="Times New Roman" w:hAnsi="Times New Roman" w:cs="Times New Roman"/>
-          <w:b/>
-          <w:sz w:val="28"/>
-          <w:szCs w:val="28"/>
-        </w:rPr>
-        <w:t xml:space="preserve"> DISKOMINFO KUBURAYA</w:t>
+        <w:t xml:space="preserve"> KASUS : DISKOMINFO KUBURAYA</w:t>
       </w:r>
     </w:p>
     <w:p>
@@ -501,7 +521,25 @@
           <w:sz w:val="24"/>
           <w:szCs w:val="24"/>
         </w:rPr>
-        <w:t xml:space="preserve"> PKL pada program Sarjana (S1)</w:t>
+        <w:t xml:space="preserve"> PKL </w:t>
+      </w:r>
+      <w:proofErr w:type="spellStart"/>
+      <w:r>
+        <w:rPr>
+          <w:rFonts w:ascii="Times New Roman" w:hAnsi="Times New Roman" w:cs="Times New Roman"/>
+          <w:sz w:val="24"/>
+          <w:szCs w:val="24"/>
+        </w:rPr>
+        <w:t>pada</w:t>
+      </w:r>
+      <w:proofErr w:type="spellEnd"/>
+      <w:r>
+        <w:rPr>
+          <w:rFonts w:ascii="Times New Roman" w:hAnsi="Times New Roman" w:cs="Times New Roman"/>
+          <w:sz w:val="24"/>
+          <w:szCs w:val="24"/>
+        </w:rPr>
+        <w:t xml:space="preserve"> program Sarjana (S1)</w:t>
       </w:r>
     </w:p>
     <w:p>
@@ -647,7 +685,27 @@
           <w:sz w:val="24"/>
           <w:szCs w:val="24"/>
         </w:rPr>
-        <w:t xml:space="preserve">Program Studi </w:t>
+        <w:t xml:space="preserve">Program </w:t>
+      </w:r>
+      <w:proofErr w:type="spellStart"/>
+      <w:r>
+        <w:rPr>
+          <w:rFonts w:ascii="Times New Roman" w:hAnsi="Times New Roman" w:cs="Times New Roman"/>
+          <w:b/>
+          <w:sz w:val="24"/>
+          <w:szCs w:val="24"/>
+        </w:rPr>
+        <w:t>Studi</w:t>
+      </w:r>
+      <w:proofErr w:type="spellEnd"/>
+      <w:r>
+        <w:rPr>
+          <w:rFonts w:ascii="Times New Roman" w:hAnsi="Times New Roman" w:cs="Times New Roman"/>
+          <w:b/>
+          <w:sz w:val="24"/>
+          <w:szCs w:val="24"/>
+        </w:rPr>
+        <w:t xml:space="preserve"> </w:t>
       </w:r>
       <w:proofErr w:type="spellStart"/>
       <w:r>
@@ -687,7 +745,27 @@
           <w:sz w:val="24"/>
           <w:szCs w:val="24"/>
         </w:rPr>
-        <w:t xml:space="preserve"> Kampus Kota Pontianak</w:t>
+        <w:t xml:space="preserve"> </w:t>
+      </w:r>
+      <w:proofErr w:type="spellStart"/>
+      <w:r>
+        <w:rPr>
+          <w:rFonts w:ascii="Times New Roman" w:hAnsi="Times New Roman" w:cs="Times New Roman"/>
+          <w:b/>
+          <w:sz w:val="24"/>
+          <w:szCs w:val="24"/>
+        </w:rPr>
+        <w:t>Kampus</w:t>
+      </w:r>
+      <w:proofErr w:type="spellEnd"/>
+      <w:r>
+        <w:rPr>
+          <w:rFonts w:ascii="Times New Roman" w:hAnsi="Times New Roman" w:cs="Times New Roman"/>
+          <w:b/>
+          <w:sz w:val="24"/>
+          <w:szCs w:val="24"/>
+        </w:rPr>
+        <w:t xml:space="preserve"> Kota Pontianak</w:t>
       </w:r>
       <w:r>
         <w:rPr>
@@ -716,7 +794,47 @@
           <w:sz w:val="24"/>
           <w:szCs w:val="24"/>
         </w:rPr>
-        <w:t xml:space="preserve"> Teknik dan </w:t>
+        <w:t xml:space="preserve"> </w:t>
+      </w:r>
+      <w:proofErr w:type="spellStart"/>
+      <w:r>
+        <w:rPr>
+          <w:rFonts w:ascii="Times New Roman" w:hAnsi="Times New Roman" w:cs="Times New Roman"/>
+          <w:b/>
+          <w:sz w:val="24"/>
+          <w:szCs w:val="24"/>
+        </w:rPr>
+        <w:t>Teknik</w:t>
+      </w:r>
+      <w:proofErr w:type="spellEnd"/>
+      <w:r>
+        <w:rPr>
+          <w:rFonts w:ascii="Times New Roman" w:hAnsi="Times New Roman" w:cs="Times New Roman"/>
+          <w:b/>
+          <w:sz w:val="24"/>
+          <w:szCs w:val="24"/>
+        </w:rPr>
+        <w:t xml:space="preserve"> </w:t>
+      </w:r>
+      <w:proofErr w:type="spellStart"/>
+      <w:r>
+        <w:rPr>
+          <w:rFonts w:ascii="Times New Roman" w:hAnsi="Times New Roman" w:cs="Times New Roman"/>
+          <w:b/>
+          <w:sz w:val="24"/>
+          <w:szCs w:val="24"/>
+        </w:rPr>
+        <w:t>dan</w:t>
+      </w:r>
+      <w:proofErr w:type="spellEnd"/>
+      <w:r>
+        <w:rPr>
+          <w:rFonts w:ascii="Times New Roman" w:hAnsi="Times New Roman" w:cs="Times New Roman"/>
+          <w:b/>
+          <w:sz w:val="24"/>
+          <w:szCs w:val="24"/>
+        </w:rPr>
+        <w:t xml:space="preserve"> </w:t>
       </w:r>
       <w:proofErr w:type="spellStart"/>
       <w:r>
@@ -741,14 +859,65 @@
           <w:szCs w:val="24"/>
         </w:rPr>
       </w:pPr>
-      <w:r>
-        <w:rPr>
-          <w:rFonts w:ascii="Times New Roman" w:hAnsi="Times New Roman" w:cs="Times New Roman"/>
-          <w:b/>
-          <w:sz w:val="24"/>
-          <w:szCs w:val="24"/>
-        </w:rPr>
-        <w:t xml:space="preserve">Universitas Bina Sarana </w:t>
+      <w:proofErr w:type="spellStart"/>
+      <w:r>
+        <w:rPr>
+          <w:rFonts w:ascii="Times New Roman" w:hAnsi="Times New Roman" w:cs="Times New Roman"/>
+          <w:b/>
+          <w:sz w:val="24"/>
+          <w:szCs w:val="24"/>
+        </w:rPr>
+        <w:t>Universitas</w:t>
+      </w:r>
+      <w:proofErr w:type="spellEnd"/>
+      <w:r>
+        <w:rPr>
+          <w:rFonts w:ascii="Times New Roman" w:hAnsi="Times New Roman" w:cs="Times New Roman"/>
+          <w:b/>
+          <w:sz w:val="24"/>
+          <w:szCs w:val="24"/>
+        </w:rPr>
+        <w:t xml:space="preserve"> </w:t>
+      </w:r>
+      <w:proofErr w:type="spellStart"/>
+      <w:r>
+        <w:rPr>
+          <w:rFonts w:ascii="Times New Roman" w:hAnsi="Times New Roman" w:cs="Times New Roman"/>
+          <w:b/>
+          <w:sz w:val="24"/>
+          <w:szCs w:val="24"/>
+        </w:rPr>
+        <w:t>Bina</w:t>
+      </w:r>
+      <w:proofErr w:type="spellEnd"/>
+      <w:r>
+        <w:rPr>
+          <w:rFonts w:ascii="Times New Roman" w:hAnsi="Times New Roman" w:cs="Times New Roman"/>
+          <w:b/>
+          <w:sz w:val="24"/>
+          <w:szCs w:val="24"/>
+        </w:rPr>
+        <w:t xml:space="preserve"> </w:t>
+      </w:r>
+      <w:proofErr w:type="spellStart"/>
+      <w:r>
+        <w:rPr>
+          <w:rFonts w:ascii="Times New Roman" w:hAnsi="Times New Roman" w:cs="Times New Roman"/>
+          <w:b/>
+          <w:sz w:val="24"/>
+          <w:szCs w:val="24"/>
+        </w:rPr>
+        <w:t>Sarana</w:t>
+      </w:r>
+      <w:proofErr w:type="spellEnd"/>
+      <w:r>
+        <w:rPr>
+          <w:rFonts w:ascii="Times New Roman" w:hAnsi="Times New Roman" w:cs="Times New Roman"/>
+          <w:b/>
+          <w:sz w:val="24"/>
+          <w:szCs w:val="24"/>
+        </w:rPr>
+        <w:t xml:space="preserve"> </w:t>
       </w:r>
       <w:proofErr w:type="spellStart"/>
       <w:r>
@@ -844,8 +1013,13 @@
           <w:numId w:val="1"/>
         </w:numPr>
       </w:pPr>
-      <w:r>
-        <w:t xml:space="preserve">Latar </w:t>
+      <w:proofErr w:type="spellStart"/>
+      <w:r>
+        <w:t>Latar</w:t>
+      </w:r>
+      <w:proofErr w:type="spellEnd"/>
+      <w:r>
+        <w:t xml:space="preserve"> </w:t>
       </w:r>
       <w:proofErr w:type="spellStart"/>
       <w:r>
@@ -869,12 +1043,24 @@
       </w:pPr>
       <w:r>
         <w:rPr>
-          <w:rFonts w:ascii="Times New Roman" w:hAnsi="Times New Roman" w:eastAsia="Times New Roman"/>
-          <w:b w:val="0"/>
-          <w:i w:val="0"/>
-          <w:sz w:val="24"/>
-        </w:rPr>
-        <w:t>Perkembangan teknologi informasi dan komunikasi yang pesat telah mendorong hampir seluruh instansi pemerintah, termasuk Dinas Komunikasi dan Informatika (Diskominfo) Kabupaten Kubu Raya beserta Organisasi Perangkat Daerah (OPD) di bawah koordinasinya, untuk memiliki dan mengelola situs web resmi sebagai media informasi publik. Website instansi pemerintah memiliki peran strategis karena menjadi kanal resmi penyampaian informasi kepada masyarakat, sehingga tingkat kepercayaan publik terhadap konten yang ditampilkan sangat tinggi.</w:t>
+          <w:rFonts w:ascii="Times New Roman" w:eastAsia="Times New Roman" w:hAnsi="Times New Roman"/>
+          <w:sz w:val="24"/>
+        </w:rPr>
+        <w:t xml:space="preserve">Perkembangan teknologi informasi dan komunikasi </w:t>
+      </w:r>
+      <w:r>
+        <w:rPr>
+          <w:rFonts w:ascii="Times New Roman" w:eastAsia="Times New Roman" w:hAnsi="Times New Roman"/>
+          <w:sz w:val="24"/>
+        </w:rPr>
+        <w:t>yang pesat telah mendorong hampir seluruh instansi pemerintah, termasuk Dinas Komunikasi dan Informatika (Diskominfo) Kabupaten Kubu Raya beserta Organisasi Perangkat Daerah (OPD) di bawah koordinasinya, untuk memiliki dan mengelola situs web resmi sebagai</w:t>
+      </w:r>
+      <w:r>
+        <w:rPr>
+          <w:rFonts w:ascii="Times New Roman" w:eastAsia="Times New Roman" w:hAnsi="Times New Roman"/>
+          <w:sz w:val="24"/>
+        </w:rPr>
+        <w:t xml:space="preserve"> media informasi publik. Website instansi pemerintah memiliki peran strategis karena menjadi kanal resmi penyampaian informasi kepada masyarakat, sehingga tingkat kepercayaan publik terhadap konten yang ditampilkan sangat tinggi.</w:t>
       </w:r>
     </w:p>
     <w:p>
@@ -885,12 +1071,31 @@
       </w:pPr>
       <w:r>
         <w:rPr>
-          <w:rFonts w:ascii="Times New Roman" w:hAnsi="Times New Roman" w:eastAsia="Times New Roman"/>
-          <w:b w:val="0"/>
-          <w:i w:val="0"/>
-          <w:sz w:val="24"/>
-        </w:rPr>
-        <w:t>Di sisi lain, tingginya kepercayaan tersebut kerap disalahgunakan oleh pihak yang tidak bertanggung jawab melalui teknik peretasan maupun eksploitasi celah keamanan untuk menyisipkan konten ilegal ke dalam website resmi pemerintah, salah satu yang paling marak adalah promosi judi online. Penyisipan konten dilakukan dengan berbagai teknik, mulai dari penyisipan kata kunci tersembunyi (keyword stuffing), iframe tersembunyi, redirect otomatis ke situs judi, hingga pemasangan skrip berbahaya (malicious script) yang sulit terdeteksi secara kasat mata oleh pengelola website. Jika dibiarkan, kondisi ini tidak hanya merugikan reputasi instansi terkait tetapi juga berpotensi melanggar ketentuan hukum yang berlaku serta merugikan masyarakat yang mengakses website tersebut.</w:t>
+          <w:rFonts w:ascii="Times New Roman" w:eastAsia="Times New Roman" w:hAnsi="Times New Roman"/>
+          <w:sz w:val="24"/>
+        </w:rPr>
+        <w:t xml:space="preserve">Di sisi lain, tingginya </w:t>
+      </w:r>
+      <w:r>
+        <w:rPr>
+          <w:rFonts w:ascii="Times New Roman" w:eastAsia="Times New Roman" w:hAnsi="Times New Roman"/>
+          <w:sz w:val="24"/>
+        </w:rPr>
+        <w:t>kepercayaan tersebut kerap disalahgunakan oleh pihak yang tidak bertanggung jawab melalui teknik peretasan maupun eksploitasi celah keamanan untuk menyisipkan konten ilegal ke dalam website resmi pemerintah, salah satu yang paling marak adalah promosi judi</w:t>
+      </w:r>
+      <w:r>
+        <w:rPr>
+          <w:rFonts w:ascii="Times New Roman" w:eastAsia="Times New Roman" w:hAnsi="Times New Roman"/>
+          <w:sz w:val="24"/>
+        </w:rPr>
+        <w:t xml:space="preserve"> online. Penyisipan konten dilakukan dengan berbagai teknik, mulai dari penyisipan kata kunci tersembunyi (keyword stuffing), iframe tersembunyi, redirect otomatis ke situs judi, hingga pemasangan skrip berbahaya (malicious script) yang sulit terdeteksi se</w:t>
+      </w:r>
+      <w:r>
+        <w:rPr>
+          <w:rFonts w:ascii="Times New Roman" w:eastAsia="Times New Roman" w:hAnsi="Times New Roman"/>
+          <w:sz w:val="24"/>
+        </w:rPr>
+        <w:t>cara kasat mata oleh pengelola website. Jika dibiarkan, kondisi ini tidak hanya merugikan reputasi instansi terkait tetapi juga berpotensi melanggar ketentuan hukum yang berlaku serta merugikan masyarakat yang mengakses website tersebut.</w:t>
       </w:r>
     </w:p>
     <w:p>
@@ -901,12 +1106,31 @@
       </w:pPr>
       <w:r>
         <w:rPr>
-          <w:rFonts w:ascii="Times New Roman" w:hAnsi="Times New Roman" w:eastAsia="Times New Roman"/>
-          <w:b w:val="0"/>
-          <w:i w:val="0"/>
-          <w:sz w:val="24"/>
-        </w:rPr>
-        <w:t>Sejauh ini, pengawasan terhadap konten website OPD di lingkungan Diskominfo Kabupaten Kubu Raya masih dilakukan secara manual, yaitu dengan memeriksa tampilan website satu per satu tanpa alat bantu otomatis. Cara ini dinilai kurang efektif karena keterbatasan jumlah personel, banyaknya website yang harus diawasi, serta sifat konten sisipan yang seringkali disembunyikan secara teknis sehingga tidak mudah terlihat oleh mata biasa. Akibatnya, konten ilegal dapat terpasang dalam waktu yang cukup lama sebelum akhirnya diketahui, baik oleh pengelola maupun oleh laporan masyarakat.</w:t>
+          <w:rFonts w:ascii="Times New Roman" w:eastAsia="Times New Roman" w:hAnsi="Times New Roman"/>
+          <w:sz w:val="24"/>
+        </w:rPr>
+        <w:t>Sejauh ini, pengaw</w:t>
+      </w:r>
+      <w:r>
+        <w:rPr>
+          <w:rFonts w:ascii="Times New Roman" w:eastAsia="Times New Roman" w:hAnsi="Times New Roman"/>
+          <w:sz w:val="24"/>
+        </w:rPr>
+        <w:t>asan terhadap konten website OPD di lingkungan Diskominfo Kabupaten Kubu Raya masih dilakukan secara manual, yaitu dengan memeriksa tampilan website satu per satu tanpa alat bantu otomatis. Cara ini dinilai kurang efektif karena keterbatasan jumlah persone</w:t>
+      </w:r>
+      <w:r>
+        <w:rPr>
+          <w:rFonts w:ascii="Times New Roman" w:eastAsia="Times New Roman" w:hAnsi="Times New Roman"/>
+          <w:sz w:val="24"/>
+        </w:rPr>
+        <w:t xml:space="preserve">l, banyaknya website yang harus diawasi, serta sifat konten sisipan yang seringkali disembunyikan secara teknis sehingga tidak mudah terlihat oleh mata biasa. Akibatnya, konten ilegal dapat terpasang dalam waktu yang cukup lama sebelum akhirnya diketahui, </w:t>
+      </w:r>
+      <w:r>
+        <w:rPr>
+          <w:rFonts w:ascii="Times New Roman" w:eastAsia="Times New Roman" w:hAnsi="Times New Roman"/>
+          <w:sz w:val="24"/>
+        </w:rPr>
+        <w:t>baik oleh pengelola maupun oleh laporan masyarakat.</w:t>
       </w:r>
     </w:p>
     <w:p>
@@ -917,12 +1141,32 @@
       </w:pPr>
       <w:r>
         <w:rPr>
-          <w:rFonts w:ascii="Times New Roman" w:hAnsi="Times New Roman" w:eastAsia="Times New Roman"/>
-          <w:b w:val="0"/>
-          <w:i w:val="0"/>
-          <w:sz w:val="24"/>
-        </w:rPr>
-        <w:t>Berdasarkan permasalahan tersebut, penulis tertarik untuk merancang dan membangun sebuah sistem informasi berbasis web bernama SIPAJUDOL (Sistem Informasi Deteksi dan Pelaporan Penyisipan Konten Ilegal) yang mampu melakukan pemindaian (scanning) secara otomatis terhadap website-website OPD, mendeteksi indikasi penyisipan konten ilegal maupun celah keamanan, serta menghasilkan laporan resmi yang dapat digunakan sebagai dasar tindak lanjut oleh Diskominfo Kabupaten Kubu Raya. Sistem ini diharapkan dapat membantu instansi dalam melakukan pengawasan website secara lebih cepat, konsisten, dan terdokumentasi dengan baik.</w:t>
+          <w:rFonts w:ascii="Times New Roman" w:eastAsia="Times New Roman" w:hAnsi="Times New Roman"/>
+          <w:sz w:val="24"/>
+        </w:rPr>
+        <w:t>Berdasarkan permasalahan tersebut, penulis tertarik untuk merancang dan membangun sebuah sistem informasi berbasis web bernama SIDEPSIL (Sistem Informasi Deteksi dan Pelaporan Penyisipan Konten Ilegal) ya</w:t>
+      </w:r>
+      <w:r>
+        <w:rPr>
+          <w:rFonts w:ascii="Times New Roman" w:eastAsia="Times New Roman" w:hAnsi="Times New Roman"/>
+          <w:sz w:val="24"/>
+        </w:rPr>
+        <w:t xml:space="preserve">ng mampu melakukan pemindaian (scanning) secara otomatis terhadap website-website OPD, mendeteksi </w:t>
+      </w:r>
+      <w:r>
+        <w:rPr>
+          <w:rFonts w:ascii="Times New Roman" w:eastAsia="Times New Roman" w:hAnsi="Times New Roman"/>
+          <w:sz w:val="24"/>
+        </w:rPr>
+        <w:lastRenderedPageBreak/>
+        <w:t>indikasi penyisipan konten ilegal maupun celah keamanan, serta menghasilkan laporan resmi yang dapat digunakan sebagai dasar tindak lanjut oleh Diskominfo Kab</w:t>
+      </w:r>
+      <w:r>
+        <w:rPr>
+          <w:rFonts w:ascii="Times New Roman" w:eastAsia="Times New Roman" w:hAnsi="Times New Roman"/>
+          <w:sz w:val="24"/>
+        </w:rPr>
+        <w:t>upaten Kubu Raya. Sistem ini diharapkan dapat membantu instansi dalam melakukan pengawasan website secara lebih cepat, konsisten, dan terdokumentasi dengan baik.</w:t>
       </w:r>
     </w:p>
     <w:p>
@@ -945,36 +1189,267 @@
       </w:pPr>
       <w:r>
         <w:rPr>
-          <w:rFonts w:ascii="Times New Roman" w:hAnsi="Times New Roman" w:eastAsia="Times New Roman"/>
-          <w:b w:val="0"/>
-          <w:i w:val="0"/>
-          <w:sz w:val="24"/>
-        </w:rPr>
-        <w:t>Maksud kegiatan Praktik Kerja Lapangan (PKL) ini adalah menerapkan ilmu pengetahuan yang telah diperoleh penulis selama perkuliahan pada Program Studi Sistem Informasi, sekaligus merancang dan membangun sistem informasi yang dapat membantu Diskominfo Kabupaten Kubu Raya dalam melakukan deteksi dan pelaporan penyisipan konten ilegal pada website instansi pemerintah. Adapun tujuan dari penyusunan laporan ini adalah sebagai berikut:</w:t>
+          <w:rFonts w:ascii="Times New Roman" w:eastAsia="Times New Roman" w:hAnsi="Times New Roman"/>
+          <w:sz w:val="24"/>
+        </w:rPr>
+        <w:t>Maksud kegiatan Praktik Kerja Lapangan (PKL) ini adalah menerapkan ilmu peng</w:t>
+      </w:r>
+      <w:r>
+        <w:rPr>
+          <w:rFonts w:ascii="Times New Roman" w:eastAsia="Times New Roman" w:hAnsi="Times New Roman"/>
+          <w:sz w:val="24"/>
+        </w:rPr>
+        <w:t>etahuan yang telah diperoleh penulis selama perkuliahan pada Program Studi Sistem Informasi, sekaligus merancang dan membangun sistem informasi yang dapat membantu Diskominfo Kabupaten Kubu Raya dalam melakukan deteksi dan pelaporan penyisipan konten ilega</w:t>
+      </w:r>
+      <w:r>
+        <w:rPr>
+          <w:rFonts w:ascii="Times New Roman" w:eastAsia="Times New Roman" w:hAnsi="Times New Roman"/>
+          <w:sz w:val="24"/>
+        </w:rPr>
+        <w:t>l pada website instansi pemerintah. Adapun tujuan dari penyusunan laporan ini adalah sebagai berikut:</w:t>
       </w:r>
     </w:p>
     <w:p>
       <w:pPr>
         <w:spacing w:after="120" w:line="360" w:lineRule="auto"/>
-        <w:ind w:firstLine="709"/>
+        <w:ind w:left="284"/>
         <w:jc w:val="both"/>
       </w:pPr>
       <w:r>
         <w:rPr>
-          <w:rFonts w:ascii="Times New Roman" w:hAnsi="Times New Roman" w:eastAsia="Times New Roman"/>
-          <w:b w:val="0"/>
-          <w:i w:val="0"/>
-          <w:sz w:val="24"/>
-        </w:rPr>
-        <w:t>1. Menganalisis proses pengawasan website OPD yang berjalan saat ini di lingkungan Diskominfo Kabupaten Kubu Raya.</w:t>
-        <w:br/>
-        <w:t>2. Merancang sistem informasi yang mampu melakukan crawling dan pemindaian otomatis terhadap website OPD untuk mendeteksi indikasi konten judi online, malware, dan celah keamanan lainnya.</w:t>
-        <w:br/>
-        <w:t>3. Membangun mekanisme penilaian tingkat risiko (risk scoring) atas hasil pemindaian sehingga prioritas penanganan dapat ditentukan secara objektif.</w:t>
+          <w:rFonts w:ascii="Times New Roman" w:eastAsia="Times New Roman" w:hAnsi="Times New Roman"/>
+          <w:sz w:val="24"/>
+        </w:rPr>
+        <w:t xml:space="preserve">1. Menganalisis proses pengawasan website OPD yang </w:t>
+      </w:r>
+      <w:proofErr w:type="spellStart"/>
+      <w:r>
+        <w:rPr>
+          <w:rFonts w:ascii="Times New Roman" w:eastAsia="Times New Roman" w:hAnsi="Times New Roman"/>
+          <w:sz w:val="24"/>
+        </w:rPr>
+        <w:t>berjalan</w:t>
+      </w:r>
+      <w:proofErr w:type="spellEnd"/>
+      <w:r>
+        <w:rPr>
+          <w:rFonts w:ascii="Times New Roman" w:eastAsia="Times New Roman" w:hAnsi="Times New Roman"/>
+          <w:sz w:val="24"/>
+        </w:rPr>
+        <w:t xml:space="preserve"> </w:t>
+      </w:r>
+      <w:proofErr w:type="spellStart"/>
+      <w:r>
+        <w:rPr>
+          <w:rFonts w:ascii="Times New Roman" w:eastAsia="Times New Roman" w:hAnsi="Times New Roman"/>
+          <w:sz w:val="24"/>
+        </w:rPr>
+        <w:t>saat</w:t>
+      </w:r>
+      <w:proofErr w:type="spellEnd"/>
+      <w:r>
+        <w:rPr>
+          <w:rFonts w:ascii="Times New Roman" w:eastAsia="Times New Roman" w:hAnsi="Times New Roman"/>
+          <w:sz w:val="24"/>
+        </w:rPr>
+        <w:t xml:space="preserve"> </w:t>
+      </w:r>
+      <w:proofErr w:type="spellStart"/>
+      <w:r>
+        <w:rPr>
+          <w:rFonts w:ascii="Times New Roman" w:eastAsia="Times New Roman" w:hAnsi="Times New Roman"/>
+          <w:sz w:val="24"/>
+        </w:rPr>
+        <w:t>ini</w:t>
+      </w:r>
+      <w:proofErr w:type="spellEnd"/>
+      <w:r>
+        <w:rPr>
+          <w:rFonts w:ascii="Times New Roman" w:eastAsia="Times New Roman" w:hAnsi="Times New Roman"/>
+          <w:sz w:val="24"/>
+        </w:rPr>
+        <w:t xml:space="preserve"> di </w:t>
+      </w:r>
+      <w:proofErr w:type="spellStart"/>
+      <w:r>
+        <w:rPr>
+          <w:rFonts w:ascii="Times New Roman" w:eastAsia="Times New Roman" w:hAnsi="Times New Roman"/>
+          <w:sz w:val="24"/>
+        </w:rPr>
+        <w:t>lingkungan</w:t>
+      </w:r>
+      <w:proofErr w:type="spellEnd"/>
+      <w:r>
+        <w:rPr>
+          <w:rFonts w:ascii="Times New Roman" w:eastAsia="Times New Roman" w:hAnsi="Times New Roman"/>
+          <w:sz w:val="24"/>
+        </w:rPr>
+        <w:t xml:space="preserve"> </w:t>
+      </w:r>
+      <w:proofErr w:type="spellStart"/>
+      <w:r>
+        <w:rPr>
+          <w:rFonts w:ascii="Times New Roman" w:eastAsia="Times New Roman" w:hAnsi="Times New Roman"/>
+          <w:sz w:val="24"/>
+        </w:rPr>
+        <w:t>Diskominfo</w:t>
+      </w:r>
+      <w:proofErr w:type="spellEnd"/>
+      <w:r>
+        <w:rPr>
+          <w:rFonts w:ascii="Times New Roman" w:eastAsia="Times New Roman" w:hAnsi="Times New Roman"/>
+          <w:sz w:val="24"/>
+        </w:rPr>
+        <w:t xml:space="preserve"> </w:t>
+      </w:r>
+      <w:proofErr w:type="spellStart"/>
+      <w:r>
+        <w:rPr>
+          <w:rFonts w:ascii="Times New Roman" w:eastAsia="Times New Roman" w:hAnsi="Times New Roman"/>
+          <w:sz w:val="24"/>
+        </w:rPr>
+        <w:t>Kabupaten</w:t>
+      </w:r>
+      <w:proofErr w:type="spellEnd"/>
+      <w:r>
+        <w:rPr>
+          <w:rFonts w:ascii="Times New Roman" w:eastAsia="Times New Roman" w:hAnsi="Times New Roman"/>
+          <w:sz w:val="24"/>
+        </w:rPr>
+        <w:t xml:space="preserve"> </w:t>
+      </w:r>
+      <w:proofErr w:type="spellStart"/>
+      <w:r>
+        <w:rPr>
+          <w:rFonts w:ascii="Times New Roman" w:eastAsia="Times New Roman" w:hAnsi="Times New Roman"/>
+          <w:sz w:val="24"/>
+        </w:rPr>
+        <w:t>Kubu</w:t>
+      </w:r>
+      <w:proofErr w:type="spellEnd"/>
+      <w:r>
+        <w:rPr>
+          <w:rFonts w:ascii="Times New Roman" w:eastAsia="Times New Roman" w:hAnsi="Times New Roman"/>
+          <w:sz w:val="24"/>
+        </w:rPr>
+        <w:t xml:space="preserve"> Raya.</w:t>
+      </w:r>
+      <w:r>
+        <w:rPr>
+          <w:rFonts w:ascii="Times New Roman" w:eastAsia="Times New Roman" w:hAnsi="Times New Roman"/>
+          <w:sz w:val="24"/>
+        </w:rPr>
+        <w:br/>
+        <w:t>2. Merancang sistem informasi yang mamp</w:t>
+      </w:r>
+      <w:r>
+        <w:rPr>
+          <w:rFonts w:ascii="Times New Roman" w:eastAsia="Times New Roman" w:hAnsi="Times New Roman"/>
+          <w:sz w:val="24"/>
+        </w:rPr>
+        <w:t>u melakukan crawling dan pemindaian otomatis terhadap website OPD untuk mendeteksi indikasi konten judi online, malware, dan celah keamanan lainnya.</w:t>
+      </w:r>
+      <w:r>
+        <w:rPr>
+          <w:rFonts w:ascii="Times New Roman" w:eastAsia="Times New Roman" w:hAnsi="Times New Roman"/>
+          <w:sz w:val="24"/>
+        </w:rPr>
+        <w:br/>
+        <w:t>3. Membangun mekanisme penilaian tingkat risiko (risk scoring) atas hasil pemindaian sehingga prioritas pen</w:t>
+      </w:r>
+      <w:r>
+        <w:rPr>
+          <w:rFonts w:ascii="Times New Roman" w:eastAsia="Times New Roman" w:hAnsi="Times New Roman"/>
+          <w:sz w:val="24"/>
+        </w:rPr>
+        <w:t>anganan dapat ditentukan secara objektif.</w:t>
+      </w:r>
+      <w:r>
+        <w:rPr>
+          <w:rFonts w:ascii="Times New Roman" w:eastAsia="Times New Roman" w:hAnsi="Times New Roman"/>
+          <w:sz w:val="24"/>
+        </w:rPr>
         <w:br/>
         <w:t>4. Menyediakan fitur pembuatan dan pengiriman laporan resmi (dokumen PDF dan notifikasi surel) sebagai bahan tindak lanjut instansi terkait.</w:t>
-        <w:br/>
-        <w:t>5. Sebagai salah satu syarat kelulusan untuk menyelesaikan mata kuliah Praktik Kerja Lapangan pada Program Sarjana (S1) Program Studi Sistem Informasi, Universitas Bina Sarana Informatika.</w:t>
+      </w:r>
+      <w:r>
+        <w:rPr>
+          <w:rFonts w:ascii="Times New Roman" w:eastAsia="Times New Roman" w:hAnsi="Times New Roman"/>
+          <w:sz w:val="24"/>
+        </w:rPr>
+        <w:br/>
+        <w:t>5. Sebagai salah satu syarat kelulusan untuk menyelesaikan mata kuliah Pr</w:t>
+      </w:r>
+      <w:r>
+        <w:rPr>
+          <w:rFonts w:ascii="Times New Roman" w:eastAsia="Times New Roman" w:hAnsi="Times New Roman"/>
+          <w:sz w:val="24"/>
+        </w:rPr>
+        <w:t xml:space="preserve">aktik Kerja Lapangan pada Program Sarjana (S1) Program Studi Sistem Informasi, </w:t>
+      </w:r>
+      <w:proofErr w:type="spellStart"/>
+      <w:r>
+        <w:rPr>
+          <w:rFonts w:ascii="Times New Roman" w:eastAsia="Times New Roman" w:hAnsi="Times New Roman"/>
+          <w:sz w:val="24"/>
+        </w:rPr>
+        <w:t>Universitas</w:t>
+      </w:r>
+      <w:proofErr w:type="spellEnd"/>
+      <w:r>
+        <w:rPr>
+          <w:rFonts w:ascii="Times New Roman" w:eastAsia="Times New Roman" w:hAnsi="Times New Roman"/>
+          <w:sz w:val="24"/>
+        </w:rPr>
+        <w:t xml:space="preserve"> </w:t>
+      </w:r>
+      <w:proofErr w:type="spellStart"/>
+      <w:r>
+        <w:rPr>
+          <w:rFonts w:ascii="Times New Roman" w:eastAsia="Times New Roman" w:hAnsi="Times New Roman"/>
+          <w:sz w:val="24"/>
+        </w:rPr>
+        <w:t>Bina</w:t>
+      </w:r>
+      <w:proofErr w:type="spellEnd"/>
+      <w:r>
+        <w:rPr>
+          <w:rFonts w:ascii="Times New Roman" w:eastAsia="Times New Roman" w:hAnsi="Times New Roman"/>
+          <w:sz w:val="24"/>
+        </w:rPr>
+        <w:t xml:space="preserve"> </w:t>
+      </w:r>
+      <w:proofErr w:type="spellStart"/>
+      <w:r>
+        <w:rPr>
+          <w:rFonts w:ascii="Times New Roman" w:eastAsia="Times New Roman" w:hAnsi="Times New Roman"/>
+          <w:sz w:val="24"/>
+        </w:rPr>
+        <w:t>Sarana</w:t>
+      </w:r>
+      <w:proofErr w:type="spellEnd"/>
+      <w:r>
+        <w:rPr>
+          <w:rFonts w:ascii="Times New Roman" w:eastAsia="Times New Roman" w:hAnsi="Times New Roman"/>
+          <w:sz w:val="24"/>
+        </w:rPr>
+        <w:t xml:space="preserve"> </w:t>
+      </w:r>
+      <w:proofErr w:type="spellStart"/>
+      <w:r>
+        <w:rPr>
+          <w:rFonts w:ascii="Times New Roman" w:eastAsia="Times New Roman" w:hAnsi="Times New Roman"/>
+          <w:sz w:val="24"/>
+        </w:rPr>
+        <w:t>Informatika</w:t>
+      </w:r>
+      <w:proofErr w:type="spellEnd"/>
+      <w:r>
+        <w:rPr>
+          <w:rFonts w:ascii="Times New Roman" w:eastAsia="Times New Roman" w:hAnsi="Times New Roman"/>
+          <w:sz w:val="24"/>
+        </w:rPr>
+        <w:t>.</w:t>
       </w:r>
     </w:p>
     <w:p>
@@ -985,8 +1460,13 @@
           <w:numId w:val="1"/>
         </w:numPr>
       </w:pPr>
-      <w:r>
-        <w:t xml:space="preserve">Metode </w:t>
+      <w:proofErr w:type="spellStart"/>
+      <w:r>
+        <w:t>Metode</w:t>
+      </w:r>
+      <w:proofErr w:type="spellEnd"/>
+      <w:r>
+        <w:t xml:space="preserve"> </w:t>
       </w:r>
       <w:proofErr w:type="spellStart"/>
       <w:r>
@@ -1002,12 +1482,17 @@
       </w:pPr>
       <w:r>
         <w:rPr>
-          <w:rFonts w:ascii="Times New Roman" w:hAnsi="Times New Roman" w:eastAsia="Times New Roman"/>
-          <w:b w:val="0"/>
-          <w:i w:val="0"/>
-          <w:sz w:val="24"/>
-        </w:rPr>
-        <w:t>Dalam penyusunan laporan Praktik Kerja Lapangan ini, penulis menggunakan beberapa metode pengumpulan data agar informasi yang diperoleh akurat dan dapat dipertanggungjawabkan, yaitu sebagai berikut:</w:t>
+          <w:rFonts w:ascii="Times New Roman" w:eastAsia="Times New Roman" w:hAnsi="Times New Roman"/>
+          <w:sz w:val="24"/>
+        </w:rPr>
+        <w:t>Dalam penyusunan laporan Praktik Kerja Lapangan ini, penulis menggunakan beberapa metode pengumpulan data agar informasi y</w:t>
+      </w:r>
+      <w:r>
+        <w:rPr>
+          <w:rFonts w:ascii="Times New Roman" w:eastAsia="Times New Roman" w:hAnsi="Times New Roman"/>
+          <w:sz w:val="24"/>
+        </w:rPr>
+        <w:t>ang diperoleh akurat dan dapat dipertanggungjawabkan, yaitu sebagai berikut:</w:t>
       </w:r>
     </w:p>
     <w:p>
@@ -1032,12 +1517,17 @@
       </w:pPr>
       <w:r>
         <w:rPr>
-          <w:rFonts w:ascii="Times New Roman" w:hAnsi="Times New Roman" w:eastAsia="Times New Roman"/>
-          <w:b w:val="0"/>
-          <w:i w:val="0"/>
-          <w:sz w:val="24"/>
-        </w:rPr>
-        <w:t>Penulis melakukan pengamatan langsung terhadap proses pengawasan dan pengelolaan website OPD di lingkungan Diskominfo Kabupaten Kubu Raya, termasuk mengamati cara kerja petugas dalam memeriksa website serta kendala yang dihadapi selama proses tersebut berlangsung.</w:t>
+          <w:rFonts w:ascii="Times New Roman" w:eastAsia="Times New Roman" w:hAnsi="Times New Roman"/>
+          <w:sz w:val="24"/>
+        </w:rPr>
+        <w:t xml:space="preserve">Penulis melakukan pengamatan langsung terhadap proses pengawasan dan pengelolaan website OPD di lingkungan Diskominfo Kabupaten Kubu Raya, termasuk mengamati cara kerja </w:t>
+      </w:r>
+      <w:r>
+        <w:rPr>
+          <w:rFonts w:ascii="Times New Roman" w:eastAsia="Times New Roman" w:hAnsi="Times New Roman"/>
+          <w:sz w:val="24"/>
+        </w:rPr>
+        <w:t>petugas dalam memeriksa website serta kendala yang dihadapi selama proses tersebut berlangsung.</w:t>
       </w:r>
     </w:p>
     <w:p>
@@ -1050,6 +1540,7 @@
       </w:pPr>
       <w:proofErr w:type="spellStart"/>
       <w:r>
+        <w:lastRenderedPageBreak/>
         <w:t>Wawancara</w:t>
       </w:r>
       <w:proofErr w:type="spellEnd"/>
@@ -1062,12 +1553,17 @@
       </w:pPr>
       <w:r>
         <w:rPr>
-          <w:rFonts w:ascii="Times New Roman" w:hAnsi="Times New Roman" w:eastAsia="Times New Roman"/>
-          <w:b w:val="0"/>
-          <w:i w:val="0"/>
-          <w:sz w:val="24"/>
-        </w:rPr>
-        <w:t>Penulis melakukan tanya jawab secara langsung dengan pembimbing lapangan dan staf terkait di Diskominfo Kabupaten Kubu Raya guna memperoleh data mengenai alur kerja, kebutuhan sistem, serta permasalahan yang selama ini dihadapi dalam pengawasan konten website instansi pemerintah.</w:t>
+          <w:rFonts w:ascii="Times New Roman" w:eastAsia="Times New Roman" w:hAnsi="Times New Roman"/>
+          <w:sz w:val="24"/>
+        </w:rPr>
+        <w:t>Penulis melakukan tanya jawab secara langsung dengan pembimbing lapangan dan staf terkait di Diskominfo Kabupaten Kubu Raya guna memperoleh data menge</w:t>
+      </w:r>
+      <w:r>
+        <w:rPr>
+          <w:rFonts w:ascii="Times New Roman" w:eastAsia="Times New Roman" w:hAnsi="Times New Roman"/>
+          <w:sz w:val="24"/>
+        </w:rPr>
+        <w:t>nai alur kerja, kebutuhan sistem, serta permasalahan yang selama ini dihadapi dalam pengawasan konten website instansi pemerintah.</w:t>
       </w:r>
     </w:p>
     <w:p>
@@ -1090,12 +1586,17 @@
       </w:pPr>
       <w:r>
         <w:rPr>
-          <w:rFonts w:ascii="Times New Roman" w:hAnsi="Times New Roman" w:eastAsia="Times New Roman"/>
-          <w:b w:val="0"/>
-          <w:i w:val="0"/>
-          <w:sz w:val="24"/>
-        </w:rPr>
-        <w:t>Penulis mempelajari berbagai referensi berupa buku, jurnal ilmiah, artikel, dan dokumentasi teknis yang berkaitan dengan sistem informasi, web crawling, keamanan website, serta teknologi yang digunakan dalam pengembangan sistem, sebagai bahan pendukung teori dalam penyusunan laporan ini.</w:t>
+          <w:rFonts w:ascii="Times New Roman" w:eastAsia="Times New Roman" w:hAnsi="Times New Roman"/>
+          <w:sz w:val="24"/>
+        </w:rPr>
+        <w:t>Penulis mempelajari berbagai referensi berupa buku, jurnal ilmiah, artikel, dan dokumentasi teknis yang berkait</w:t>
+      </w:r>
+      <w:r>
+        <w:rPr>
+          <w:rFonts w:ascii="Times New Roman" w:eastAsia="Times New Roman" w:hAnsi="Times New Roman"/>
+          <w:sz w:val="24"/>
+        </w:rPr>
+        <w:t>an dengan sistem informasi, web crawling, keamanan website, serta teknologi yang digunakan dalam pengembangan sistem, sebagai bahan pendukung teori dalam penyusunan laporan ini.</w:t>
       </w:r>
     </w:p>
     <w:p>
@@ -1106,8 +1607,13 @@
           <w:numId w:val="1"/>
         </w:numPr>
       </w:pPr>
-      <w:r>
-        <w:t xml:space="preserve">Ruang </w:t>
+      <w:proofErr w:type="spellStart"/>
+      <w:r>
+        <w:t>Ruang</w:t>
+      </w:r>
+      <w:proofErr w:type="spellEnd"/>
+      <w:r>
+        <w:t xml:space="preserve"> </w:t>
       </w:r>
       <w:proofErr w:type="spellStart"/>
       <w:r>
@@ -1123,18 +1629,68 @@
       </w:pPr>
       <w:r>
         <w:rPr>
-          <w:rFonts w:ascii="Times New Roman" w:hAnsi="Times New Roman" w:eastAsia="Times New Roman"/>
-          <w:b w:val="0"/>
-          <w:i w:val="0"/>
-          <w:sz w:val="24"/>
-        </w:rPr>
-        <w:t>Agar pembahasan dalam laporan ini lebih terarah dan tidak menyimpang dari tujuan yang telah ditetapkan, penulis membatasi ruang lingkup pembahasan sebagai berikut:</w:t>
-        <w:br/>
-        <w:t>1. Sistem membahas proses pendaftaran website OPD, pemindaian (scan) otomatis, deteksi indikasi konten ilegal, perhitungan skor risiko, hingga pembuatan dan pengiriman laporan.</w:t>
-        <w:br/>
-        <w:t>2. Proses deteksi mencakup 11 (sebelas) jenis pemeriksaan pada level halaman (antara lain kata kunci judi online, iframe tersembunyi, obfuskasi JavaScript, tanda tangan malware, redirect mencurigakan, spam SEO, meta tag spam, tautan tersembunyi, tautan eksternal mencurigakan, serta injeksi skrip) dan 4 (empat) jenis pemeriksaan pada level situs (deteksi jalur backdoor, PHP shell, berkas asing pada direktori unggahan, dan perubahan/defacement halaman).</w:t>
-        <w:br/>
-        <w:t>3. Pembahasan tidak menguraikan baris kode (source code) secara mendetail, melainkan berfokus pada alur proses bisnis dan rancangan sistem.</w:t>
+          <w:rFonts w:ascii="Times New Roman" w:eastAsia="Times New Roman" w:hAnsi="Times New Roman"/>
+          <w:sz w:val="24"/>
+        </w:rPr>
+        <w:t>Agar pembahasan dalam laporan ini lebih terarah dan tidak menyim</w:t>
+      </w:r>
+      <w:r>
+        <w:rPr>
+          <w:rFonts w:ascii="Times New Roman" w:eastAsia="Times New Roman" w:hAnsi="Times New Roman"/>
+          <w:sz w:val="24"/>
+        </w:rPr>
+        <w:t>pang dari tujuan yang telah ditetapkan, penulis membatasi ruang lingkup pembahasan sebagai berikut:</w:t>
+      </w:r>
+      <w:r>
+        <w:rPr>
+          <w:rFonts w:ascii="Times New Roman" w:eastAsia="Times New Roman" w:hAnsi="Times New Roman"/>
+          <w:sz w:val="24"/>
+        </w:rPr>
+        <w:br/>
+        <w:t>1. Sistem membahas proses pendaftaran website OPD, pemindaian (scan) otomatis, deteksi indikasi konten ilegal, perhitungan skor risiko, hingga pembuatan dan</w:t>
+      </w:r>
+      <w:r>
+        <w:rPr>
+          <w:rFonts w:ascii="Times New Roman" w:eastAsia="Times New Roman" w:hAnsi="Times New Roman"/>
+          <w:sz w:val="24"/>
+        </w:rPr>
+        <w:t xml:space="preserve"> pengiriman laporan.</w:t>
+      </w:r>
+      <w:r>
+        <w:rPr>
+          <w:rFonts w:ascii="Times New Roman" w:eastAsia="Times New Roman" w:hAnsi="Times New Roman"/>
+          <w:sz w:val="24"/>
+        </w:rPr>
+        <w:br/>
+        <w:t>2. Proses deteksi mencakup 11 (sebelas) jenis pemeriksaan pada level halaman (antara lain kata kunci judi online, iframe tersembunyi, obfuskasi JavaScript, tanda tangan malware, redirect mencurigakan, spam SEO, meta tag spam, tautan te</w:t>
+      </w:r>
+      <w:r>
+        <w:rPr>
+          <w:rFonts w:ascii="Times New Roman" w:eastAsia="Times New Roman" w:hAnsi="Times New Roman"/>
+          <w:sz w:val="24"/>
+        </w:rPr>
+        <w:t>rsembunyi, tautan eksternal mencurigakan, serta injeksi skrip) dan 4 (empat) jenis pemeriksaan pada level situs (deteksi jalur backdoor, PHP shell, berkas asing pada direktori unggahan, dan perubahan/defacement halaman).</w:t>
+      </w:r>
+      <w:r>
+        <w:rPr>
+          <w:rFonts w:ascii="Times New Roman" w:eastAsia="Times New Roman" w:hAnsi="Times New Roman"/>
+          <w:sz w:val="24"/>
+        </w:rPr>
+        <w:br/>
+        <w:t>3. Pembahasan tidak menguraikan bar</w:t>
+      </w:r>
+      <w:r>
+        <w:rPr>
+          <w:rFonts w:ascii="Times New Roman" w:eastAsia="Times New Roman" w:hAnsi="Times New Roman"/>
+          <w:sz w:val="24"/>
+        </w:rPr>
+        <w:t>is kode (source code) secara mendetail, melainkan berfokus pada alur proses bisnis dan rancangan sistem.</w:t>
+      </w:r>
+      <w:r>
+        <w:rPr>
+          <w:rFonts w:ascii="Times New Roman" w:eastAsia="Times New Roman" w:hAnsi="Times New Roman"/>
+          <w:sz w:val="24"/>
+        </w:rPr>
         <w:br/>
         <w:t>4. Hak akses pengguna dalam ruang lingkup pembahasan ini terbatas pada peran Kepala Bidang (Kabid) sebagai pengguna utama sistem.</w:t>
       </w:r>
@@ -1170,7 +1726,15 @@
       </w:r>
       <w:proofErr w:type="spellEnd"/>
       <w:r>
-        <w:t xml:space="preserve"> Dasar </w:t>
+        <w:t xml:space="preserve"> </w:t>
+      </w:r>
+      <w:proofErr w:type="spellStart"/>
+      <w:r>
+        <w:t>Dasar</w:t>
+      </w:r>
+      <w:proofErr w:type="spellEnd"/>
+      <w:r>
+        <w:t xml:space="preserve"> </w:t>
       </w:r>
       <w:proofErr w:type="spellStart"/>
       <w:r>
@@ -1186,12 +1750,24 @@
       </w:pPr>
       <w:r>
         <w:rPr>
-          <w:rFonts w:ascii="Times New Roman" w:hAnsi="Times New Roman" w:eastAsia="Times New Roman"/>
-          <w:b w:val="0"/>
-          <w:i w:val="0"/>
-          <w:sz w:val="24"/>
-        </w:rPr>
-        <w:t>Sistem dapat diartikan sebagai kumpulan elemen atau komponen yang saling berhubungan dan bekerja sama untuk mencapai suatu tujuan tertentu. Informasi merupakan data yang telah diolah menjadi bentuk yang lebih berarti bagi penerimanya dan bermanfaat dalam pengambilan keputusan. Dengan demikian, sistem informasi dapat dipahami sebagai suatu kesatuan komponen, baik perangkat keras, perangkat lunak, prosedur, maupun sumber daya manusia, yang saling terintegrasi untuk mengumpulkan, mengolah, menyimpan, dan mendistribusikan informasi guna mendukung pengambilan keputusan serta pengendalian dalam suatu organisasi.</w:t>
+          <w:rFonts w:ascii="Times New Roman" w:eastAsia="Times New Roman" w:hAnsi="Times New Roman"/>
+          <w:sz w:val="24"/>
+        </w:rPr>
+        <w:t>Sistem dapat diartikan sebagai kumpulan elemen atau komponen yang saling berhubungan dan bekerja sama untuk mencapai suatu tujuan tertentu. Informasi merupakan data yang telah diolah menjadi bentuk yang lebih berarti bagi peneri</w:t>
+      </w:r>
+      <w:r>
+        <w:rPr>
+          <w:rFonts w:ascii="Times New Roman" w:eastAsia="Times New Roman" w:hAnsi="Times New Roman"/>
+          <w:sz w:val="24"/>
+        </w:rPr>
+        <w:t>manya dan bermanfaat dalam pengambilan keputusan. Dengan demikian, sistem informasi dapat dipahami sebagai suatu kesatuan komponen, baik perangkat keras, perangkat lunak, prosedur, maupun sumber daya manusia, yang saling terintegrasi untuk mengumpulkan, me</w:t>
+      </w:r>
+      <w:r>
+        <w:rPr>
+          <w:rFonts w:ascii="Times New Roman" w:eastAsia="Times New Roman" w:hAnsi="Times New Roman"/>
+          <w:sz w:val="24"/>
+        </w:rPr>
+        <w:t>ngolah, menyimpan, dan mendistribusikan informasi guna mendukung pengambilan keputusan serta pengendalian dalam suatu organisasi.</w:t>
       </w:r>
     </w:p>
     <w:p>
@@ -1202,12 +1778,24 @@
       </w:pPr>
       <w:r>
         <w:rPr>
-          <w:rFonts w:ascii="Times New Roman" w:hAnsi="Times New Roman" w:eastAsia="Times New Roman"/>
-          <w:b w:val="0"/>
-          <w:i w:val="0"/>
-          <w:sz w:val="24"/>
-        </w:rPr>
-        <w:t>Dalam konteks laporan ini, sistem informasi yang dibangun berfungsi untuk mendukung proses pengawasan konten website instansi pemerintah, yaitu dengan mengubah data hasil pemindaian teknis (kode HTML, tautan, dan skrip pada suatu halaman web) menjadi informasi yang bermakna berupa status risiko, temuan, dan rekomendasi tindak lanjut yang dapat dipahami dan digunakan oleh pengambil keputusan di instansi terkait.</w:t>
+          <w:rFonts w:ascii="Times New Roman" w:eastAsia="Times New Roman" w:hAnsi="Times New Roman"/>
+          <w:sz w:val="24"/>
+        </w:rPr>
+        <w:t xml:space="preserve">Dalam konteks laporan ini, sistem informasi yang dibangun berfungsi untuk mendukung proses pengawasan konten website instansi </w:t>
+      </w:r>
+      <w:r>
+        <w:rPr>
+          <w:rFonts w:ascii="Times New Roman" w:eastAsia="Times New Roman" w:hAnsi="Times New Roman"/>
+          <w:sz w:val="24"/>
+        </w:rPr>
+        <w:t>pemerintah, yaitu dengan mengubah data hasil pemindaian teknis (kode HTML, tautan, dan skrip pada suatu halaman web) menjadi informasi yang bermakna berupa status risiko, temuan, dan rekomendasi tindak lanjut yang dapat dipahami dan digunakan oleh pengambi</w:t>
+      </w:r>
+      <w:r>
+        <w:rPr>
+          <w:rFonts w:ascii="Times New Roman" w:eastAsia="Times New Roman" w:hAnsi="Times New Roman"/>
+          <w:sz w:val="24"/>
+        </w:rPr>
+        <w:t>l keputusan di instansi terkait.</w:t>
       </w:r>
     </w:p>
     <w:p>
@@ -1218,9 +1806,7 @@
       </w:pPr>
       <w:r>
         <w:rPr>
-          <w:rFonts w:ascii="Times New Roman" w:hAnsi="Times New Roman" w:eastAsia="Times New Roman"/>
-          <w:b w:val="0"/>
-          <w:i w:val="0"/>
+          <w:rFonts w:ascii="Times New Roman" w:eastAsia="Times New Roman" w:hAnsi="Times New Roman"/>
           <w:sz w:val="24"/>
         </w:rPr>
         <w:t>[CATATAN: lengkapi sub-bab ini dengan kutipan definisi dari buku/jurnal sesuai pedoman penulisan kampus, dan cantumkan sumbernya pada Daftar Pustaka.]</w:t>
@@ -1231,7 +1817,15 @@
         <w:pStyle w:val="Heading2"/>
       </w:pPr>
       <w:r>
-        <w:t xml:space="preserve">2.2 Teori </w:t>
+        <w:t xml:space="preserve">2.2 </w:t>
+      </w:r>
+      <w:proofErr w:type="spellStart"/>
+      <w:r>
+        <w:t>Teori</w:t>
+      </w:r>
+      <w:proofErr w:type="spellEnd"/>
+      <w:r>
+        <w:t xml:space="preserve"> </w:t>
       </w:r>
       <w:proofErr w:type="spellStart"/>
       <w:r>
@@ -1244,165 +1838,304 @@
         <w:spacing w:after="120" w:line="360" w:lineRule="auto"/>
         <w:ind w:firstLine="709"/>
         <w:jc w:val="both"/>
-      </w:pPr>
-      <w:r>
-        <w:rPr>
-          <w:rFonts w:ascii="Times New Roman" w:hAnsi="Times New Roman" w:eastAsia="Times New Roman"/>
-          <w:b w:val="0"/>
-          <w:i w:val="0"/>
-          <w:sz w:val="24"/>
-        </w:rPr>
-        <w:t>Beberapa konsep dan teknologi yang mendasari pembangunan sistem ini antara lain:</w:t>
-        <w:br/>
+        <w:rPr>
+          <w:rFonts w:ascii="Times New Roman" w:eastAsia="Times New Roman" w:hAnsi="Times New Roman"/>
+          <w:sz w:val="24"/>
+        </w:rPr>
+      </w:pPr>
+      <w:r>
+        <w:rPr>
+          <w:rFonts w:ascii="Times New Roman" w:eastAsia="Times New Roman" w:hAnsi="Times New Roman"/>
+          <w:sz w:val="24"/>
+        </w:rPr>
+        <w:t xml:space="preserve">Beberapa konsep dan teknologi yang mendasari </w:t>
+      </w:r>
+      <w:r>
+        <w:rPr>
+          <w:rFonts w:ascii="Times New Roman" w:eastAsia="Times New Roman" w:hAnsi="Times New Roman"/>
+          <w:sz w:val="24"/>
+        </w:rPr>
+        <w:t>pembangunan sistem ini antara lain</w:t>
+      </w:r>
+      <w:proofErr w:type="gramStart"/>
+      <w:r>
+        <w:rPr>
+          <w:rFonts w:ascii="Times New Roman" w:eastAsia="Times New Roman" w:hAnsi="Times New Roman"/>
+          <w:sz w:val="24"/>
+        </w:rPr>
+        <w:t>:</w:t>
+      </w:r>
+      <w:proofErr w:type="gramEnd"/>
+      <w:r>
+        <w:rPr>
+          <w:rFonts w:ascii="Times New Roman" w:eastAsia="Times New Roman" w:hAnsi="Times New Roman"/>
+          <w:sz w:val="24"/>
+        </w:rPr>
+        <w:br/>
+      </w:r>
+      <w:r>
+        <w:rPr>
+          <w:rFonts w:ascii="Times New Roman" w:eastAsia="Times New Roman" w:hAnsi="Times New Roman"/>
+          <w:sz w:val="24"/>
+        </w:rPr>
         <w:br/>
         <w:t>a. Web Crawler</w:t>
-        <w:br/>
-        <w:t>Web crawler adalah program yang menjelajahi halaman-halaman pada suatu website secara otomatis dengan mengikuti tautan (link) yang ditemukan, untuk kemudian mengumpulkan data dari setiap halaman yang dikunjungi. Pada sistem ini, crawler digunakan untuk menelusuri struktur website OPD mulai dari halaman utama (homepage) hingga kedalaman dan jumlah halaman tertentu sesuai konfigurasi yang ditetapkan.</w:t>
-        <w:br/>
-        <w:br/>
-        <w:t>b. Framework Laravel dan Arsitektur MVC</w:t>
-        <w:br/>
-        <w:t>Laravel merupakan framework berbasis bahasa pemrograman PHP yang menerapkan pola arsitektur Model-View-Controller (MVC), yaitu pola perancangan perangkat lunak yang memisahkan logika data (Model), tampilan antarmuka (View), dan logika pengendali proses (Controller), sehingga pengembangan aplikasi menjadi lebih terstruktur dan mudah dipelihara.</w:t>
-        <w:br/>
-        <w:br/>
-        <w:t>c. Keamanan Website dan Konten Ilegal</w:t>
-        <w:br/>
-        <w:t>Konten ilegal pada website dapat berupa promosi judi online, tautan phishing, maupun skrip berbahaya (malicious script) yang disisipkan melalui celah keamanan seperti kerentanan pada plugin, kata sandi lemah, atau berkas unggahan yang tidak diverifikasi. Beberapa teknik yang umum digunakan antara lain keyword stuffing, hidden iframe, redirect mencurigakan, serta web shell/backdoor yang memungkinkan pihak tidak berwenang mengendalikan server dari jarak jauh.</w:t>
-        <w:br/>
-        <w:br/>
-        <w:t>d. Manajemen Basis Data</w:t>
-        <w:br/>
-        <w:t>Basis data digunakan untuk menyimpan seluruh data operasional sistem, meliputi data pengguna, website yang diawasi, hasil pemindaian, temuan, laporan, serta kata kunci yang menjadi acuan deteksi, sehingga data dapat diakses, diolah, dan ditelusuri kembali sewaktu-waktu diperlukan.</w:t>
-        <w:br/>
-        <w:br/>
-        <w:t>e. Role-Based Access Control (RBAC)</w:t>
-        <w:br/>
-        <w:t>RBAC merupakan mekanisme pengaturan hak akses pengguna berdasarkan peran (role) yang dimiliki, sehingga setiap pengguna hanya dapat mengakses fitur dan data sesuai dengan kewenangannya masing-masing.</w:t>
-        <w:br/>
-        <w:br/>
-        <w:t>f. Pembuatan Dokumen PDF dan Notifikasi Elektronik</w:t>
-        <w:br/>
-        <w:t>Sistem mendukung pembuatan dokumen laporan resmi dalam format PDF secara otomatis berdasarkan hasil pemindaian, serta pengiriman notifikasi melalui surat elektronik (email) sebagai media penyampaian laporan kepada pihak terkait.</w:t>
-      </w:r>
-    </w:p>
-    <w:p>
-      <w:pPr>
-        <w:rPr>
-          <w:rFonts w:ascii="Times New Roman" w:eastAsiaTheme="majorEastAsia" w:hAnsi="Times New Roman" w:cstheme="majorBidi"/>
-          <w:b/>
-          <w:sz w:val="24"/>
-          <w:szCs w:val="26"/>
-        </w:rPr>
-      </w:pPr>
-      <w:r>
-        <w:br w:type="page"/>
-      </w:r>
-    </w:p>
-    <w:p>
-      <w:pPr>
-        <w:pStyle w:val="Heading1"/>
-      </w:pPr>
-      <w:r>
-        <w:lastRenderedPageBreak/>
-        <w:t>BAB III</w:t>
-      </w:r>
-      <w:r>
-        <w:br/>
-        <w:t>ANALISA PROSES BISNIS</w:t>
-      </w:r>
-    </w:p>
-    <w:p>
-      <w:pPr>
-        <w:pStyle w:val="Heading2"/>
-      </w:pPr>
-      <w:r>
-        <w:t xml:space="preserve">3.1 </w:t>
-      </w:r>
-      <w:proofErr w:type="spellStart"/>
-      <w:r>
-        <w:t>Tijauan</w:t>
-      </w:r>
-      <w:proofErr w:type="spellEnd"/>
-      <w:r>
-        <w:t xml:space="preserve"> </w:t>
-      </w:r>
-      <w:proofErr w:type="spellStart"/>
-      <w:r>
-        <w:t>Institusi</w:t>
-      </w:r>
-      <w:proofErr w:type="spellEnd"/>
+      </w:r>
     </w:p>
     <w:p>
       <w:pPr>
         <w:spacing w:after="120" w:line="360" w:lineRule="auto"/>
         <w:ind w:firstLine="709"/>
         <w:jc w:val="both"/>
-      </w:pPr>
-      <w:r>
-        <w:rPr>
-          <w:rFonts w:ascii="Times New Roman" w:hAnsi="Times New Roman" w:eastAsia="Times New Roman"/>
-          <w:b w:val="0"/>
-          <w:i w:val="0"/>
-          <w:sz w:val="24"/>
-        </w:rPr>
-        <w:t>Bagian ini menguraikan gambaran umum mengenai instansi tempat pelaksanaan Praktik Kerja Lapangan, yaitu Dinas Komunikasi dan Informatika (Diskominfo) Kabupaten Kubu Raya, mencakup sejarah singkat serta struktur organisasi dan fungsi instansi.</w:t>
-      </w:r>
-    </w:p>
-    <w:p>
-      <w:pPr>
-        <w:pStyle w:val="Heading3"/>
-      </w:pPr>
-      <w:r>
-        <w:t xml:space="preserve">3.1.1 Sejarah </w:t>
-      </w:r>
-      <w:proofErr w:type="spellStart"/>
-      <w:r>
-        <w:t>Institusi</w:t>
-      </w:r>
-      <w:proofErr w:type="spellEnd"/>
+        <w:rPr>
+          <w:rFonts w:ascii="Times New Roman" w:eastAsia="Times New Roman" w:hAnsi="Times New Roman"/>
+          <w:sz w:val="24"/>
+        </w:rPr>
+      </w:pPr>
+      <w:r>
+        <w:rPr>
+          <w:rFonts w:ascii="Times New Roman" w:eastAsia="Times New Roman" w:hAnsi="Times New Roman"/>
+          <w:sz w:val="24"/>
+        </w:rPr>
+        <w:t xml:space="preserve">Web crawler </w:t>
+      </w:r>
+      <w:proofErr w:type="spellStart"/>
+      <w:r>
+        <w:rPr>
+          <w:rFonts w:ascii="Times New Roman" w:eastAsia="Times New Roman" w:hAnsi="Times New Roman"/>
+          <w:sz w:val="24"/>
+        </w:rPr>
+        <w:t>adalah</w:t>
+      </w:r>
+      <w:proofErr w:type="spellEnd"/>
+      <w:r>
+        <w:rPr>
+          <w:rFonts w:ascii="Times New Roman" w:eastAsia="Times New Roman" w:hAnsi="Times New Roman"/>
+          <w:sz w:val="24"/>
+        </w:rPr>
+        <w:t xml:space="preserve"> program yang menjelajahi halaman-halaman pada suatu website secara otomatis dengan mengikuti tautan (link) yang ditemukan, untuk kemudian mengumpulkan data dari setiap halaman yang diku</w:t>
+      </w:r>
+      <w:r>
+        <w:rPr>
+          <w:rFonts w:ascii="Times New Roman" w:eastAsia="Times New Roman" w:hAnsi="Times New Roman"/>
+          <w:sz w:val="24"/>
+        </w:rPr>
+        <w:t>njungi. Pada sistem ini, crawler digunakan untuk menelusuri struktur website OPD mulai dari halaman utama (homepage) hingga kedalaman dan jumlah halaman tertentu sesuai konfigurasi yang ditetapkan.</w:t>
+      </w:r>
+      <w:r>
+        <w:rPr>
+          <w:rFonts w:ascii="Times New Roman" w:eastAsia="Times New Roman" w:hAnsi="Times New Roman"/>
+          <w:sz w:val="24"/>
+        </w:rPr>
+        <w:br/>
+      </w:r>
+      <w:r>
+        <w:rPr>
+          <w:rFonts w:ascii="Times New Roman" w:eastAsia="Times New Roman" w:hAnsi="Times New Roman"/>
+          <w:sz w:val="24"/>
+        </w:rPr>
+        <w:br/>
+      </w:r>
+      <w:proofErr w:type="gramStart"/>
+      <w:r>
+        <w:rPr>
+          <w:rFonts w:ascii="Times New Roman" w:eastAsia="Times New Roman" w:hAnsi="Times New Roman"/>
+          <w:sz w:val="24"/>
+        </w:rPr>
+        <w:t>b</w:t>
+      </w:r>
+      <w:proofErr w:type="gramEnd"/>
+      <w:r>
+        <w:rPr>
+          <w:rFonts w:ascii="Times New Roman" w:eastAsia="Times New Roman" w:hAnsi="Times New Roman"/>
+          <w:sz w:val="24"/>
+        </w:rPr>
+        <w:t xml:space="preserve">. Framework </w:t>
+      </w:r>
+      <w:proofErr w:type="spellStart"/>
+      <w:r>
+        <w:rPr>
+          <w:rFonts w:ascii="Times New Roman" w:eastAsia="Times New Roman" w:hAnsi="Times New Roman"/>
+          <w:sz w:val="24"/>
+        </w:rPr>
+        <w:t>Laravel</w:t>
+      </w:r>
+      <w:proofErr w:type="spellEnd"/>
+      <w:r>
+        <w:rPr>
+          <w:rFonts w:ascii="Times New Roman" w:eastAsia="Times New Roman" w:hAnsi="Times New Roman"/>
+          <w:sz w:val="24"/>
+        </w:rPr>
+        <w:t xml:space="preserve"> </w:t>
+      </w:r>
+      <w:proofErr w:type="spellStart"/>
+      <w:r>
+        <w:rPr>
+          <w:rFonts w:ascii="Times New Roman" w:eastAsia="Times New Roman" w:hAnsi="Times New Roman"/>
+          <w:sz w:val="24"/>
+        </w:rPr>
+        <w:t>dan</w:t>
+      </w:r>
+      <w:proofErr w:type="spellEnd"/>
+      <w:r>
+        <w:rPr>
+          <w:rFonts w:ascii="Times New Roman" w:eastAsia="Times New Roman" w:hAnsi="Times New Roman"/>
+          <w:sz w:val="24"/>
+        </w:rPr>
+        <w:t xml:space="preserve"> </w:t>
+      </w:r>
+      <w:proofErr w:type="spellStart"/>
+      <w:r>
+        <w:rPr>
+          <w:rFonts w:ascii="Times New Roman" w:eastAsia="Times New Roman" w:hAnsi="Times New Roman"/>
+          <w:sz w:val="24"/>
+        </w:rPr>
+        <w:t>Arsitektur</w:t>
+      </w:r>
+      <w:proofErr w:type="spellEnd"/>
+      <w:r>
+        <w:rPr>
+          <w:rFonts w:ascii="Times New Roman" w:eastAsia="Times New Roman" w:hAnsi="Times New Roman"/>
+          <w:sz w:val="24"/>
+        </w:rPr>
+        <w:t xml:space="preserve"> MVC</w:t>
+      </w:r>
     </w:p>
     <w:p>
       <w:pPr>
         <w:spacing w:after="120" w:line="360" w:lineRule="auto"/>
         <w:ind w:firstLine="709"/>
         <w:jc w:val="both"/>
-      </w:pPr>
-      <w:r>
-        <w:rPr>
-          <w:rFonts w:ascii="Times New Roman" w:hAnsi="Times New Roman" w:eastAsia="Times New Roman"/>
-          <w:b w:val="0"/>
-          <w:i w:val="0"/>
-          <w:sz w:val="24"/>
-        </w:rPr>
-        <w:t>[CATATAN UNTUK PENULIS: Uraikan sejarah singkat berdirinya Dinas Komunikasi dan Informatika Kabupaten Kubu Raya, dasar hukum pembentukan (Peraturan Daerah/Peraturan Bupati terkait), visi dan misi, serta tugas pokok dan fungsi (tupoksi) instansi. Data resmi bagian ini sebaiknya diperoleh langsung dari profil instansi atau dokumen resmi Diskominfo Kabupaten Kubu Raya, karena penulis tidak memiliki akses terhadap data resmi tersebut.]</w:t>
-      </w:r>
-    </w:p>
-    <w:p>
-      <w:pPr>
-        <w:pStyle w:val="Heading3"/>
-      </w:pPr>
-      <w:r>
-        <w:t xml:space="preserve">3.1.2 </w:t>
-      </w:r>
-      <w:proofErr w:type="spellStart"/>
-      <w:r>
-        <w:t>Struktur</w:t>
-      </w:r>
-      <w:proofErr w:type="spellEnd"/>
-      <w:r>
-        <w:t xml:space="preserve"> </w:t>
-      </w:r>
-      <w:proofErr w:type="spellStart"/>
-      <w:r>
-        <w:t>Organisasi</w:t>
-      </w:r>
-      <w:proofErr w:type="spellEnd"/>
-      <w:r>
-        <w:t xml:space="preserve"> dan </w:t>
-      </w:r>
-      <w:proofErr w:type="spellStart"/>
-      <w:r>
-        <w:t>Fungsi</w:t>
+        <w:rPr>
+          <w:rFonts w:ascii="Times New Roman" w:eastAsia="Times New Roman" w:hAnsi="Times New Roman"/>
+          <w:sz w:val="24"/>
+        </w:rPr>
+      </w:pPr>
+      <w:proofErr w:type="spellStart"/>
+      <w:r>
+        <w:rPr>
+          <w:rFonts w:ascii="Times New Roman" w:eastAsia="Times New Roman" w:hAnsi="Times New Roman"/>
+          <w:sz w:val="24"/>
+        </w:rPr>
+        <w:lastRenderedPageBreak/>
+        <w:t>Laravel</w:t>
+      </w:r>
+      <w:proofErr w:type="spellEnd"/>
+      <w:r>
+        <w:rPr>
+          <w:rFonts w:ascii="Times New Roman" w:eastAsia="Times New Roman" w:hAnsi="Times New Roman"/>
+          <w:sz w:val="24"/>
+        </w:rPr>
+        <w:t xml:space="preserve"> </w:t>
+      </w:r>
+      <w:proofErr w:type="spellStart"/>
+      <w:r>
+        <w:rPr>
+          <w:rFonts w:ascii="Times New Roman" w:eastAsia="Times New Roman" w:hAnsi="Times New Roman"/>
+          <w:sz w:val="24"/>
+        </w:rPr>
+        <w:t>merupakan</w:t>
+      </w:r>
+      <w:proofErr w:type="spellEnd"/>
+      <w:r>
+        <w:rPr>
+          <w:rFonts w:ascii="Times New Roman" w:eastAsia="Times New Roman" w:hAnsi="Times New Roman"/>
+          <w:sz w:val="24"/>
+        </w:rPr>
+        <w:t xml:space="preserve"> framework </w:t>
+      </w:r>
+      <w:proofErr w:type="spellStart"/>
+      <w:r>
+        <w:rPr>
+          <w:rFonts w:ascii="Times New Roman" w:eastAsia="Times New Roman" w:hAnsi="Times New Roman"/>
+          <w:sz w:val="24"/>
+        </w:rPr>
+        <w:t>berbasis</w:t>
+      </w:r>
+      <w:proofErr w:type="spellEnd"/>
+      <w:r>
+        <w:rPr>
+          <w:rFonts w:ascii="Times New Roman" w:eastAsia="Times New Roman" w:hAnsi="Times New Roman"/>
+          <w:sz w:val="24"/>
+        </w:rPr>
+        <w:t xml:space="preserve"> bahasa pemrograman PHP yang menerapkan pola arsitektur Model-View-Controller (MVC), yaitu pola perancangan perangkat lunak yang memisahkan logika data (Model), tampilan antarmuka (View), dan logika pengendali proses (Controller), sehing</w:t>
+      </w:r>
+      <w:r>
+        <w:rPr>
+          <w:rFonts w:ascii="Times New Roman" w:eastAsia="Times New Roman" w:hAnsi="Times New Roman"/>
+          <w:sz w:val="24"/>
+        </w:rPr>
+        <w:t>ga pengembangan aplikasi menjadi lebih terstruktur dan mudah dipelihara.</w:t>
+      </w:r>
+      <w:r>
+        <w:rPr>
+          <w:rFonts w:ascii="Times New Roman" w:eastAsia="Times New Roman" w:hAnsi="Times New Roman"/>
+          <w:sz w:val="24"/>
+        </w:rPr>
+        <w:br/>
+      </w:r>
+      <w:r>
+        <w:rPr>
+          <w:rFonts w:ascii="Times New Roman" w:eastAsia="Times New Roman" w:hAnsi="Times New Roman"/>
+          <w:sz w:val="24"/>
+        </w:rPr>
+        <w:br/>
+      </w:r>
+      <w:proofErr w:type="gramStart"/>
+      <w:r>
+        <w:rPr>
+          <w:rFonts w:ascii="Times New Roman" w:eastAsia="Times New Roman" w:hAnsi="Times New Roman"/>
+          <w:sz w:val="24"/>
+        </w:rPr>
+        <w:t>c</w:t>
+      </w:r>
+      <w:proofErr w:type="gramEnd"/>
+      <w:r>
+        <w:rPr>
+          <w:rFonts w:ascii="Times New Roman" w:eastAsia="Times New Roman" w:hAnsi="Times New Roman"/>
+          <w:sz w:val="24"/>
+        </w:rPr>
+        <w:t xml:space="preserve">. Keamanan Website </w:t>
+      </w:r>
+      <w:proofErr w:type="spellStart"/>
+      <w:r>
+        <w:rPr>
+          <w:rFonts w:ascii="Times New Roman" w:eastAsia="Times New Roman" w:hAnsi="Times New Roman"/>
+          <w:sz w:val="24"/>
+        </w:rPr>
+        <w:t>dan</w:t>
+      </w:r>
+      <w:proofErr w:type="spellEnd"/>
+      <w:r>
+        <w:rPr>
+          <w:rFonts w:ascii="Times New Roman" w:eastAsia="Times New Roman" w:hAnsi="Times New Roman"/>
+          <w:sz w:val="24"/>
+        </w:rPr>
+        <w:t xml:space="preserve"> </w:t>
+      </w:r>
+      <w:proofErr w:type="spellStart"/>
+      <w:r>
+        <w:rPr>
+          <w:rFonts w:ascii="Times New Roman" w:eastAsia="Times New Roman" w:hAnsi="Times New Roman"/>
+          <w:sz w:val="24"/>
+        </w:rPr>
+        <w:t>Konten</w:t>
+      </w:r>
+      <w:proofErr w:type="spellEnd"/>
+      <w:r>
+        <w:rPr>
+          <w:rFonts w:ascii="Times New Roman" w:eastAsia="Times New Roman" w:hAnsi="Times New Roman"/>
+          <w:sz w:val="24"/>
+        </w:rPr>
+        <w:t xml:space="preserve"> </w:t>
+      </w:r>
+      <w:proofErr w:type="spellStart"/>
+      <w:r>
+        <w:rPr>
+          <w:rFonts w:ascii="Times New Roman" w:eastAsia="Times New Roman" w:hAnsi="Times New Roman"/>
+          <w:sz w:val="24"/>
+        </w:rPr>
+        <w:t>Ilegal</w:t>
       </w:r>
       <w:proofErr w:type="spellEnd"/>
     </w:p>
@@ -1411,31 +2144,118 @@
         <w:spacing w:after="120" w:line="360" w:lineRule="auto"/>
         <w:ind w:firstLine="709"/>
         <w:jc w:val="both"/>
-      </w:pPr>
-      <w:r>
-        <w:rPr>
-          <w:rFonts w:ascii="Times New Roman" w:hAnsi="Times New Roman" w:eastAsia="Times New Roman"/>
-          <w:b w:val="0"/>
-          <w:i w:val="0"/>
-          <w:sz w:val="24"/>
-        </w:rPr>
-        <w:t>[CATATAN UNTUK PENULIS: Sertakan bagan struktur organisasi Diskominfo Kabupaten Kubu Raya beserta uraian tugas dan fungsi masing-masing bidang, khususnya bidang lokasi pelaksanaan PKL. Data nama pejabat pada berkas contoh sistem (Setting seeder, misalnya “H. Ahmad Fauzi, S.Kom., M.T.”) merupakan data placeholder pada sistem dan BUKAN data resmi, sehingga wajib dikonfirmasi dan diganti dengan nama serta jabatan pejabat yang sah sesuai dokumen resmi instansi.]</w:t>
-      </w:r>
-    </w:p>
-    <w:p>
-      <w:pPr>
-        <w:pStyle w:val="Heading2"/>
-      </w:pPr>
-      <w:r>
-        <w:t xml:space="preserve">3.2 Proses </w:t>
-      </w:r>
-      <w:proofErr w:type="spellStart"/>
-      <w:r>
-        <w:t>Bisnis</w:t>
-      </w:r>
-      <w:proofErr w:type="spellEnd"/>
-      <w:r>
-        <w:t xml:space="preserve"> Berjalan</w:t>
+        <w:rPr>
+          <w:rFonts w:ascii="Times New Roman" w:eastAsia="Times New Roman" w:hAnsi="Times New Roman"/>
+          <w:sz w:val="24"/>
+        </w:rPr>
+      </w:pPr>
+      <w:proofErr w:type="spellStart"/>
+      <w:r>
+        <w:rPr>
+          <w:rFonts w:ascii="Times New Roman" w:eastAsia="Times New Roman" w:hAnsi="Times New Roman"/>
+          <w:sz w:val="24"/>
+        </w:rPr>
+        <w:t>Konten</w:t>
+      </w:r>
+      <w:proofErr w:type="spellEnd"/>
+      <w:r>
+        <w:rPr>
+          <w:rFonts w:ascii="Times New Roman" w:eastAsia="Times New Roman" w:hAnsi="Times New Roman"/>
+          <w:sz w:val="24"/>
+        </w:rPr>
+        <w:t xml:space="preserve"> </w:t>
+      </w:r>
+      <w:proofErr w:type="spellStart"/>
+      <w:r>
+        <w:rPr>
+          <w:rFonts w:ascii="Times New Roman" w:eastAsia="Times New Roman" w:hAnsi="Times New Roman"/>
+          <w:sz w:val="24"/>
+        </w:rPr>
+        <w:t>ilegal</w:t>
+      </w:r>
+      <w:proofErr w:type="spellEnd"/>
+      <w:r>
+        <w:rPr>
+          <w:rFonts w:ascii="Times New Roman" w:eastAsia="Times New Roman" w:hAnsi="Times New Roman"/>
+          <w:sz w:val="24"/>
+        </w:rPr>
+        <w:t xml:space="preserve"> </w:t>
+      </w:r>
+      <w:proofErr w:type="spellStart"/>
+      <w:r>
+        <w:rPr>
+          <w:rFonts w:ascii="Times New Roman" w:eastAsia="Times New Roman" w:hAnsi="Times New Roman"/>
+          <w:sz w:val="24"/>
+        </w:rPr>
+        <w:t>pada</w:t>
+      </w:r>
+      <w:proofErr w:type="spellEnd"/>
+      <w:r>
+        <w:rPr>
+          <w:rFonts w:ascii="Times New Roman" w:eastAsia="Times New Roman" w:hAnsi="Times New Roman"/>
+          <w:sz w:val="24"/>
+        </w:rPr>
+        <w:t xml:space="preserve"> website dapat berupa promosi judi online, tautan phishing, maupun skrip berbahaya (malicious script) yang disisipkan melalui </w:t>
+      </w:r>
+      <w:r>
+        <w:rPr>
+          <w:rFonts w:ascii="Times New Roman" w:eastAsia="Times New Roman" w:hAnsi="Times New Roman"/>
+          <w:sz w:val="24"/>
+        </w:rPr>
+        <w:t>celah keamanan seperti kerentanan pada plugin, kata sandi lemah, atau berkas unggahan yang tidak diverifikasi. Beberapa teknik yang umum digunakan antara lain keyword stuffing, hidden iframe, redirect mencurigakan, serta web shell/backdoor yang memungkinka</w:t>
+      </w:r>
+      <w:r>
+        <w:rPr>
+          <w:rFonts w:ascii="Times New Roman" w:eastAsia="Times New Roman" w:hAnsi="Times New Roman"/>
+          <w:sz w:val="24"/>
+        </w:rPr>
+        <w:t>n pihak tidak berwenang mengendalikan server dari jarak jauh.</w:t>
+      </w:r>
+      <w:r>
+        <w:rPr>
+          <w:rFonts w:ascii="Times New Roman" w:eastAsia="Times New Roman" w:hAnsi="Times New Roman"/>
+          <w:sz w:val="24"/>
+        </w:rPr>
+        <w:br/>
+      </w:r>
+      <w:r>
+        <w:rPr>
+          <w:rFonts w:ascii="Times New Roman" w:eastAsia="Times New Roman" w:hAnsi="Times New Roman"/>
+          <w:sz w:val="24"/>
+        </w:rPr>
+        <w:br/>
+      </w:r>
+      <w:proofErr w:type="gramStart"/>
+      <w:r>
+        <w:rPr>
+          <w:rFonts w:ascii="Times New Roman" w:eastAsia="Times New Roman" w:hAnsi="Times New Roman"/>
+          <w:sz w:val="24"/>
+        </w:rPr>
+        <w:t>d</w:t>
+      </w:r>
+      <w:proofErr w:type="gramEnd"/>
+      <w:r>
+        <w:rPr>
+          <w:rFonts w:ascii="Times New Roman" w:eastAsia="Times New Roman" w:hAnsi="Times New Roman"/>
+          <w:sz w:val="24"/>
+        </w:rPr>
+        <w:t xml:space="preserve">. </w:t>
+      </w:r>
+      <w:proofErr w:type="spellStart"/>
+      <w:r>
+        <w:rPr>
+          <w:rFonts w:ascii="Times New Roman" w:eastAsia="Times New Roman" w:hAnsi="Times New Roman"/>
+          <w:sz w:val="24"/>
+        </w:rPr>
+        <w:t>Manajemen</w:t>
+      </w:r>
+      <w:proofErr w:type="spellEnd"/>
+      <w:r>
+        <w:rPr>
+          <w:rFonts w:ascii="Times New Roman" w:eastAsia="Times New Roman" w:hAnsi="Times New Roman"/>
+          <w:sz w:val="24"/>
+        </w:rPr>
+        <w:t xml:space="preserve"> Basis Data</w:t>
       </w:r>
     </w:p>
     <w:p>
@@ -1443,33 +2263,86 @@
         <w:spacing w:after="120" w:line="360" w:lineRule="auto"/>
         <w:ind w:firstLine="709"/>
         <w:jc w:val="both"/>
-      </w:pPr>
-      <w:r>
-        <w:rPr>
-          <w:rFonts w:ascii="Times New Roman" w:hAnsi="Times New Roman" w:eastAsia="Times New Roman"/>
-          <w:b w:val="0"/>
-          <w:i w:val="0"/>
-          <w:sz w:val="24"/>
-        </w:rPr>
-        <w:t>Sebelum adanya sistem SIPAJUDOL, proses pengawasan konten website OPD di lingkungan Diskominfo Kabupaten Kubu Raya dilakukan secara manual dengan alur sebagai berikut:</w:t>
-        <w:br/>
-        <w:t>1. Petugas membuka satu per satu website OPD yang menjadi tanggung jawab pengawasan melalui browser.</w:t>
-        <w:br/>
-        <w:t>2. Petugas memeriksa tampilan halaman secara visual untuk mencari indikasi konten yang tidak semestinya, seperti tautan atau banner promosi judi online.</w:t>
-        <w:br/>
-        <w:t>3. Apabila ditemukan indikasi konten ilegal, petugas mencatat temuan secara manual, kemudian menyampaikan informasi tersebut kepada pengelola website terkait melalui komunikasi informal (telepon, pesan singkat, atau surat).</w:t>
-        <w:br/>
-        <w:t>4. Tidak terdapat pencatatan riwayat pemindaian maupun dokumen laporan resmi yang terstandardisasi, sehingga sulit dilakukan pemantauan tren maupun evaluasi tingkat risiko dari waktu ke waktu.</w:t>
-        <w:br/>
-        <w:t>5. Proses ini sangat bergantung pada ketelitian dan waktu yang dimiliki petugas, sehingga konten ilegal yang disisipkan menggunakan teknik tersembunyi (misalnya iframe tersembunyi atau skrip terobfuskasi) berpotensi tidak terdeteksi dalam waktu yang lama.</w:t>
-      </w:r>
-    </w:p>
-    <w:p>
-      <w:pPr>
-        <w:pStyle w:val="Heading2"/>
-      </w:pPr>
-      <w:r>
-        <w:t>3.3 Activity Diagram</w:t>
+        <w:rPr>
+          <w:rFonts w:ascii="Times New Roman" w:eastAsia="Times New Roman" w:hAnsi="Times New Roman"/>
+          <w:sz w:val="24"/>
+        </w:rPr>
+      </w:pPr>
+      <w:r>
+        <w:rPr>
+          <w:rFonts w:ascii="Times New Roman" w:eastAsia="Times New Roman" w:hAnsi="Times New Roman"/>
+          <w:sz w:val="24"/>
+        </w:rPr>
+        <w:t xml:space="preserve">Basis data </w:t>
+      </w:r>
+      <w:proofErr w:type="spellStart"/>
+      <w:r>
+        <w:rPr>
+          <w:rFonts w:ascii="Times New Roman" w:eastAsia="Times New Roman" w:hAnsi="Times New Roman"/>
+          <w:sz w:val="24"/>
+        </w:rPr>
+        <w:t>digunakan</w:t>
+      </w:r>
+      <w:proofErr w:type="spellEnd"/>
+      <w:r>
+        <w:rPr>
+          <w:rFonts w:ascii="Times New Roman" w:eastAsia="Times New Roman" w:hAnsi="Times New Roman"/>
+          <w:sz w:val="24"/>
+        </w:rPr>
+        <w:t xml:space="preserve"> </w:t>
+      </w:r>
+      <w:proofErr w:type="spellStart"/>
+      <w:r>
+        <w:rPr>
+          <w:rFonts w:ascii="Times New Roman" w:eastAsia="Times New Roman" w:hAnsi="Times New Roman"/>
+          <w:sz w:val="24"/>
+        </w:rPr>
+        <w:t>untuk</w:t>
+      </w:r>
+      <w:proofErr w:type="spellEnd"/>
+      <w:r>
+        <w:rPr>
+          <w:rFonts w:ascii="Times New Roman" w:eastAsia="Times New Roman" w:hAnsi="Times New Roman"/>
+          <w:sz w:val="24"/>
+        </w:rPr>
+        <w:t xml:space="preserve"> menyimpan seluruh data operasional sistem, meliputi data pengguna, website yang diawasi, hasil pemindaian, temuan, laporan, serta kata kunci y</w:t>
+      </w:r>
+      <w:r>
+        <w:rPr>
+          <w:rFonts w:ascii="Times New Roman" w:eastAsia="Times New Roman" w:hAnsi="Times New Roman"/>
+          <w:sz w:val="24"/>
+        </w:rPr>
+        <w:t>ang menjadi acuan deteksi, sehingga data dapat diakses, diolah, dan ditelusuri kembali sewaktu-waktu diperlukan.</w:t>
+      </w:r>
+      <w:r>
+        <w:rPr>
+          <w:rFonts w:ascii="Times New Roman" w:eastAsia="Times New Roman" w:hAnsi="Times New Roman"/>
+          <w:sz w:val="24"/>
+        </w:rPr>
+        <w:br/>
+      </w:r>
+      <w:r>
+        <w:rPr>
+          <w:rFonts w:ascii="Times New Roman" w:eastAsia="Times New Roman" w:hAnsi="Times New Roman"/>
+          <w:sz w:val="24"/>
+        </w:rPr>
+        <w:br/>
+      </w:r>
+      <w:proofErr w:type="gramStart"/>
+      <w:r>
+        <w:rPr>
+          <w:rFonts w:ascii="Times New Roman" w:eastAsia="Times New Roman" w:hAnsi="Times New Roman"/>
+          <w:sz w:val="24"/>
+        </w:rPr>
+        <w:t>e</w:t>
+      </w:r>
+      <w:proofErr w:type="gramEnd"/>
+      <w:r>
+        <w:rPr>
+          <w:rFonts w:ascii="Times New Roman" w:eastAsia="Times New Roman" w:hAnsi="Times New Roman"/>
+          <w:sz w:val="24"/>
+        </w:rPr>
+        <w:t>. Role-Based Access Control (RBAC)</w:t>
       </w:r>
     </w:p>
     <w:p>
@@ -1477,43 +2350,142 @@
         <w:spacing w:after="120" w:line="360" w:lineRule="auto"/>
         <w:ind w:firstLine="709"/>
         <w:jc w:val="both"/>
-      </w:pPr>
-      <w:r>
-        <w:rPr>
-          <w:rFonts w:ascii="Times New Roman" w:hAnsi="Times New Roman" w:eastAsia="Times New Roman"/>
-          <w:b w:val="0"/>
-          <w:i w:val="0"/>
-          <w:sz w:val="24"/>
-        </w:rPr>
-        <w:t>Alur proses bisnis berjalan sebagaimana diuraikan pada sub-bab 3.2 digambarkan dalam bentuk activity diagram sebagaimana terlampir pada Lampiran laporan ini (lihat rancangan diagram “02 Activity Diagram”). Secara umum, activity diagram tersebut menggambarkan urutan aktivitas mulai dari petugas membuka website, memeriksa konten, hingga menyampaikan temuan secara manual kepada pengelola website, tanpa adanya sistem pencatatan maupun pelaporan otomatis.</w:t>
-      </w:r>
-    </w:p>
-    <w:p>
-      <w:pPr>
-        <w:pStyle w:val="Heading2"/>
-      </w:pPr>
-      <w:r>
-        <w:t xml:space="preserve">3.4 </w:t>
-      </w:r>
-      <w:proofErr w:type="spellStart"/>
-      <w:r>
-        <w:t>Spesifikasi</w:t>
-      </w:r>
-      <w:proofErr w:type="spellEnd"/>
-      <w:r>
-        <w:t xml:space="preserve"> </w:t>
-      </w:r>
-      <w:proofErr w:type="spellStart"/>
-      <w:r>
-        <w:t>Sistem</w:t>
-      </w:r>
-      <w:proofErr w:type="spellEnd"/>
-      <w:r>
-        <w:t xml:space="preserve"> </w:t>
-      </w:r>
-      <w:proofErr w:type="spellStart"/>
-      <w:r>
-        <w:t>Berjalan</w:t>
+        <w:rPr>
+          <w:rFonts w:ascii="Times New Roman" w:eastAsia="Times New Roman" w:hAnsi="Times New Roman"/>
+          <w:sz w:val="24"/>
+        </w:rPr>
+      </w:pPr>
+      <w:r>
+        <w:rPr>
+          <w:rFonts w:ascii="Times New Roman" w:eastAsia="Times New Roman" w:hAnsi="Times New Roman"/>
+          <w:sz w:val="24"/>
+        </w:rPr>
+        <w:t xml:space="preserve">RBAC </w:t>
+      </w:r>
+      <w:proofErr w:type="spellStart"/>
+      <w:r>
+        <w:rPr>
+          <w:rFonts w:ascii="Times New Roman" w:eastAsia="Times New Roman" w:hAnsi="Times New Roman"/>
+          <w:sz w:val="24"/>
+        </w:rPr>
+        <w:t>merupakan</w:t>
+      </w:r>
+      <w:proofErr w:type="spellEnd"/>
+      <w:r>
+        <w:rPr>
+          <w:rFonts w:ascii="Times New Roman" w:eastAsia="Times New Roman" w:hAnsi="Times New Roman"/>
+          <w:sz w:val="24"/>
+        </w:rPr>
+        <w:t xml:space="preserve"> </w:t>
+      </w:r>
+      <w:proofErr w:type="spellStart"/>
+      <w:r>
+        <w:rPr>
+          <w:rFonts w:ascii="Times New Roman" w:eastAsia="Times New Roman" w:hAnsi="Times New Roman"/>
+          <w:sz w:val="24"/>
+        </w:rPr>
+        <w:t>mekanisme</w:t>
+      </w:r>
+      <w:proofErr w:type="spellEnd"/>
+      <w:r>
+        <w:rPr>
+          <w:rFonts w:ascii="Times New Roman" w:eastAsia="Times New Roman" w:hAnsi="Times New Roman"/>
+          <w:sz w:val="24"/>
+        </w:rPr>
+        <w:t xml:space="preserve"> </w:t>
+      </w:r>
+      <w:proofErr w:type="spellStart"/>
+      <w:r>
+        <w:rPr>
+          <w:rFonts w:ascii="Times New Roman" w:eastAsia="Times New Roman" w:hAnsi="Times New Roman"/>
+          <w:sz w:val="24"/>
+        </w:rPr>
+        <w:t>pengaturan</w:t>
+      </w:r>
+      <w:proofErr w:type="spellEnd"/>
+      <w:r>
+        <w:rPr>
+          <w:rFonts w:ascii="Times New Roman" w:eastAsia="Times New Roman" w:hAnsi="Times New Roman"/>
+          <w:sz w:val="24"/>
+        </w:rPr>
+        <w:t xml:space="preserve"> hak akses pengguna berdasarkan peran (role) yang dimiliki, sehingga se</w:t>
+      </w:r>
+      <w:r>
+        <w:rPr>
+          <w:rFonts w:ascii="Times New Roman" w:eastAsia="Times New Roman" w:hAnsi="Times New Roman"/>
+          <w:sz w:val="24"/>
+        </w:rPr>
+        <w:t>tiap pengguna hanya dapat mengakses fitur dan data sesuai dengan kewenangannya masing-masing.</w:t>
+      </w:r>
+      <w:r>
+        <w:rPr>
+          <w:rFonts w:ascii="Times New Roman" w:eastAsia="Times New Roman" w:hAnsi="Times New Roman"/>
+          <w:sz w:val="24"/>
+        </w:rPr>
+        <w:br/>
+      </w:r>
+      <w:r>
+        <w:rPr>
+          <w:rFonts w:ascii="Times New Roman" w:eastAsia="Times New Roman" w:hAnsi="Times New Roman"/>
+          <w:sz w:val="24"/>
+        </w:rPr>
+        <w:br/>
+      </w:r>
+      <w:proofErr w:type="gramStart"/>
+      <w:r>
+        <w:rPr>
+          <w:rFonts w:ascii="Times New Roman" w:eastAsia="Times New Roman" w:hAnsi="Times New Roman"/>
+          <w:sz w:val="24"/>
+        </w:rPr>
+        <w:t>f. Pembuatan</w:t>
+      </w:r>
+      <w:proofErr w:type="gramEnd"/>
+      <w:r>
+        <w:rPr>
+          <w:rFonts w:ascii="Times New Roman" w:eastAsia="Times New Roman" w:hAnsi="Times New Roman"/>
+          <w:sz w:val="24"/>
+        </w:rPr>
+        <w:t xml:space="preserve"> Dokumen PDF </w:t>
+      </w:r>
+      <w:proofErr w:type="spellStart"/>
+      <w:r>
+        <w:rPr>
+          <w:rFonts w:ascii="Times New Roman" w:eastAsia="Times New Roman" w:hAnsi="Times New Roman"/>
+          <w:sz w:val="24"/>
+        </w:rPr>
+        <w:t>dan</w:t>
+      </w:r>
+      <w:proofErr w:type="spellEnd"/>
+      <w:r>
+        <w:rPr>
+          <w:rFonts w:ascii="Times New Roman" w:eastAsia="Times New Roman" w:hAnsi="Times New Roman"/>
+          <w:sz w:val="24"/>
+        </w:rPr>
+        <w:t xml:space="preserve"> </w:t>
+      </w:r>
+      <w:proofErr w:type="spellStart"/>
+      <w:r>
+        <w:rPr>
+          <w:rFonts w:ascii="Times New Roman" w:eastAsia="Times New Roman" w:hAnsi="Times New Roman"/>
+          <w:sz w:val="24"/>
+        </w:rPr>
+        <w:t>Notifikasi</w:t>
+      </w:r>
+      <w:proofErr w:type="spellEnd"/>
+      <w:r>
+        <w:rPr>
+          <w:rFonts w:ascii="Times New Roman" w:eastAsia="Times New Roman" w:hAnsi="Times New Roman"/>
+          <w:sz w:val="24"/>
+        </w:rPr>
+        <w:t xml:space="preserve"> </w:t>
+      </w:r>
+      <w:proofErr w:type="spellStart"/>
+      <w:r>
+        <w:rPr>
+          <w:rFonts w:ascii="Times New Roman" w:eastAsia="Times New Roman" w:hAnsi="Times New Roman"/>
+          <w:sz w:val="24"/>
+        </w:rPr>
+        <w:t>Elektronik</w:t>
       </w:r>
       <w:proofErr w:type="spellEnd"/>
     </w:p>
@@ -1522,43 +2494,143 @@
         <w:spacing w:after="120" w:line="360" w:lineRule="auto"/>
         <w:ind w:firstLine="709"/>
         <w:jc w:val="both"/>
-      </w:pPr>
-      <w:r>
-        <w:rPr>
-          <w:rFonts w:ascii="Times New Roman" w:hAnsi="Times New Roman" w:eastAsia="Times New Roman"/>
-          <w:b w:val="0"/>
-          <w:i w:val="0"/>
-          <w:sz w:val="24"/>
-        </w:rPr>
-        <w:t>Spesifikasi sistem berjalan menguraikan dokumen masukan dan keluaran yang digunakan dalam proses pengawasan website OPD sebelum penerapan sistem SIPAJUDOL, sebagai berikut:</w:t>
-      </w:r>
-    </w:p>
-    <w:p>
-      <w:pPr>
-        <w:pStyle w:val="Heading3"/>
-      </w:pPr>
-      <w:r>
-        <w:t xml:space="preserve">3.4.1 </w:t>
-      </w:r>
-      <w:proofErr w:type="spellStart"/>
-      <w:r>
-        <w:t>Spesifikasi</w:t>
-      </w:r>
-      <w:proofErr w:type="spellEnd"/>
-      <w:r>
-        <w:t xml:space="preserve"> </w:t>
-      </w:r>
-      <w:proofErr w:type="spellStart"/>
-      <w:r>
-        <w:t>Dokumen</w:t>
-      </w:r>
-      <w:proofErr w:type="spellEnd"/>
-      <w:r>
-        <w:t xml:space="preserve"> </w:t>
-      </w:r>
-      <w:proofErr w:type="spellStart"/>
-      <w:r>
-        <w:t>Masukan</w:t>
+        <w:rPr>
+          <w:rFonts w:ascii="Times New Roman" w:eastAsia="Times New Roman" w:hAnsi="Times New Roman"/>
+          <w:sz w:val="24"/>
+        </w:rPr>
+      </w:pPr>
+      <w:proofErr w:type="spellStart"/>
+      <w:r>
+        <w:rPr>
+          <w:rFonts w:ascii="Times New Roman" w:eastAsia="Times New Roman" w:hAnsi="Times New Roman"/>
+          <w:sz w:val="24"/>
+        </w:rPr>
+        <w:t>Sistem</w:t>
+      </w:r>
+      <w:proofErr w:type="spellEnd"/>
+      <w:r>
+        <w:rPr>
+          <w:rFonts w:ascii="Times New Roman" w:eastAsia="Times New Roman" w:hAnsi="Times New Roman"/>
+          <w:sz w:val="24"/>
+        </w:rPr>
+        <w:t xml:space="preserve"> </w:t>
+      </w:r>
+      <w:proofErr w:type="spellStart"/>
+      <w:r>
+        <w:rPr>
+          <w:rFonts w:ascii="Times New Roman" w:eastAsia="Times New Roman" w:hAnsi="Times New Roman"/>
+          <w:sz w:val="24"/>
+        </w:rPr>
+        <w:t>mendukung</w:t>
+      </w:r>
+      <w:proofErr w:type="spellEnd"/>
+      <w:r>
+        <w:rPr>
+          <w:rFonts w:ascii="Times New Roman" w:eastAsia="Times New Roman" w:hAnsi="Times New Roman"/>
+          <w:sz w:val="24"/>
+        </w:rPr>
+        <w:t xml:space="preserve"> </w:t>
+      </w:r>
+      <w:proofErr w:type="spellStart"/>
+      <w:r>
+        <w:rPr>
+          <w:rFonts w:ascii="Times New Roman" w:eastAsia="Times New Roman" w:hAnsi="Times New Roman"/>
+          <w:sz w:val="24"/>
+        </w:rPr>
+        <w:t>pembuatan</w:t>
+      </w:r>
+      <w:proofErr w:type="spellEnd"/>
+      <w:r>
+        <w:rPr>
+          <w:rFonts w:ascii="Times New Roman" w:eastAsia="Times New Roman" w:hAnsi="Times New Roman"/>
+          <w:sz w:val="24"/>
+        </w:rPr>
+        <w:t xml:space="preserve"> </w:t>
+      </w:r>
+      <w:proofErr w:type="spellStart"/>
+      <w:r>
+        <w:rPr>
+          <w:rFonts w:ascii="Times New Roman" w:eastAsia="Times New Roman" w:hAnsi="Times New Roman"/>
+          <w:sz w:val="24"/>
+        </w:rPr>
+        <w:t>dokumen</w:t>
+      </w:r>
+      <w:proofErr w:type="spellEnd"/>
+      <w:r>
+        <w:rPr>
+          <w:rFonts w:ascii="Times New Roman" w:eastAsia="Times New Roman" w:hAnsi="Times New Roman"/>
+          <w:sz w:val="24"/>
+        </w:rPr>
+        <w:t xml:space="preserve"> laporan resmi dalam format PDF secara otomatis berdasarkan hasil pemindaian</w:t>
+      </w:r>
+      <w:r>
+        <w:rPr>
+          <w:rFonts w:ascii="Times New Roman" w:eastAsia="Times New Roman" w:hAnsi="Times New Roman"/>
+          <w:sz w:val="24"/>
+        </w:rPr>
+        <w:t xml:space="preserve">, serta pengiriman notifikasi melalui </w:t>
+      </w:r>
+      <w:proofErr w:type="gramStart"/>
+      <w:r>
+        <w:rPr>
+          <w:rFonts w:ascii="Times New Roman" w:eastAsia="Times New Roman" w:hAnsi="Times New Roman"/>
+          <w:sz w:val="24"/>
+        </w:rPr>
+        <w:t>surat</w:t>
+      </w:r>
+      <w:proofErr w:type="gramEnd"/>
+      <w:r>
+        <w:rPr>
+          <w:rFonts w:ascii="Times New Roman" w:eastAsia="Times New Roman" w:hAnsi="Times New Roman"/>
+          <w:sz w:val="24"/>
+        </w:rPr>
+        <w:t xml:space="preserve"> elektronik (email) sebagai media penyampaian laporan kepada pihak terkait.</w:t>
+      </w:r>
+    </w:p>
+    <w:p>
+      <w:pPr>
+        <w:rPr>
+          <w:rFonts w:ascii="Times New Roman" w:eastAsiaTheme="majorEastAsia" w:hAnsi="Times New Roman" w:cstheme="majorBidi"/>
+          <w:b/>
+          <w:sz w:val="24"/>
+          <w:szCs w:val="26"/>
+        </w:rPr>
+      </w:pPr>
+      <w:r>
+        <w:br w:type="page"/>
+      </w:r>
+    </w:p>
+    <w:p>
+      <w:pPr>
+        <w:pStyle w:val="Heading1"/>
+      </w:pPr>
+      <w:r>
+        <w:lastRenderedPageBreak/>
+        <w:t>BAB III</w:t>
+      </w:r>
+      <w:r>
+        <w:br/>
+        <w:t>ANALISA PROSES BISNIS</w:t>
+      </w:r>
+    </w:p>
+    <w:p>
+      <w:pPr>
+        <w:pStyle w:val="Heading2"/>
+      </w:pPr>
+      <w:r>
+        <w:t xml:space="preserve">3.1 </w:t>
+      </w:r>
+      <w:proofErr w:type="spellStart"/>
+      <w:r>
+        <w:t>Tijauan</w:t>
+      </w:r>
+      <w:proofErr w:type="spellEnd"/>
+      <w:r>
+        <w:t xml:space="preserve"> </w:t>
+      </w:r>
+      <w:proofErr w:type="spellStart"/>
+      <w:r>
+        <w:t>Institusi</w:t>
       </w:r>
       <w:proofErr w:type="spellEnd"/>
     </w:p>
@@ -1570,31 +2642,17 @@
       </w:pPr>
       <w:r>
         <w:rPr>
-          <w:rFonts w:ascii="Times New Roman" w:hAnsi="Times New Roman" w:eastAsia="Times New Roman"/>
-          <w:b w:val="0"/>
-          <w:i w:val="0"/>
-          <w:sz w:val="24"/>
-        </w:rPr>
-        <w:t>a. Nama Dokumen  : Daftar Website OPD</w:t>
-        <w:br/>
-        <w:t xml:space="preserve">    Fungsi         : Sebagai acuan daftar website yang harus diawasi</w:t>
-        <w:br/>
-        <w:t xml:space="preserve">    Sumber         : Bidang terkait di Diskominfo Kabupaten Kubu Raya</w:t>
-        <w:br/>
-        <w:t xml:space="preserve">    Media          : Berkas cetak/berkas digital (spreadsheet)</w:t>
-        <w:br/>
-        <w:t xml:space="preserve">    Frekuensi      : Diperbarui sewaktu-waktu apabila terdapat penambahan website baru</w:t>
-        <w:br/>
-        <w:br/>
-        <w:t>b. Nama Dokumen  : Catatan Temuan Manual</w:t>
-        <w:br/>
-        <w:t xml:space="preserve">    Fungsi         : Mencatat indikasi konten ilegal yang ditemukan petugas</w:t>
-        <w:br/>
-        <w:t xml:space="preserve">    Sumber         : Petugas pemeriksa</w:t>
-        <w:br/>
-        <w:t xml:space="preserve">    Media          : Catatan tertulis/berkas digital tidak terstandardisasi</w:t>
-        <w:br/>
-        <w:t xml:space="preserve">    Frekuensi      : Setiap kali dilakukan pemeriksaan</w:t>
+          <w:rFonts w:ascii="Times New Roman" w:eastAsia="Times New Roman" w:hAnsi="Times New Roman"/>
+          <w:sz w:val="24"/>
+        </w:rPr>
+        <w:t xml:space="preserve">Bagian ini menguraikan gambaran umum mengenai instansi tempat pelaksanaan Praktik </w:t>
+      </w:r>
+      <w:r>
+        <w:rPr>
+          <w:rFonts w:ascii="Times New Roman" w:eastAsia="Times New Roman" w:hAnsi="Times New Roman"/>
+          <w:sz w:val="24"/>
+        </w:rPr>
+        <w:t>Kerja Lapangan, yaitu Dinas Komunikasi dan Informatika (Diskominfo) Kabupaten Kubu Raya, mencakup sejarah singkat serta struktur organisasi dan fungsi instansi.</w:t>
       </w:r>
     </w:p>
     <w:p>
@@ -1602,27 +2660,19 @@
         <w:pStyle w:val="Heading3"/>
       </w:pPr>
       <w:r>
-        <w:t xml:space="preserve">3.4.2 </w:t>
-      </w:r>
-      <w:proofErr w:type="spellStart"/>
-      <w:r>
-        <w:t>Spesifikasi</w:t>
-      </w:r>
-      <w:proofErr w:type="spellEnd"/>
-      <w:r>
-        <w:t xml:space="preserve"> </w:t>
-      </w:r>
-      <w:proofErr w:type="spellStart"/>
-      <w:r>
-        <w:t>Dokumen</w:t>
-      </w:r>
-      <w:proofErr w:type="spellEnd"/>
-      <w:r>
-        <w:t xml:space="preserve"> </w:t>
-      </w:r>
-      <w:proofErr w:type="spellStart"/>
-      <w:r>
-        <w:t>Keluaran</w:t>
+        <w:t xml:space="preserve">3.1.1 </w:t>
+      </w:r>
+      <w:proofErr w:type="spellStart"/>
+      <w:r>
+        <w:t>Sejarah</w:t>
+      </w:r>
+      <w:proofErr w:type="spellEnd"/>
+      <w:r>
+        <w:t xml:space="preserve"> </w:t>
+      </w:r>
+      <w:proofErr w:type="spellStart"/>
+      <w:r>
+        <w:t>Institusi</w:t>
       </w:r>
       <w:proofErr w:type="spellEnd"/>
     </w:p>
@@ -1634,49 +2684,60 @@
       </w:pPr>
       <w:r>
         <w:rPr>
-          <w:rFonts w:ascii="Times New Roman" w:hAnsi="Times New Roman" w:eastAsia="Times New Roman"/>
-          <w:b w:val="0"/>
-          <w:i w:val="0"/>
-          <w:sz w:val="24"/>
-        </w:rPr>
-        <w:t>a. Nama Dokumen  : Informasi Temuan kepada Pengelola Website</w:t>
-        <w:br/>
-        <w:t xml:space="preserve">    Fungsi         : Memberitahukan indikasi konten ilegal kepada pengelola website terkait</w:t>
-        <w:br/>
-        <w:t xml:space="preserve">    Media          : Komunikasi informal (telepon, pesan singkat, atau surat)</w:t>
-        <w:br/>
-        <w:t xml:space="preserve">    Frekuensi      : Insidental, setiap ditemukan indikasi konten ilegal</w:t>
-        <w:br/>
-        <w:br/>
-        <w:t>Tidak terdapat dokumen laporan resmi yang terstandardisasi dan terdokumentasi secara sistematis pada proses berjalan saat ini.</w:t>
-      </w:r>
-    </w:p>
-    <w:p>
-      <w:pPr>
-        <w:pStyle w:val="Heading2"/>
-      </w:pPr>
-      <w:r>
-        <w:t xml:space="preserve">3.5 </w:t>
-      </w:r>
-      <w:proofErr w:type="spellStart"/>
-      <w:r>
-        <w:t>Spesifikasi</w:t>
-      </w:r>
-      <w:proofErr w:type="spellEnd"/>
-      <w:r>
-        <w:t xml:space="preserve"> </w:t>
-      </w:r>
-      <w:proofErr w:type="spellStart"/>
-      <w:r>
-        <w:t>Sistem</w:t>
-      </w:r>
-      <w:proofErr w:type="spellEnd"/>
-      <w:r>
-        <w:t xml:space="preserve"> </w:t>
-      </w:r>
-      <w:proofErr w:type="spellStart"/>
-      <w:r>
-        <w:t>Berjalan</w:t>
+          <w:rFonts w:ascii="Times New Roman" w:eastAsia="Times New Roman" w:hAnsi="Times New Roman"/>
+          <w:sz w:val="24"/>
+        </w:rPr>
+        <w:t>[CATATAN UNTUK PENULIS: Uraikan sejarah singkat berdirinya Dinas Komuni</w:t>
+      </w:r>
+      <w:r>
+        <w:rPr>
+          <w:rFonts w:ascii="Times New Roman" w:eastAsia="Times New Roman" w:hAnsi="Times New Roman"/>
+          <w:sz w:val="24"/>
+        </w:rPr>
+        <w:t>kasi dan Informatika Kabupaten Kubu Raya, dasar hukum pembentukan (Peraturan Daerah/Peraturan Bupati terkait), visi dan misi, serta tugas pokok dan fungsi (tupoksi) instansi. Data resmi bagian ini sebaiknya diperoleh langsung dari profil instansi atau doku</w:t>
+      </w:r>
+      <w:r>
+        <w:rPr>
+          <w:rFonts w:ascii="Times New Roman" w:eastAsia="Times New Roman" w:hAnsi="Times New Roman"/>
+          <w:sz w:val="24"/>
+        </w:rPr>
+        <w:t>men resmi Diskominfo Kabupaten Kubu Raya, karena penulis tidak memiliki akses terhadap data resmi tersebut.]</w:t>
+      </w:r>
+    </w:p>
+    <w:p>
+      <w:pPr>
+        <w:pStyle w:val="Heading3"/>
+      </w:pPr>
+      <w:r>
+        <w:t xml:space="preserve">3.1.2 </w:t>
+      </w:r>
+      <w:proofErr w:type="spellStart"/>
+      <w:r>
+        <w:t>Struktur</w:t>
+      </w:r>
+      <w:proofErr w:type="spellEnd"/>
+      <w:r>
+        <w:t xml:space="preserve"> </w:t>
+      </w:r>
+      <w:proofErr w:type="spellStart"/>
+      <w:r>
+        <w:t>Organisasi</w:t>
+      </w:r>
+      <w:proofErr w:type="spellEnd"/>
+      <w:r>
+        <w:t xml:space="preserve"> </w:t>
+      </w:r>
+      <w:proofErr w:type="spellStart"/>
+      <w:r>
+        <w:t>dan</w:t>
+      </w:r>
+      <w:proofErr w:type="spellEnd"/>
+      <w:r>
+        <w:t xml:space="preserve"> </w:t>
+      </w:r>
+      <w:proofErr w:type="spellStart"/>
+      <w:r>
+        <w:t>Fungsi</w:t>
       </w:r>
       <w:proofErr w:type="spellEnd"/>
     </w:p>
@@ -1688,49 +2749,24 @@
       </w:pPr>
       <w:r>
         <w:rPr>
-          <w:rFonts w:ascii="Times New Roman" w:hAnsi="Times New Roman" w:eastAsia="Times New Roman"/>
-          <w:b w:val="0"/>
-          <w:i w:val="0"/>
-          <w:sz w:val="24"/>
-        </w:rPr>
-        <w:t>Berdasarkan uraian proses bisnis berjalan di atas, dapat diidentifikasi beberapa permasalahan pokok sebagai berikut:</w:t>
-        <w:br/>
-        <w:t>1. Proses pengawasan dilakukan secara manual sehingga membutuhkan waktu yang lama dan rentan terhadap human error, terutama untuk mendeteksi konten yang disisipkan menggunakan teknik tersembunyi.</w:t>
-        <w:br/>
-        <w:t>2. Belum tersedia mekanisme penilaian tingkat risiko yang objektif, sehingga penentuan prioritas penanganan website yang bermasalah masih bersifat subjektif.</w:t>
-        <w:br/>
-        <w:t>3. Tidak adanya dokumentasi dan riwayat pemindaian yang terstruktur menyulitkan proses evaluasi maupun pelaporan kepada pimpinan.</w:t>
-        <w:br/>
-        <w:t>4. Penyampaian temuan yang masih bersifat informal berisiko menyebabkan informasi tidak tersampaikan secara utuh atau tidak dapat ditelusuri kembali (tidak accountable).</w:t>
-        <w:br/>
-        <w:br/>
-        <w:t>Permasalahan-permasalahan tersebut menjadi dasar diusulkannya sistem informasi SIPAJUDOL sebagaimana diuraikan pada BAB IV.</w:t>
-      </w:r>
-    </w:p>
-    <w:p>
-      <w:pPr>
-        <w:rPr>
-          <w:rFonts w:ascii="Times New Roman" w:eastAsiaTheme="majorEastAsia" w:hAnsi="Times New Roman" w:cstheme="majorBidi"/>
-          <w:b/>
-          <w:sz w:val="24"/>
-          <w:szCs w:val="26"/>
-        </w:rPr>
-      </w:pPr>
-      <w:r>
-        <w:br w:type="page"/>
-      </w:r>
-    </w:p>
-    <w:p>
-      <w:pPr>
-        <w:pStyle w:val="Heading1"/>
-      </w:pPr>
-      <w:r>
-        <w:lastRenderedPageBreak/>
-        <w:t>BAB IV</w:t>
-      </w:r>
-      <w:r>
-        <w:br/>
-        <w:t>PROSES BISNIS USULAN</w:t>
+          <w:rFonts w:ascii="Times New Roman" w:eastAsia="Times New Roman" w:hAnsi="Times New Roman"/>
+          <w:sz w:val="24"/>
+        </w:rPr>
+        <w:t>[CATATAN UNTUK PENULIS: Sertakan bagan struktur organisasi Diskominfo Kabupaten Kubu Raya beserta uraian tugas</w:t>
+      </w:r>
+      <w:r>
+        <w:rPr>
+          <w:rFonts w:ascii="Times New Roman" w:eastAsia="Times New Roman" w:hAnsi="Times New Roman"/>
+          <w:sz w:val="24"/>
+        </w:rPr>
+        <w:t xml:space="preserve"> dan fungsi masing-masing bidang, khususnya bidang lokasi pelaksanaan PKL. Data nama pejabat pada berkas contoh sistem (Setting seeder, misalnya “H. Ahmad Fauzi, S.Kom., M.T.”) merupakan data placeholder pada sistem dan BUKAN data resmi, sehingga wajib dik</w:t>
+      </w:r>
+      <w:r>
+        <w:rPr>
+          <w:rFonts w:ascii="Times New Roman" w:eastAsia="Times New Roman" w:hAnsi="Times New Roman"/>
+          <w:sz w:val="24"/>
+        </w:rPr>
+        <w:t>onfirmasi dan diganti dengan nama serta jabatan pejabat yang sah sesuai dokumen resmi instansi.]</w:t>
       </w:r>
     </w:p>
     <w:p>
@@ -1738,15 +2774,7 @@
         <w:pStyle w:val="Heading2"/>
       </w:pPr>
       <w:r>
-        <w:t xml:space="preserve">4.1 </w:t>
-      </w:r>
-      <w:proofErr w:type="spellStart"/>
-      <w:r>
-        <w:t>Deskripsi</w:t>
-      </w:r>
-      <w:proofErr w:type="spellEnd"/>
-      <w:r>
-        <w:t xml:space="preserve"> Proses </w:t>
+        <w:t xml:space="preserve">3.2 Proses </w:t>
       </w:r>
       <w:proofErr w:type="spellStart"/>
       <w:r>
@@ -1758,7 +2786,7 @@
       </w:r>
       <w:proofErr w:type="spellStart"/>
       <w:r>
-        <w:t>Usulan</w:t>
+        <w:t>Berjalan</w:t>
       </w:r>
       <w:proofErr w:type="spellEnd"/>
     </w:p>
@@ -1770,32 +2798,78 @@
       </w:pPr>
       <w:r>
         <w:rPr>
-          <w:rFonts w:ascii="Times New Roman" w:hAnsi="Times New Roman" w:eastAsia="Times New Roman"/>
-          <w:b w:val="0"/>
-          <w:i w:val="0"/>
-          <w:sz w:val="24"/>
-        </w:rPr>
-        <w:t>Sistem SIPAJUDOL dirancang untuk mengotomatisasi proses pengawasan website OPD yang sebelumnya dilakukan secara manual. Alur proses bisnis usulan adalah sebagai berikut:</w:t>
-        <w:br/>
-        <w:t>1. Pengguna dengan peran Kepala Bidang (Kabid) melakukan autentikasi (login) ke dalam sistem.</w:t>
-        <w:br/>
-        <w:t>2. Pengguna mendaftarkan website OPD yang akan diawasi beserta data pendukungnya (nama OPD, domain, dan penanggung jawab website) melalui menu pengelolaan website.</w:t>
-        <w:br/>
-        <w:t>3. Sistem secara otomatis membuat sesi pemindaian baru berstatus antrean (queued) dan menjadwalkannya melalui mekanisme antrean latar belakang (queue job).</w:t>
-        <w:br/>
-        <w:t>4. Sistem melakukan penelusuran (crawling) terhadap website target mulai dari halaman utama hingga kedalaman dan jumlah halaman tertentu sesuai konfigurasi, serta mengambil tangkapan layar (screenshot) halaman utama.</w:t>
-        <w:br/>
-        <w:t>5. Pada setiap halaman yang berhasil ditelusuri, sistem menjalankan sebelas pemeriksaan tingkat halaman (deteksi kata kunci judi online berbasis basis data, iframe tersembunyi, obfuskasi JavaScript, tanda tangan malware, redirect mencurigakan, spam SEO, meta tag spam, tautan tersembunyi, tautan eksternal mencurigakan, serta injeksi skrip) dan empat pemeriksaan tingkat situs (deteksi jalur backdoor, PHP shell, berkas asing pada direktori unggahan, dan indikasi defacement melalui pembandingan hash halaman).</w:t>
-        <w:br/>
-        <w:t>6. Seluruh temuan yang teridentifikasi disimpan sebagai catatan temuan (finding) yang mencantumkan kategori, tingkat keparahan (severity), bukti (evidence), serta lokasi temuan pada halaman.</w:t>
-        <w:br/>
-        <w:t>7. Sistem menghitung skor risiko keseluruhan berdasarkan akumulasi bobot tingkat keparahan seluruh temuan, kemudian menentukan status akhir website (aman/perlu ditinjau/berisiko) serta memeriksa keabsahan sertifikat SSL website.</w:t>
-        <w:br/>
-        <w:t>8. Sistem menyusun ringkasan, kesimpulan, dan rekomendasi tindak lanjut secara otomatis berdasarkan kategori dan pola temuan yang terdeteksi (mekanisme berbasis aturan/rule-based, bukan model kecerdasan buatan/machine learning), kemudian memperbarui status pada sesi pemindaian dan mengirimkan notifikasi dalam sistem kepada pengguna.</w:t>
-        <w:br/>
-        <w:t>9. Analis dapat membuat dokumen laporan resmi berdasarkan hasil pemindaian tertentu; sistem secara otomatis melengkapi ringkasan, kesimpulan, dan rekomendasi apabila belum diisi, kemudian menghasilkan dokumen laporan dalam format PDF lengkap dengan nomor laporan yang dibangkitkan otomatis.</w:t>
-        <w:br/>
-        <w:t>10. Analis dapat mengirimkan laporan tersebut beserta lampiran PDF melalui surat elektronik (email) kepada pengelola website terkait, dan setiap pengiriman tercatat pada log aktivitas sistem sebagai bentuk akuntabilitas.</w:t>
+          <w:rFonts w:ascii="Times New Roman" w:eastAsia="Times New Roman" w:hAnsi="Times New Roman"/>
+          <w:sz w:val="24"/>
+        </w:rPr>
+        <w:t>Sebelum adanya sistem SIDEPSIL, proses pengawasan konten website OPD di lingkungan Diskominfo Kabupaten Kubu Raya dilakukan secara m</w:t>
+      </w:r>
+      <w:r>
+        <w:rPr>
+          <w:rFonts w:ascii="Times New Roman" w:eastAsia="Times New Roman" w:hAnsi="Times New Roman"/>
+          <w:sz w:val="24"/>
+        </w:rPr>
+        <w:t>anual dengan alur sebagai berikut:</w:t>
+      </w:r>
+      <w:r>
+        <w:rPr>
+          <w:rFonts w:ascii="Times New Roman" w:eastAsia="Times New Roman" w:hAnsi="Times New Roman"/>
+          <w:sz w:val="24"/>
+        </w:rPr>
+        <w:br/>
+        <w:t>1. Petugas membuka satu per satu website OPD yang menjadi tanggung jawab pengawasan melalui browser.</w:t>
+      </w:r>
+      <w:r>
+        <w:rPr>
+          <w:rFonts w:ascii="Times New Roman" w:eastAsia="Times New Roman" w:hAnsi="Times New Roman"/>
+          <w:sz w:val="24"/>
+        </w:rPr>
+        <w:br/>
+        <w:t xml:space="preserve">2. Petugas memeriksa tampilan halaman secara visual untuk mencari indikasi konten yang tidak semestinya, seperti tautan </w:t>
+      </w:r>
+      <w:r>
+        <w:rPr>
+          <w:rFonts w:ascii="Times New Roman" w:eastAsia="Times New Roman" w:hAnsi="Times New Roman"/>
+          <w:sz w:val="24"/>
+        </w:rPr>
+        <w:t>atau banner promosi judi online.</w:t>
+      </w:r>
+      <w:r>
+        <w:rPr>
+          <w:rFonts w:ascii="Times New Roman" w:eastAsia="Times New Roman" w:hAnsi="Times New Roman"/>
+          <w:sz w:val="24"/>
+        </w:rPr>
+        <w:br/>
+        <w:t>3. Apabila ditemukan indikasi konten ilegal, petugas mencatat temuan secara manual, kemudian menyampaikan informasi tersebut kepada pengelola website terkait melalui komunikasi informal (telepon, pesan singkat, atau surat).</w:t>
+      </w:r>
+      <w:r>
+        <w:rPr>
+          <w:rFonts w:ascii="Times New Roman" w:eastAsia="Times New Roman" w:hAnsi="Times New Roman"/>
+          <w:sz w:val="24"/>
+        </w:rPr>
+        <w:br/>
+      </w:r>
+      <w:r>
+        <w:rPr>
+          <w:rFonts w:ascii="Times New Roman" w:eastAsia="Times New Roman" w:hAnsi="Times New Roman"/>
+          <w:sz w:val="24"/>
+        </w:rPr>
+        <w:lastRenderedPageBreak/>
+        <w:t>4. Tidak terdapat pencatatan riwayat pemindaian maupun dokumen laporan resmi yang terstandardisasi, sehingga sulit dilakukan pemantauan tren maupun evaluasi tingkat risiko dari waktu ke waktu.</w:t>
+      </w:r>
+      <w:r>
+        <w:rPr>
+          <w:rFonts w:ascii="Times New Roman" w:eastAsia="Times New Roman" w:hAnsi="Times New Roman"/>
+          <w:sz w:val="24"/>
+        </w:rPr>
+        <w:br/>
+        <w:t>5. Proses ini sangat bergantung pada ketelitian dan waktu yang</w:t>
+      </w:r>
+      <w:r>
+        <w:rPr>
+          <w:rFonts w:ascii="Times New Roman" w:eastAsia="Times New Roman" w:hAnsi="Times New Roman"/>
+          <w:sz w:val="24"/>
+        </w:rPr>
+        <w:t xml:space="preserve"> dimiliki petugas, sehingga konten ilegal yang disisipkan menggunakan teknik tersembunyi (misalnya iframe tersembunyi atau skrip terobfuskasi) berpotensi tidak terdeteksi dalam waktu yang lama.</w:t>
       </w:r>
     </w:p>
     <w:p>
@@ -1803,7 +2877,7 @@
         <w:pStyle w:val="Heading2"/>
       </w:pPr>
       <w:r>
-        <w:t>4.2 Analisa Manfaat</w:t>
+        <w:t>3.3 Activity Diagram</w:t>
       </w:r>
     </w:p>
     <w:p>
@@ -1814,24 +2888,52 @@
       </w:pPr>
       <w:r>
         <w:rPr>
-          <w:rFonts w:ascii="Times New Roman" w:hAnsi="Times New Roman" w:eastAsia="Times New Roman"/>
-          <w:b w:val="0"/>
-          <w:i w:val="0"/>
-          <w:sz w:val="24"/>
-        </w:rPr>
-        <w:t>Penerapan sistem SIPAJUDOL memberikan manfaat baik secara berwujud (tangible) maupun tidak berwujud (intangible) bagi Diskominfo Kabupaten Kubu Raya, sebagaimana diuraikan berikut.</w:t>
-      </w:r>
-    </w:p>
-    <w:p>
-      <w:pPr>
-        <w:pStyle w:val="Heading3"/>
-      </w:pPr>
-      <w:r>
-        <w:t xml:space="preserve">4.2.1 Manfaat </w:t>
-      </w:r>
-      <w:proofErr w:type="spellStart"/>
-      <w:r>
-        <w:t>Berwujud</w:t>
+          <w:rFonts w:ascii="Times New Roman" w:eastAsia="Times New Roman" w:hAnsi="Times New Roman"/>
+          <w:sz w:val="24"/>
+        </w:rPr>
+        <w:t>Alur proses bisnis berjalan sebagaimana d</w:t>
+      </w:r>
+      <w:r>
+        <w:rPr>
+          <w:rFonts w:ascii="Times New Roman" w:eastAsia="Times New Roman" w:hAnsi="Times New Roman"/>
+          <w:sz w:val="24"/>
+        </w:rPr>
+        <w:t>iuraikan pada sub-bab 3.2 digambarkan dalam bentuk activity diagram sebagaimana terlampir pada Lampiran laporan ini (lihat rancangan diagram “02 Activity Diagram”). Secara umum, activity diagram tersebut menggambarkan urutan aktivitas mulai dari petugas me</w:t>
+      </w:r>
+      <w:r>
+        <w:rPr>
+          <w:rFonts w:ascii="Times New Roman" w:eastAsia="Times New Roman" w:hAnsi="Times New Roman"/>
+          <w:sz w:val="24"/>
+        </w:rPr>
+        <w:t>mbuka website, memeriksa konten, hingga menyampaikan temuan secara manual kepada pengelola website, tanpa adanya sistem pencatatan maupun pelaporan otomatis.</w:t>
+      </w:r>
+    </w:p>
+    <w:p>
+      <w:pPr>
+        <w:pStyle w:val="Heading2"/>
+      </w:pPr>
+      <w:r>
+        <w:t xml:space="preserve">3.4 </w:t>
+      </w:r>
+      <w:proofErr w:type="spellStart"/>
+      <w:r>
+        <w:t>Spesifikasi</w:t>
+      </w:r>
+      <w:proofErr w:type="spellEnd"/>
+      <w:r>
+        <w:t xml:space="preserve"> </w:t>
+      </w:r>
+      <w:proofErr w:type="spellStart"/>
+      <w:r>
+        <w:t>Sistem</w:t>
+      </w:r>
+      <w:proofErr w:type="spellEnd"/>
+      <w:r>
+        <w:t xml:space="preserve"> </w:t>
+      </w:r>
+      <w:proofErr w:type="spellStart"/>
+      <w:r>
+        <w:t>Berjalan</w:t>
       </w:r>
       <w:proofErr w:type="spellEnd"/>
     </w:p>
@@ -1843,16 +2945,17 @@
       </w:pPr>
       <w:r>
         <w:rPr>
-          <w:rFonts w:ascii="Times New Roman" w:hAnsi="Times New Roman" w:eastAsia="Times New Roman"/>
-          <w:b w:val="0"/>
-          <w:i w:val="0"/>
-          <w:sz w:val="24"/>
-        </w:rPr>
-        <w:t>a. Mempercepat proses pengawasan website OPD karena pemindaian dilakukan secara otomatis tanpa harus memeriksa setiap halaman secara manual satu per satu.</w:t>
-        <w:br/>
-        <w:t>b. Menghasilkan dokumen laporan resmi berformat PDF secara otomatis dan konsisten, sehingga mengurangi waktu dan tenaga yang sebelumnya dibutuhkan untuk menyusun laporan secara manual.</w:t>
-        <w:br/>
-        <w:t>c. Menyediakan riwayat pemindaian dan temuan yang terdokumentasi secara sistematis dalam basis data, sehingga dapat ditelusuri kembali sewaktu-waktu diperlukan.</w:t>
+          <w:rFonts w:ascii="Times New Roman" w:eastAsia="Times New Roman" w:hAnsi="Times New Roman"/>
+          <w:sz w:val="24"/>
+        </w:rPr>
+        <w:t>Spesifikasi sistem berjalan menguraikan dokumen masukan dan keluar</w:t>
+      </w:r>
+      <w:r>
+        <w:rPr>
+          <w:rFonts w:ascii="Times New Roman" w:eastAsia="Times New Roman" w:hAnsi="Times New Roman"/>
+          <w:sz w:val="24"/>
+        </w:rPr>
+        <w:t>an yang digunakan dalam proses pengawasan website OPD sebelum penerapan sistem SIDEPSIL, sebagai berikut:</w:t>
       </w:r>
     </w:p>
     <w:p>
@@ -1860,11 +2963,27 @@
         <w:pStyle w:val="Heading3"/>
       </w:pPr>
       <w:r>
-        <w:t xml:space="preserve">4.2.2 Manfaat Tak </w:t>
-      </w:r>
-      <w:proofErr w:type="spellStart"/>
-      <w:r>
-        <w:t>Berwujud</w:t>
+        <w:t xml:space="preserve">3.4.1 </w:t>
+      </w:r>
+      <w:proofErr w:type="spellStart"/>
+      <w:r>
+        <w:t>Spesifikasi</w:t>
+      </w:r>
+      <w:proofErr w:type="spellEnd"/>
+      <w:r>
+        <w:t xml:space="preserve"> </w:t>
+      </w:r>
+      <w:proofErr w:type="spellStart"/>
+      <w:r>
+        <w:t>Dokumen</w:t>
+      </w:r>
+      <w:proofErr w:type="spellEnd"/>
+      <w:r>
+        <w:t xml:space="preserve"> </w:t>
+      </w:r>
+      <w:proofErr w:type="spellStart"/>
+      <w:r>
+        <w:t>Masukan</w:t>
       </w:r>
       <w:proofErr w:type="spellEnd"/>
     </w:p>
@@ -1876,45 +2995,134 @@
       </w:pPr>
       <w:r>
         <w:rPr>
-          <w:rFonts w:ascii="Times New Roman" w:hAnsi="Times New Roman" w:eastAsia="Times New Roman"/>
-          <w:b w:val="0"/>
-          <w:i w:val="0"/>
-          <w:sz w:val="24"/>
-        </w:rPr>
-        <w:t>a. Meningkatkan akurasi dan objektivitas dalam menilai tingkat risiko suatu website melalui mekanisme skor risiko yang konsisten.</w:t>
-        <w:br/>
-        <w:t>b. Meningkatkan akuntabilitas proses pengawasan karena setiap pemindaian, laporan, dan pengiriman laporan tercatat dalam log aktivitas sistem.</w:t>
-        <w:br/>
-        <w:t>c. Meningkatkan citra dan kepercayaan masyarakat terhadap instansi pemerintah karena website OPD dapat diawasi dan ditangani lebih cepat apabila terindikasi disisipi konten ilegal.</w:t>
-        <w:br/>
-        <w:t>d. Mendukung upaya pencegahan penyebaran konten judi online melalui website resmi pemerintah, sejalan dengan program pemberantasan judi online secara nasional.</w:t>
-      </w:r>
-    </w:p>
-    <w:p>
-      <w:r>
-        <w:br w:type="page"/>
-      </w:r>
-    </w:p>
-    <w:p>
-      <w:pPr>
-        <w:pStyle w:val="Heading1"/>
+          <w:rFonts w:ascii="Times New Roman" w:eastAsia="Times New Roman" w:hAnsi="Times New Roman"/>
+          <w:sz w:val="24"/>
+        </w:rPr>
+        <w:t>a. Nama Dokumen  : Daftar Website OPD</w:t>
+      </w:r>
+      <w:r>
+        <w:rPr>
+          <w:rFonts w:ascii="Times New Roman" w:eastAsia="Times New Roman" w:hAnsi="Times New Roman"/>
+          <w:sz w:val="24"/>
+        </w:rPr>
+        <w:br/>
+        <w:t xml:space="preserve">    Fungsi         : Sebagai acuan daftar website yang harus diawasi</w:t>
+      </w:r>
+      <w:r>
+        <w:rPr>
+          <w:rFonts w:ascii="Times New Roman" w:eastAsia="Times New Roman" w:hAnsi="Times New Roman"/>
+          <w:sz w:val="24"/>
+        </w:rPr>
+        <w:br/>
+        <w:t xml:space="preserve">    Sumbe</w:t>
+      </w:r>
+      <w:r>
+        <w:rPr>
+          <w:rFonts w:ascii="Times New Roman" w:eastAsia="Times New Roman" w:hAnsi="Times New Roman"/>
+          <w:sz w:val="24"/>
+        </w:rPr>
+        <w:t>r         : Bidang terkait di Diskominfo Kabupaten Kubu Raya</w:t>
+      </w:r>
+      <w:r>
+        <w:rPr>
+          <w:rFonts w:ascii="Times New Roman" w:eastAsia="Times New Roman" w:hAnsi="Times New Roman"/>
+          <w:sz w:val="24"/>
+        </w:rPr>
+        <w:br/>
+        <w:t xml:space="preserve">    Media          : Berkas cetak/berkas digital (spreadsheet)</w:t>
+      </w:r>
+      <w:r>
+        <w:rPr>
+          <w:rFonts w:ascii="Times New Roman" w:eastAsia="Times New Roman" w:hAnsi="Times New Roman"/>
+          <w:sz w:val="24"/>
+        </w:rPr>
+        <w:br/>
+        <w:t xml:space="preserve">    Frekuensi      : Diperbarui sewaktu-waktu apabila terdapat penambahan website baru</w:t>
+      </w:r>
+      <w:r>
+        <w:rPr>
+          <w:rFonts w:ascii="Times New Roman" w:eastAsia="Times New Roman" w:hAnsi="Times New Roman"/>
+          <w:sz w:val="24"/>
+        </w:rPr>
+        <w:br/>
+      </w:r>
+      <w:r>
+        <w:rPr>
+          <w:rFonts w:ascii="Times New Roman" w:eastAsia="Times New Roman" w:hAnsi="Times New Roman"/>
+          <w:sz w:val="24"/>
+        </w:rPr>
+        <w:br/>
+        <w:t>b. Nama Dokumen  : Catatan Temuan Manual</w:t>
+      </w:r>
+      <w:r>
+        <w:rPr>
+          <w:rFonts w:ascii="Times New Roman" w:eastAsia="Times New Roman" w:hAnsi="Times New Roman"/>
+          <w:sz w:val="24"/>
+        </w:rPr>
+        <w:br/>
+        <w:t xml:space="preserve">   </w:t>
+      </w:r>
+      <w:r>
+        <w:rPr>
+          <w:rFonts w:ascii="Times New Roman" w:eastAsia="Times New Roman" w:hAnsi="Times New Roman"/>
+          <w:sz w:val="24"/>
+        </w:rPr>
+        <w:t xml:space="preserve"> Fungsi         : Mencatat indikasi konten ilegal yang ditemukan petugas</w:t>
+      </w:r>
+      <w:r>
+        <w:rPr>
+          <w:rFonts w:ascii="Times New Roman" w:eastAsia="Times New Roman" w:hAnsi="Times New Roman"/>
+          <w:sz w:val="24"/>
+        </w:rPr>
+        <w:br/>
+        <w:t xml:space="preserve">    Sumber         : Petugas pemeriksa</w:t>
+      </w:r>
+      <w:r>
+        <w:rPr>
+          <w:rFonts w:ascii="Times New Roman" w:eastAsia="Times New Roman" w:hAnsi="Times New Roman"/>
+          <w:sz w:val="24"/>
+        </w:rPr>
+        <w:br/>
+        <w:t xml:space="preserve">    Media          : Catatan tertulis/berkas digital tidak terstandardisasi</w:t>
+      </w:r>
+      <w:r>
+        <w:rPr>
+          <w:rFonts w:ascii="Times New Roman" w:eastAsia="Times New Roman" w:hAnsi="Times New Roman"/>
+          <w:sz w:val="24"/>
+        </w:rPr>
+        <w:br/>
+        <w:t xml:space="preserve">    Frekuensi      : Setiap kali dilakukan pemeriksaan</w:t>
+      </w:r>
+    </w:p>
+    <w:p>
+      <w:pPr>
+        <w:pStyle w:val="Heading3"/>
       </w:pPr>
       <w:r>
         <w:lastRenderedPageBreak/>
-        <w:t>BAB V</w:t>
-      </w:r>
-      <w:r>
-        <w:br/>
-        <w:t>PENUTUP</w:t>
-      </w:r>
-    </w:p>
-    <w:p>
-      <w:pPr>
-        <w:pStyle w:val="Heading2"/>
-      </w:pPr>
-      <w:r>
-        <w:t>5.1. Kesimpulan</w:t>
-      </w:r>
+        <w:t xml:space="preserve">3.4.2 </w:t>
+      </w:r>
+      <w:proofErr w:type="spellStart"/>
+      <w:r>
+        <w:t>Spesifikasi</w:t>
+      </w:r>
+      <w:proofErr w:type="spellEnd"/>
+      <w:r>
+        <w:t xml:space="preserve"> </w:t>
+      </w:r>
+      <w:proofErr w:type="spellStart"/>
+      <w:r>
+        <w:t>Dokumen</w:t>
+      </w:r>
+      <w:proofErr w:type="spellEnd"/>
+      <w:r>
+        <w:t xml:space="preserve"> </w:t>
+      </w:r>
+      <w:proofErr w:type="spellStart"/>
+      <w:r>
+        <w:t>Keluaran</w:t>
+      </w:r>
+      <w:proofErr w:type="spellEnd"/>
     </w:p>
     <w:p>
       <w:pPr>
@@ -1924,20 +3132,56 @@
       </w:pPr>
       <w:r>
         <w:rPr>
-          <w:rFonts w:ascii="Times New Roman" w:hAnsi="Times New Roman" w:eastAsia="Times New Roman"/>
-          <w:b w:val="0"/>
-          <w:i w:val="0"/>
-          <w:sz w:val="24"/>
-        </w:rPr>
-        <w:t>Berdasarkan hasil analisis dan perancangan yang telah diuraikan pada bab-bab sebelumnya, dapat ditarik kesimpulan sebagai berikut:</w:t>
-        <w:br/>
-        <w:t>1. Proses pengawasan website OPD di lingkungan Diskominfo Kabupaten Kubu Raya yang sebelumnya dilakukan secara manual memiliki keterbatasan dalam hal kecepatan, konsistensi, dan pendokumentasian temuan.</w:t>
-        <w:br/>
-        <w:t>2. Sistem informasi SIPAJUDOL berhasil dirancang untuk melakukan pemindaian website secara otomatis, mendeteksi indikasi konten ilegal dan celah keamanan melalui sebelas pemeriksaan tingkat halaman dan empat pemeriksaan tingkat situs, serta menghitung skor risiko sebagai dasar penentuan prioritas penanganan.</w:t>
-        <w:br/>
-        <w:t>3. Sistem mampu menghasilkan dan mengirimkan dokumen laporan resmi secara otomatis, sehingga proses pelaporan menjadi lebih cepat, konsisten, dan terdokumentasi dengan baik dibandingkan proses manual sebelumnya.</w:t>
-        <w:br/>
-        <w:t>4. Penerapan sistem ini memberikan manfaat berwujud maupun tidak berwujud bagi instansi, khususnya dalam meningkatkan efektivitas pengawasan dan akuntabilitas penanganan konten ilegal pada website pemerintah.</w:t>
+          <w:rFonts w:ascii="Times New Roman" w:eastAsia="Times New Roman" w:hAnsi="Times New Roman"/>
+          <w:sz w:val="24"/>
+        </w:rPr>
+        <w:t>a. Nama Dokumen  : Informasi Temuan kepada Pengelola Website</w:t>
+      </w:r>
+      <w:r>
+        <w:rPr>
+          <w:rFonts w:ascii="Times New Roman" w:eastAsia="Times New Roman" w:hAnsi="Times New Roman"/>
+          <w:sz w:val="24"/>
+        </w:rPr>
+        <w:br/>
+        <w:t xml:space="preserve">    Fungsi         : Memberitahukan indikasi konten ilegal kepada pengelola website terkait</w:t>
+      </w:r>
+      <w:r>
+        <w:rPr>
+          <w:rFonts w:ascii="Times New Roman" w:eastAsia="Times New Roman" w:hAnsi="Times New Roman"/>
+          <w:sz w:val="24"/>
+        </w:rPr>
+        <w:br/>
+        <w:t xml:space="preserve">    Media          : Komunikasi informal (telepon, pesan singkat, atau surat)</w:t>
+      </w:r>
+      <w:r>
+        <w:rPr>
+          <w:rFonts w:ascii="Times New Roman" w:eastAsia="Times New Roman" w:hAnsi="Times New Roman"/>
+          <w:sz w:val="24"/>
+        </w:rPr>
+        <w:br/>
+        <w:t xml:space="preserve">   </w:t>
+      </w:r>
+      <w:r>
+        <w:rPr>
+          <w:rFonts w:ascii="Times New Roman" w:eastAsia="Times New Roman" w:hAnsi="Times New Roman"/>
+          <w:sz w:val="24"/>
+        </w:rPr>
+        <w:t xml:space="preserve"> Frekuensi      : Insidental, setiap ditemukan indikasi konten ilegal</w:t>
+      </w:r>
+      <w:r>
+        <w:rPr>
+          <w:rFonts w:ascii="Times New Roman" w:eastAsia="Times New Roman" w:hAnsi="Times New Roman"/>
+          <w:sz w:val="24"/>
+        </w:rPr>
+        <w:br/>
+      </w:r>
+      <w:r>
+        <w:rPr>
+          <w:rFonts w:ascii="Times New Roman" w:eastAsia="Times New Roman" w:hAnsi="Times New Roman"/>
+          <w:sz w:val="24"/>
+        </w:rPr>
+        <w:br/>
+        <w:t>Tidak terdapat dokumen laporan resmi yang terstandardisasi dan terdokumentasi secara sistematis pada proses berjalan saat ini.</w:t>
       </w:r>
     </w:p>
     <w:p>
@@ -1945,8 +3189,29 @@
         <w:pStyle w:val="Heading2"/>
       </w:pPr>
       <w:r>
-        <w:t>5.2 Saran</w:t>
-      </w:r>
+        <w:t xml:space="preserve">3.5 </w:t>
+      </w:r>
+      <w:proofErr w:type="spellStart"/>
+      <w:r>
+        <w:t>Spesifikasi</w:t>
+      </w:r>
+      <w:proofErr w:type="spellEnd"/>
+      <w:r>
+        <w:t xml:space="preserve"> </w:t>
+      </w:r>
+      <w:proofErr w:type="spellStart"/>
+      <w:r>
+        <w:t>Sistem</w:t>
+      </w:r>
+      <w:proofErr w:type="spellEnd"/>
+      <w:r>
+        <w:t xml:space="preserve"> </w:t>
+      </w:r>
+      <w:proofErr w:type="spellStart"/>
+      <w:r>
+        <w:t>Berjalan</w:t>
+      </w:r>
+      <w:proofErr w:type="spellEnd"/>
     </w:p>
     <w:p>
       <w:pPr>
@@ -1956,20 +3221,693 @@
       </w:pPr>
       <w:r>
         <w:rPr>
-          <w:rFonts w:ascii="Times New Roman" w:hAnsi="Times New Roman" w:eastAsia="Times New Roman"/>
-          <w:b w:val="0"/>
-          <w:i w:val="0"/>
+          <w:rFonts w:ascii="Times New Roman" w:eastAsia="Times New Roman" w:hAnsi="Times New Roman"/>
+          <w:sz w:val="24"/>
+        </w:rPr>
+        <w:t xml:space="preserve">Berdasarkan uraian proses </w:t>
+      </w:r>
+      <w:r>
+        <w:rPr>
+          <w:rFonts w:ascii="Times New Roman" w:eastAsia="Times New Roman" w:hAnsi="Times New Roman"/>
+          <w:sz w:val="24"/>
+        </w:rPr>
+        <w:t>bisnis berjalan di atas, dapat diidentifikasi beberapa permasalahan pokok sebagai berikut:</w:t>
+      </w:r>
+      <w:r>
+        <w:rPr>
+          <w:rFonts w:ascii="Times New Roman" w:eastAsia="Times New Roman" w:hAnsi="Times New Roman"/>
+          <w:sz w:val="24"/>
+        </w:rPr>
+        <w:br/>
+        <w:t>1. Proses pengawasan dilakukan secara manual sehingga membutuhkan waktu yang lama dan rentan terhadap human error, terutama untuk mendeteksi konten yang disisipkan m</w:t>
+      </w:r>
+      <w:r>
+        <w:rPr>
+          <w:rFonts w:ascii="Times New Roman" w:eastAsia="Times New Roman" w:hAnsi="Times New Roman"/>
+          <w:sz w:val="24"/>
+        </w:rPr>
+        <w:t>enggunakan teknik tersembunyi.</w:t>
+      </w:r>
+      <w:r>
+        <w:rPr>
+          <w:rFonts w:ascii="Times New Roman" w:eastAsia="Times New Roman" w:hAnsi="Times New Roman"/>
+          <w:sz w:val="24"/>
+        </w:rPr>
+        <w:br/>
+        <w:t>2. Belum tersedia mekanisme penilaian tingkat risiko yang objektif, sehingga penentuan prioritas penanganan website yang bermasalah masih bersifat subjektif.</w:t>
+      </w:r>
+      <w:r>
+        <w:rPr>
+          <w:rFonts w:ascii="Times New Roman" w:eastAsia="Times New Roman" w:hAnsi="Times New Roman"/>
+          <w:sz w:val="24"/>
+        </w:rPr>
+        <w:br/>
+        <w:t>3. Tidak adanya dokumentasi dan riwayat pemindaian yang terstruktur</w:t>
+      </w:r>
+      <w:r>
+        <w:rPr>
+          <w:rFonts w:ascii="Times New Roman" w:eastAsia="Times New Roman" w:hAnsi="Times New Roman"/>
+          <w:sz w:val="24"/>
+        </w:rPr>
+        <w:t xml:space="preserve"> menyulitkan proses evaluasi maupun pelaporan kepada pimpinan.</w:t>
+      </w:r>
+      <w:r>
+        <w:rPr>
+          <w:rFonts w:ascii="Times New Roman" w:eastAsia="Times New Roman" w:hAnsi="Times New Roman"/>
+          <w:sz w:val="24"/>
+        </w:rPr>
+        <w:br/>
+        <w:t>4. Penyampaian temuan yang masih bersifat informal berisiko menyebabkan informasi tidak tersampaikan secara utuh atau tidak dapat ditelusuri kembali (tidak accountable).</w:t>
+      </w:r>
+      <w:r>
+        <w:rPr>
+          <w:rFonts w:ascii="Times New Roman" w:eastAsia="Times New Roman" w:hAnsi="Times New Roman"/>
+          <w:sz w:val="24"/>
+        </w:rPr>
+        <w:br/>
+      </w:r>
+      <w:r>
+        <w:rPr>
+          <w:rFonts w:ascii="Times New Roman" w:eastAsia="Times New Roman" w:hAnsi="Times New Roman"/>
+          <w:sz w:val="24"/>
+        </w:rPr>
+        <w:br/>
+        <w:t>Permasalahan-permasala</w:t>
+      </w:r>
+      <w:r>
+        <w:rPr>
+          <w:rFonts w:ascii="Times New Roman" w:eastAsia="Times New Roman" w:hAnsi="Times New Roman"/>
+          <w:sz w:val="24"/>
+        </w:rPr>
+        <w:t>han tersebut menjadi dasar diusulkannya sistem informasi SIDEPSIL sebagaimana diuraikan pada BAB IV.</w:t>
+      </w:r>
+    </w:p>
+    <w:p>
+      <w:pPr>
+        <w:rPr>
+          <w:rFonts w:ascii="Times New Roman" w:eastAsiaTheme="majorEastAsia" w:hAnsi="Times New Roman" w:cstheme="majorBidi"/>
+          <w:b/>
+          <w:sz w:val="24"/>
+          <w:szCs w:val="26"/>
+        </w:rPr>
+      </w:pPr>
+      <w:r>
+        <w:br w:type="page"/>
+      </w:r>
+    </w:p>
+    <w:p>
+      <w:pPr>
+        <w:pStyle w:val="Heading1"/>
+      </w:pPr>
+      <w:r>
+        <w:lastRenderedPageBreak/>
+        <w:t>BAB IV</w:t>
+      </w:r>
+      <w:r>
+        <w:br/>
+        <w:t>PROSES BISNIS USULAN</w:t>
+      </w:r>
+    </w:p>
+    <w:p>
+      <w:pPr>
+        <w:pStyle w:val="Heading2"/>
+      </w:pPr>
+      <w:bookmarkStart w:id="0" w:name="_GoBack"/>
+      <w:bookmarkEnd w:id="0"/>
+      <w:r>
+        <w:t xml:space="preserve">4.1 </w:t>
+      </w:r>
+      <w:proofErr w:type="spellStart"/>
+      <w:r>
+        <w:t>Deskripsi</w:t>
+      </w:r>
+      <w:proofErr w:type="spellEnd"/>
+      <w:r>
+        <w:t xml:space="preserve"> Proses </w:t>
+      </w:r>
+      <w:proofErr w:type="spellStart"/>
+      <w:r>
+        <w:t>Bisnis</w:t>
+      </w:r>
+      <w:proofErr w:type="spellEnd"/>
+      <w:r>
+        <w:t xml:space="preserve"> </w:t>
+      </w:r>
+      <w:proofErr w:type="spellStart"/>
+      <w:r>
+        <w:t>Usulan</w:t>
+      </w:r>
+      <w:proofErr w:type="spellEnd"/>
+    </w:p>
+    <w:p>
+      <w:pPr>
+        <w:spacing w:after="120" w:line="360" w:lineRule="auto"/>
+        <w:ind w:firstLine="709"/>
+        <w:jc w:val="both"/>
+      </w:pPr>
+      <w:r>
+        <w:rPr>
+          <w:rFonts w:ascii="Times New Roman" w:eastAsia="Times New Roman" w:hAnsi="Times New Roman"/>
+          <w:sz w:val="24"/>
+        </w:rPr>
+        <w:t>Sistem SIDEPSIL dirancang untuk mengotomatisasi proses pengawasan website OPD yang sebelum</w:t>
+      </w:r>
+      <w:r>
+        <w:rPr>
+          <w:rFonts w:ascii="Times New Roman" w:eastAsia="Times New Roman" w:hAnsi="Times New Roman"/>
+          <w:sz w:val="24"/>
+        </w:rPr>
+        <w:t>nya dilakukan secara manual. Alur proses bisnis usulan adalah sebagai berikut:</w:t>
+      </w:r>
+      <w:r>
+        <w:rPr>
+          <w:rFonts w:ascii="Times New Roman" w:eastAsia="Times New Roman" w:hAnsi="Times New Roman"/>
+          <w:sz w:val="24"/>
+        </w:rPr>
+        <w:br/>
+        <w:t>1. Pengguna dengan peran Kepala Bidang (Kabid) melakukan autentikasi (login) ke dalam sistem.</w:t>
+      </w:r>
+      <w:r>
+        <w:rPr>
+          <w:rFonts w:ascii="Times New Roman" w:eastAsia="Times New Roman" w:hAnsi="Times New Roman"/>
+          <w:sz w:val="24"/>
+        </w:rPr>
+        <w:br/>
+        <w:t>2. Pengguna mendaftarkan website OPD yang akan diawasi beserta data pendukungnya (n</w:t>
+      </w:r>
+      <w:r>
+        <w:rPr>
+          <w:rFonts w:ascii="Times New Roman" w:eastAsia="Times New Roman" w:hAnsi="Times New Roman"/>
+          <w:sz w:val="24"/>
+        </w:rPr>
+        <w:t>ama OPD, domain, dan penanggung jawab website) melalui menu pengelolaan website.</w:t>
+      </w:r>
+      <w:r>
+        <w:rPr>
+          <w:rFonts w:ascii="Times New Roman" w:eastAsia="Times New Roman" w:hAnsi="Times New Roman"/>
+          <w:sz w:val="24"/>
+        </w:rPr>
+        <w:br/>
+        <w:t>3. Sistem secara otomatis membuat sesi pemindaian baru berstatus antrean (queued) dan menjadwalkannya melalui mekanisme antrean latar belakang (queue job).</w:t>
+      </w:r>
+      <w:r>
+        <w:rPr>
+          <w:rFonts w:ascii="Times New Roman" w:eastAsia="Times New Roman" w:hAnsi="Times New Roman"/>
+          <w:sz w:val="24"/>
+        </w:rPr>
+        <w:br/>
+        <w:t>4. Sistem melakukan</w:t>
+      </w:r>
+      <w:r>
+        <w:rPr>
+          <w:rFonts w:ascii="Times New Roman" w:eastAsia="Times New Roman" w:hAnsi="Times New Roman"/>
+          <w:sz w:val="24"/>
+        </w:rPr>
+        <w:t xml:space="preserve"> penelusuran (crawling) terhadap website target mulai dari halaman utama hingga kedalaman dan jumlah halaman tertentu sesuai konfigurasi, serta mengambil tangkapan layar (screenshot) halaman utama.</w:t>
+      </w:r>
+      <w:r>
+        <w:rPr>
+          <w:rFonts w:ascii="Times New Roman" w:eastAsia="Times New Roman" w:hAnsi="Times New Roman"/>
+          <w:sz w:val="24"/>
+        </w:rPr>
+        <w:br/>
+        <w:t>5. Pada setiap halaman yang berhasil ditelusuri, sistem me</w:t>
+      </w:r>
+      <w:r>
+        <w:rPr>
+          <w:rFonts w:ascii="Times New Roman" w:eastAsia="Times New Roman" w:hAnsi="Times New Roman"/>
+          <w:sz w:val="24"/>
+        </w:rPr>
+        <w:t>njalankan sebelas pemeriksaan tingkat halaman (deteksi kata kunci judi online berbasis basis data, iframe tersembunyi, obfuskasi JavaScript, tanda tangan malware, redirect mencurigakan, spam SEO, meta tag spam, tautan tersembunyi, tautan eksternal mencurig</w:t>
+      </w:r>
+      <w:r>
+        <w:rPr>
+          <w:rFonts w:ascii="Times New Roman" w:eastAsia="Times New Roman" w:hAnsi="Times New Roman"/>
+          <w:sz w:val="24"/>
+        </w:rPr>
+        <w:t>akan, serta injeksi skrip) dan empat pemeriksaan tingkat situs (deteksi jalur backdoor, PHP shell, berkas asing pada direktori unggahan, dan indikasi defacement melalui pembandingan hash halaman).</w:t>
+      </w:r>
+      <w:r>
+        <w:rPr>
+          <w:rFonts w:ascii="Times New Roman" w:eastAsia="Times New Roman" w:hAnsi="Times New Roman"/>
+          <w:sz w:val="24"/>
+        </w:rPr>
+        <w:br/>
+        <w:t>6. Seluruh temuan yang teridentifikasi disimpan sebagai cat</w:t>
+      </w:r>
+      <w:r>
+        <w:rPr>
+          <w:rFonts w:ascii="Times New Roman" w:eastAsia="Times New Roman" w:hAnsi="Times New Roman"/>
+          <w:sz w:val="24"/>
+        </w:rPr>
+        <w:t>atan temuan (finding) yang mencantumkan kategori, tingkat keparahan (severity), bukti (evidence), serta lokasi temuan pada halaman.</w:t>
+      </w:r>
+      <w:r>
+        <w:rPr>
+          <w:rFonts w:ascii="Times New Roman" w:eastAsia="Times New Roman" w:hAnsi="Times New Roman"/>
+          <w:sz w:val="24"/>
+        </w:rPr>
+        <w:br/>
+        <w:t>7. Sistem menghitung skor risiko keseluruhan berdasarkan akumulasi bobot tingkat keparahan seluruh temuan, kemudian menentuk</w:t>
+      </w:r>
+      <w:r>
+        <w:rPr>
+          <w:rFonts w:ascii="Times New Roman" w:eastAsia="Times New Roman" w:hAnsi="Times New Roman"/>
+          <w:sz w:val="24"/>
+        </w:rPr>
+        <w:t>an status akhir website (aman/perlu ditinjau/berisiko) serta memeriksa keabsahan sertifikat SSL website.</w:t>
+      </w:r>
+      <w:r>
+        <w:rPr>
+          <w:rFonts w:ascii="Times New Roman" w:eastAsia="Times New Roman" w:hAnsi="Times New Roman"/>
+          <w:sz w:val="24"/>
+        </w:rPr>
+        <w:br/>
+        <w:t>8. Sistem menyusun ringkasan, kesimpulan, dan rekomendasi tindak lanjut secara otomatis berdasarkan kategori dan pola temuan yang terdeteksi (mekanisme</w:t>
+      </w:r>
+      <w:r>
+        <w:rPr>
+          <w:rFonts w:ascii="Times New Roman" w:eastAsia="Times New Roman" w:hAnsi="Times New Roman"/>
+          <w:sz w:val="24"/>
+        </w:rPr>
+        <w:t xml:space="preserve"> berbasis aturan/rule-based, bukan model kecerdasan buatan/machine learning), kemudian memperbarui status pada sesi pemindaian dan mengirimkan notifikasi dalam sistem </w:t>
+      </w:r>
+      <w:r>
+        <w:rPr>
+          <w:rFonts w:ascii="Times New Roman" w:eastAsia="Times New Roman" w:hAnsi="Times New Roman"/>
+          <w:sz w:val="24"/>
+        </w:rPr>
+        <w:lastRenderedPageBreak/>
+        <w:t>kepada pengguna.</w:t>
+      </w:r>
+      <w:r>
+        <w:rPr>
+          <w:rFonts w:ascii="Times New Roman" w:eastAsia="Times New Roman" w:hAnsi="Times New Roman"/>
+          <w:sz w:val="24"/>
+        </w:rPr>
+        <w:br/>
+        <w:t>9. Analis dapat membuat dokumen laporan resmi berdasarkan hasil pemindai</w:t>
+      </w:r>
+      <w:r>
+        <w:rPr>
+          <w:rFonts w:ascii="Times New Roman" w:eastAsia="Times New Roman" w:hAnsi="Times New Roman"/>
+          <w:sz w:val="24"/>
+        </w:rPr>
+        <w:t>an tertentu; sistem secara otomatis melengkapi ringkasan, kesimpulan, dan rekomendasi apabila belum diisi, kemudian menghasilkan dokumen laporan dalam format PDF lengkap dengan nomor laporan yang dibangkitkan otomatis.</w:t>
+      </w:r>
+      <w:r>
+        <w:rPr>
+          <w:rFonts w:ascii="Times New Roman" w:eastAsia="Times New Roman" w:hAnsi="Times New Roman"/>
+          <w:sz w:val="24"/>
+        </w:rPr>
+        <w:br/>
+        <w:t xml:space="preserve">10. Analis dapat mengirimkan laporan </w:t>
+      </w:r>
+      <w:r>
+        <w:rPr>
+          <w:rFonts w:ascii="Times New Roman" w:eastAsia="Times New Roman" w:hAnsi="Times New Roman"/>
+          <w:sz w:val="24"/>
+        </w:rPr>
+        <w:t>tersebut beserta lampiran PDF melalui surat elektronik (email) kepada pengelola website terkait, dan setiap pengiriman tercatat pada log aktivitas sistem sebagai bentuk akuntabilitas.</w:t>
+      </w:r>
+    </w:p>
+    <w:p>
+      <w:pPr>
+        <w:pStyle w:val="Heading2"/>
+      </w:pPr>
+      <w:r>
+        <w:t>4.2 Analisa Manfaat</w:t>
+      </w:r>
+    </w:p>
+    <w:p>
+      <w:pPr>
+        <w:spacing w:after="120" w:line="360" w:lineRule="auto"/>
+        <w:ind w:firstLine="709"/>
+        <w:jc w:val="both"/>
+      </w:pPr>
+      <w:r>
+        <w:rPr>
+          <w:rFonts w:ascii="Times New Roman" w:eastAsia="Times New Roman" w:hAnsi="Times New Roman"/>
+          <w:sz w:val="24"/>
+        </w:rPr>
+        <w:t xml:space="preserve">Penerapan sistem SIDEPSIL memberikan manfaat baik </w:t>
+      </w:r>
+      <w:r>
+        <w:rPr>
+          <w:rFonts w:ascii="Times New Roman" w:eastAsia="Times New Roman" w:hAnsi="Times New Roman"/>
+          <w:sz w:val="24"/>
+        </w:rPr>
+        <w:t>secara berwujud (tangible) maupun tidak berwujud (intangible) bagi Diskominfo Kabupaten Kubu Raya, sebagaimana diuraikan berikut.</w:t>
+      </w:r>
+    </w:p>
+    <w:p>
+      <w:pPr>
+        <w:pStyle w:val="Heading3"/>
+      </w:pPr>
+      <w:r>
+        <w:t xml:space="preserve">4.2.1 </w:t>
+      </w:r>
+      <w:proofErr w:type="spellStart"/>
+      <w:r>
+        <w:t>Manfaat</w:t>
+      </w:r>
+      <w:proofErr w:type="spellEnd"/>
+      <w:r>
+        <w:t xml:space="preserve"> </w:t>
+      </w:r>
+      <w:proofErr w:type="spellStart"/>
+      <w:r>
+        <w:t>Berwujud</w:t>
+      </w:r>
+      <w:proofErr w:type="spellEnd"/>
+    </w:p>
+    <w:p>
+      <w:pPr>
+        <w:spacing w:after="120" w:line="360" w:lineRule="auto"/>
+        <w:ind w:firstLine="709"/>
+        <w:jc w:val="both"/>
+      </w:pPr>
+      <w:r>
+        <w:rPr>
+          <w:rFonts w:ascii="Times New Roman" w:eastAsia="Times New Roman" w:hAnsi="Times New Roman"/>
+          <w:sz w:val="24"/>
+        </w:rPr>
+        <w:t>a. Mempercepat proses pengawasan website OPD karena pemindaian dilakukan secara otomatis tanpa harus me</w:t>
+      </w:r>
+      <w:r>
+        <w:rPr>
+          <w:rFonts w:ascii="Times New Roman" w:eastAsia="Times New Roman" w:hAnsi="Times New Roman"/>
+          <w:sz w:val="24"/>
+        </w:rPr>
+        <w:t>meriksa setiap halaman secara manual satu per satu.</w:t>
+      </w:r>
+      <w:r>
+        <w:rPr>
+          <w:rFonts w:ascii="Times New Roman" w:eastAsia="Times New Roman" w:hAnsi="Times New Roman"/>
+          <w:sz w:val="24"/>
+        </w:rPr>
+        <w:br/>
+        <w:t>b. Menghasilkan dokumen laporan resmi berformat PDF secara otomatis dan konsisten, sehingga mengurangi waktu dan tenaga yang sebelumnya dibutuhkan untuk menyusun laporan secara manual.</w:t>
+      </w:r>
+      <w:r>
+        <w:rPr>
+          <w:rFonts w:ascii="Times New Roman" w:eastAsia="Times New Roman" w:hAnsi="Times New Roman"/>
+          <w:sz w:val="24"/>
+        </w:rPr>
+        <w:br/>
+        <w:t>c. Menyediakan riwa</w:t>
+      </w:r>
+      <w:r>
+        <w:rPr>
+          <w:rFonts w:ascii="Times New Roman" w:eastAsia="Times New Roman" w:hAnsi="Times New Roman"/>
+          <w:sz w:val="24"/>
+        </w:rPr>
+        <w:t>yat pemindaian dan temuan yang terdokumentasi secara sistematis dalam basis data, sehingga dapat ditelusuri kembali sewaktu-waktu diperlukan.</w:t>
+      </w:r>
+    </w:p>
+    <w:p>
+      <w:pPr>
+        <w:pStyle w:val="Heading3"/>
+      </w:pPr>
+      <w:r>
+        <w:t xml:space="preserve">4.2.2 </w:t>
+      </w:r>
+      <w:proofErr w:type="spellStart"/>
+      <w:r>
+        <w:t>Manfaat</w:t>
+      </w:r>
+      <w:proofErr w:type="spellEnd"/>
+      <w:r>
+        <w:t xml:space="preserve"> </w:t>
+      </w:r>
+      <w:proofErr w:type="spellStart"/>
+      <w:r>
+        <w:t>Tak</w:t>
+      </w:r>
+      <w:proofErr w:type="spellEnd"/>
+      <w:r>
+        <w:t xml:space="preserve"> </w:t>
+      </w:r>
+      <w:proofErr w:type="spellStart"/>
+      <w:r>
+        <w:t>Berwujud</w:t>
+      </w:r>
+      <w:proofErr w:type="spellEnd"/>
+    </w:p>
+    <w:p>
+      <w:pPr>
+        <w:spacing w:after="120" w:line="360" w:lineRule="auto"/>
+        <w:ind w:firstLine="709"/>
+        <w:jc w:val="both"/>
+      </w:pPr>
+      <w:r>
+        <w:rPr>
+          <w:rFonts w:ascii="Times New Roman" w:eastAsia="Times New Roman" w:hAnsi="Times New Roman"/>
+          <w:sz w:val="24"/>
+        </w:rPr>
+        <w:t>a. Meningkatkan akurasi dan objektivitas dalam menilai tingkat risiko suatu website mel</w:t>
+      </w:r>
+      <w:r>
+        <w:rPr>
+          <w:rFonts w:ascii="Times New Roman" w:eastAsia="Times New Roman" w:hAnsi="Times New Roman"/>
+          <w:sz w:val="24"/>
+        </w:rPr>
+        <w:t>alui mekanisme skor risiko yang konsisten.</w:t>
+      </w:r>
+      <w:r>
+        <w:rPr>
+          <w:rFonts w:ascii="Times New Roman" w:eastAsia="Times New Roman" w:hAnsi="Times New Roman"/>
+          <w:sz w:val="24"/>
+        </w:rPr>
+        <w:br/>
+        <w:t>b. Meningkatkan akuntabilitas proses pengawasan karena setiap pemindaian, laporan, dan pengiriman laporan tercatat dalam log aktivitas sistem.</w:t>
+      </w:r>
+      <w:r>
+        <w:rPr>
+          <w:rFonts w:ascii="Times New Roman" w:eastAsia="Times New Roman" w:hAnsi="Times New Roman"/>
+          <w:sz w:val="24"/>
+        </w:rPr>
+        <w:br/>
+        <w:t>c. Meningkatkan citra dan kepercayaan masyarakat terhadap instansi pem</w:t>
+      </w:r>
+      <w:r>
+        <w:rPr>
+          <w:rFonts w:ascii="Times New Roman" w:eastAsia="Times New Roman" w:hAnsi="Times New Roman"/>
+          <w:sz w:val="24"/>
+        </w:rPr>
+        <w:t>erintah karena website OPD dapat diawasi dan ditangani lebih cepat apabila terindikasi disisipi konten ilegal.</w:t>
+      </w:r>
+      <w:r>
+        <w:rPr>
+          <w:rFonts w:ascii="Times New Roman" w:eastAsia="Times New Roman" w:hAnsi="Times New Roman"/>
+          <w:sz w:val="24"/>
+        </w:rPr>
+        <w:br/>
+        <w:t>d. Mendukung upaya pencegahan penyebaran konten judi online melalui website resmi pemerintah, sejalan dengan program pemberantasan judi online se</w:t>
+      </w:r>
+      <w:r>
+        <w:rPr>
+          <w:rFonts w:ascii="Times New Roman" w:eastAsia="Times New Roman" w:hAnsi="Times New Roman"/>
+          <w:sz w:val="24"/>
+        </w:rPr>
+        <w:t>cara nasional.</w:t>
+      </w:r>
+    </w:p>
+    <w:p>
+      <w:r>
+        <w:lastRenderedPageBreak/>
+        <w:br w:type="page"/>
+      </w:r>
+    </w:p>
+    <w:p>
+      <w:pPr>
+        <w:pStyle w:val="Heading1"/>
+      </w:pPr>
+      <w:r>
+        <w:lastRenderedPageBreak/>
+        <w:t>BAB V</w:t>
+      </w:r>
+      <w:r>
+        <w:br/>
+        <w:t>PENUTUP</w:t>
+      </w:r>
+    </w:p>
+    <w:p>
+      <w:pPr>
+        <w:pStyle w:val="Heading2"/>
+      </w:pPr>
+      <w:r>
+        <w:t>5.1. Kesimpulan</w:t>
+      </w:r>
+    </w:p>
+    <w:p>
+      <w:pPr>
+        <w:spacing w:after="120" w:line="360" w:lineRule="auto"/>
+        <w:ind w:firstLine="709"/>
+        <w:jc w:val="both"/>
+      </w:pPr>
+      <w:r>
+        <w:rPr>
+          <w:rFonts w:ascii="Times New Roman" w:eastAsia="Times New Roman" w:hAnsi="Times New Roman"/>
+          <w:sz w:val="24"/>
+        </w:rPr>
+        <w:t>Berdasarkan hasil analisis dan perancangan yang telah diuraikan pada bab-bab sebelumnya, dapat ditarik kesimpulan sebagai berikut:</w:t>
+      </w:r>
+      <w:r>
+        <w:rPr>
+          <w:rFonts w:ascii="Times New Roman" w:eastAsia="Times New Roman" w:hAnsi="Times New Roman"/>
+          <w:sz w:val="24"/>
+        </w:rPr>
+        <w:br/>
+        <w:t xml:space="preserve">1. Proses pengawasan website OPD di lingkungan Diskominfo Kabupaten Kubu Raya </w:t>
+      </w:r>
+      <w:r>
+        <w:rPr>
+          <w:rFonts w:ascii="Times New Roman" w:eastAsia="Times New Roman" w:hAnsi="Times New Roman"/>
+          <w:sz w:val="24"/>
+        </w:rPr>
+        <w:t>yang sebelumnya dilakukan secara manual memiliki keterbatasan dalam hal kecepatan, konsistensi, dan pendokumentasian temuan.</w:t>
+      </w:r>
+      <w:r>
+        <w:rPr>
+          <w:rFonts w:ascii="Times New Roman" w:eastAsia="Times New Roman" w:hAnsi="Times New Roman"/>
+          <w:sz w:val="24"/>
+        </w:rPr>
+        <w:br/>
+        <w:t>2. Sistem informasi SIDEPSIL berhasil dirancang untuk melakukan pemindaian website secara otomatis, mendeteksi indikasi konten ileg</w:t>
+      </w:r>
+      <w:r>
+        <w:rPr>
+          <w:rFonts w:ascii="Times New Roman" w:eastAsia="Times New Roman" w:hAnsi="Times New Roman"/>
+          <w:sz w:val="24"/>
+        </w:rPr>
+        <w:t>al dan celah keamanan melalui sebelas pemeriksaan tingkat halaman dan empat pemeriksaan tingkat situs, serta menghitung skor risiko sebagai dasar penentuan prioritas penanganan.</w:t>
+      </w:r>
+      <w:r>
+        <w:rPr>
+          <w:rFonts w:ascii="Times New Roman" w:eastAsia="Times New Roman" w:hAnsi="Times New Roman"/>
+          <w:sz w:val="24"/>
+        </w:rPr>
+        <w:br/>
+        <w:t>3. Sistem mampu menghasilkan dan mengirimkan dokumen laporan resmi secara otom</w:t>
+      </w:r>
+      <w:r>
+        <w:rPr>
+          <w:rFonts w:ascii="Times New Roman" w:eastAsia="Times New Roman" w:hAnsi="Times New Roman"/>
+          <w:sz w:val="24"/>
+        </w:rPr>
+        <w:t>atis, sehingga proses pelaporan menjadi lebih cepat, konsisten, dan terdokumentasi dengan baik dibandingkan proses manual sebelumnya.</w:t>
+      </w:r>
+      <w:r>
+        <w:rPr>
+          <w:rFonts w:ascii="Times New Roman" w:eastAsia="Times New Roman" w:hAnsi="Times New Roman"/>
+          <w:sz w:val="24"/>
+        </w:rPr>
+        <w:br/>
+        <w:t>4. Penerapan sistem ini memberikan manfaat berwujud maupun tidak berwujud bagi instansi, khususnya dalam meningkatkan efek</w:t>
+      </w:r>
+      <w:r>
+        <w:rPr>
+          <w:rFonts w:ascii="Times New Roman" w:eastAsia="Times New Roman" w:hAnsi="Times New Roman"/>
+          <w:sz w:val="24"/>
+        </w:rPr>
+        <w:t>tivitas pengawasan dan akuntabilitas penanganan konten ilegal pada website pemerintah.</w:t>
+      </w:r>
+    </w:p>
+    <w:p>
+      <w:pPr>
+        <w:pStyle w:val="Heading2"/>
+      </w:pPr>
+      <w:r>
+        <w:t>5.2 Saran</w:t>
+      </w:r>
+    </w:p>
+    <w:p>
+      <w:pPr>
+        <w:spacing w:after="120" w:line="360" w:lineRule="auto"/>
+        <w:ind w:firstLine="709"/>
+        <w:jc w:val="both"/>
+      </w:pPr>
+      <w:r>
+        <w:rPr>
+          <w:rFonts w:ascii="Times New Roman" w:eastAsia="Times New Roman" w:hAnsi="Times New Roman"/>
           <w:sz w:val="24"/>
         </w:rPr>
         <w:t>Berdasarkan kesimpulan di atas, penulis memberikan beberapa saran sebagai berikut:</w:t>
-        <w:br/>
-        <w:t>1. Perlu dilakukan pengujian dan validasi lebih lanjut terhadap akurasi mekanisme deteksi, khususnya daftar kata kunci judi online, agar tingkat kesalahan deteksi (false positive/false negative) dapat diminimalkan.</w:t>
-        <w:br/>
-        <w:t>2. Mekanisme ringkasan dan rekomendasi otomatis yang saat ini bersifat berbasis aturan (rule-based) dapat dikembangkan lebih lanjut, misalnya dengan memanfaatkan teknologi kecerdasan buatan yang lebih adaptif, agar rekomendasi yang dihasilkan lebih variatif dan kontekstual.</w:t>
-        <w:br/>
-        <w:t>3. Perlu ditambahkan mekanisme pemindaian terjadwal (scheduled scanning) secara berkala tanpa memerlukan pemicu manual, sehingga pengawasan dapat berlangsung secara berkelanjutan.</w:t>
-        <w:br/>
-        <w:t>4. Perlu dipertimbangkan penambahan peran (role) pengguna lain selain Kepala Bidang, misalnya staf teknis atau operator, mengingat struktur hak akses granular pada sistem telah disiapkan namun belum seluruhnya dimanfaatkan.</w:t>
+      </w:r>
+      <w:r>
+        <w:rPr>
+          <w:rFonts w:ascii="Times New Roman" w:eastAsia="Times New Roman" w:hAnsi="Times New Roman"/>
+          <w:sz w:val="24"/>
+        </w:rPr>
+        <w:br/>
+        <w:t>1. Perlu dilakukan pengujian dan validasi lebih lanjut terhadap akurasi meka</w:t>
+      </w:r>
+      <w:r>
+        <w:rPr>
+          <w:rFonts w:ascii="Times New Roman" w:eastAsia="Times New Roman" w:hAnsi="Times New Roman"/>
+          <w:sz w:val="24"/>
+        </w:rPr>
+        <w:t>nisme deteksi, khususnya daftar kata kunci judi online, agar tingkat kesalahan deteksi (false positive/false negative) dapat diminimalkan.</w:t>
+      </w:r>
+      <w:r>
+        <w:rPr>
+          <w:rFonts w:ascii="Times New Roman" w:eastAsia="Times New Roman" w:hAnsi="Times New Roman"/>
+          <w:sz w:val="24"/>
+        </w:rPr>
+        <w:br/>
+        <w:t>2. Mekanisme ringkasan dan rekomendasi otomatis yang saat ini bersifat berbasis aturan (rule-based) dapat dikembangka</w:t>
+      </w:r>
+      <w:r>
+        <w:rPr>
+          <w:rFonts w:ascii="Times New Roman" w:eastAsia="Times New Roman" w:hAnsi="Times New Roman"/>
+          <w:sz w:val="24"/>
+        </w:rPr>
+        <w:t>n lebih lanjut, misalnya dengan memanfaatkan teknologi kecerdasan buatan yang lebih adaptif, agar rekomendasi yang dihasilkan lebih variatif dan kontekstual.</w:t>
+      </w:r>
+      <w:r>
+        <w:rPr>
+          <w:rFonts w:ascii="Times New Roman" w:eastAsia="Times New Roman" w:hAnsi="Times New Roman"/>
+          <w:sz w:val="24"/>
+        </w:rPr>
+        <w:br/>
+        <w:t>3. Perlu ditambahkan mekanisme pemindaian terjadwal (scheduled scanning) secara berkala tanpa meme</w:t>
+      </w:r>
+      <w:r>
+        <w:rPr>
+          <w:rFonts w:ascii="Times New Roman" w:eastAsia="Times New Roman" w:hAnsi="Times New Roman"/>
+          <w:sz w:val="24"/>
+        </w:rPr>
+        <w:t>rlukan pemicu manual, sehingga pengawasan dapat berlangsung secara berkelanjutan.</w:t>
+      </w:r>
+      <w:r>
+        <w:rPr>
+          <w:rFonts w:ascii="Times New Roman" w:eastAsia="Times New Roman" w:hAnsi="Times New Roman"/>
+          <w:sz w:val="24"/>
+        </w:rPr>
+        <w:br/>
+        <w:t xml:space="preserve">4. Perlu dipertimbangkan penambahan peran (role) pengguna lain selain Kepala Bidang, misalnya staf teknis atau operator, mengingat struktur hak akses granular pada </w:t>
+      </w:r>
+      <w:r>
+        <w:rPr>
+          <w:rFonts w:ascii="Times New Roman" w:eastAsia="Times New Roman" w:hAnsi="Times New Roman"/>
+          <w:sz w:val="24"/>
+        </w:rPr>
+        <w:lastRenderedPageBreak/>
+        <w:t>sistem tel</w:t>
+      </w:r>
+      <w:r>
+        <w:rPr>
+          <w:rFonts w:ascii="Times New Roman" w:eastAsia="Times New Roman" w:hAnsi="Times New Roman"/>
+          <w:sz w:val="24"/>
+        </w:rPr>
+        <w:t>ah disiapkan namun belum seluruhnya dimanfaatkan.</w:t>
+      </w:r>
+      <w:r>
+        <w:rPr>
+          <w:rFonts w:ascii="Times New Roman" w:eastAsia="Times New Roman" w:hAnsi="Times New Roman"/>
+          <w:sz w:val="24"/>
+        </w:rPr>
         <w:br/>
         <w:t>5. Perlu dilakukan pelatihan kepada petugas terkait penggunaan sistem agar penerapannya dapat berjalan optimal dan berkelanjutan.</w:t>
       </w:r>
@@ -2003,13 +3941,21 @@
       </w:pPr>
       <w:r>
         <w:rPr>
-          <w:rFonts w:ascii="Times New Roman" w:hAnsi="Times New Roman" w:eastAsia="Times New Roman"/>
-          <w:b w:val="0"/>
+          <w:rFonts w:ascii="Times New Roman" w:eastAsia="Times New Roman" w:hAnsi="Times New Roman"/>
           <w:i/>
           <w:color w:val="C00000"/>
           <w:sz w:val="24"/>
         </w:rPr>
-        <w:t>[CATATAN UNTUK PENULIS: Lengkapi daftar pustaka berikut dengan sumber (buku, jurnal, dokumentasi resmi) yang benar-benar dikutip dan digunakan, disusun sesuai pedoman penulisan PKL yang berlaku di Universitas Bina Sarana Informatika. Contoh format: Nama Penulis. (Tahun). Judul Buku/Artikel. Kota Terbit: Penerbit.]</w:t>
+        <w:t>[CATATAN UNTUK PENULIS: Lengkapi daftar pustaka berikut den</w:t>
+      </w:r>
+      <w:r>
+        <w:rPr>
+          <w:rFonts w:ascii="Times New Roman" w:eastAsia="Times New Roman" w:hAnsi="Times New Roman"/>
+          <w:i/>
+          <w:color w:val="C00000"/>
+          <w:sz w:val="24"/>
+        </w:rPr>
+        <w:t>gan sumber (buku, jurnal, dokumentasi resmi) yang benar-benar dikutip dan digunakan, disusun sesuai pedoman penulisan PKL yang berlaku di Universitas Bina Sarana Informatika. Contoh format: Nama Penulis. (Tahun). Judul Buku/Artikel. Kota Terbit: Penerbit.]</w:t>
       </w:r>
     </w:p>
     <w:p>
@@ -2041,8 +3987,7 @@
       </w:pPr>
       <w:r>
         <w:rPr>
-          <w:rFonts w:ascii="Times New Roman" w:hAnsi="Times New Roman" w:eastAsia="Times New Roman"/>
-          <w:b w:val="0"/>
+          <w:rFonts w:ascii="Times New Roman" w:eastAsia="Times New Roman" w:hAnsi="Times New Roman"/>
           <w:i/>
           <w:color w:val="C00000"/>
           <w:sz w:val="24"/>
@@ -2071,13 +4016,21 @@
       </w:pPr>
       <w:r>
         <w:rPr>
-          <w:rFonts w:ascii="Times New Roman" w:hAnsi="Times New Roman" w:eastAsia="Times New Roman"/>
-          <w:b w:val="0"/>
+          <w:rFonts w:ascii="Times New Roman" w:eastAsia="Times New Roman" w:hAnsi="Times New Roman"/>
           <w:i/>
           <w:color w:val="C00000"/>
           <w:sz w:val="24"/>
         </w:rPr>
-        <w:t>[CATATAN UNTUK PENULIS: Lampirkan Surat Keterangan telah melaksanakan Praktik Kerja Lapangan yang diterbitkan secara RESMI oleh Dinas Komunikasi dan Informatika Kabupaten Kubu Raya, lengkap dengan kop surat, nomor surat, tanda tangan, dan cap basah pejabat berwenang. Dokumen ini wajib diperoleh langsung dari instansi dan tidak dapat/boleh direkayasa oleh penulis.]</w:t>
+        <w:t>[CATATAN UNTUK PENULIS: Lampirkan Surat Keterangan telah melaksanakan Praktik Kerja Lapangan yang diterbitkan secara RESMI oleh Dinas Komunikasi dan Informatika Kabupaten Kubu Raya, lengkap dengan kop surat, nomor surat, tanda tangan, dan c</w:t>
+      </w:r>
+      <w:r>
+        <w:rPr>
+          <w:rFonts w:ascii="Times New Roman" w:eastAsia="Times New Roman" w:hAnsi="Times New Roman"/>
+          <w:i/>
+          <w:color w:val="C00000"/>
+          <w:sz w:val="24"/>
+        </w:rPr>
+        <w:t>ap basah pejabat berwenang. Dokumen ini wajib diperoleh langsung dari instansi dan tidak dapat/boleh direkayasa oleh penulis.]</w:t>
       </w:r>
     </w:p>
     <w:p>
@@ -2101,13 +4054,21 @@
       </w:pPr>
       <w:r>
         <w:rPr>
-          <w:rFonts w:ascii="Times New Roman" w:hAnsi="Times New Roman" w:eastAsia="Times New Roman"/>
-          <w:b w:val="0"/>
+          <w:rFonts w:ascii="Times New Roman" w:eastAsia="Times New Roman" w:hAnsi="Times New Roman"/>
           <w:i/>
           <w:color w:val="C00000"/>
           <w:sz w:val="24"/>
         </w:rPr>
-        <w:t>[CATATAN UNTUK PENULIS: Lampirkan Lembar Nilai Praktik Kerja Lapangan asli yang telah diisi dan ditandatangani oleh pembimbing lapangan di Dinas Komunikasi dan Informatika Kabupaten Kubu Raya.]</w:t>
+        <w:t>[CATATAN UNTUK PENULIS: Lampirkan Lembar Nilai Praktik Kerja Lapangan asli yang telah diisi dan ditandatangani</w:t>
+      </w:r>
+      <w:r>
+        <w:rPr>
+          <w:rFonts w:ascii="Times New Roman" w:eastAsia="Times New Roman" w:hAnsi="Times New Roman"/>
+          <w:i/>
+          <w:color w:val="C00000"/>
+          <w:sz w:val="24"/>
+        </w:rPr>
+        <w:t xml:space="preserve"> oleh pembimbing lapangan di Dinas Komunikasi dan Informatika Kabupaten Kubu Raya.]</w:t>
       </w:r>
     </w:p>
     <w:p>
@@ -2131,26 +4092,107 @@
       </w:pPr>
       <w:r>
         <w:rPr>
-          <w:rFonts w:ascii="Times New Roman" w:hAnsi="Times New Roman" w:eastAsia="Times New Roman"/>
-          <w:b w:val="0"/>
+          <w:rFonts w:ascii="Times New Roman" w:eastAsia="Times New Roman" w:hAnsi="Times New Roman"/>
           <w:i/>
           <w:color w:val="C00000"/>
           <w:sz w:val="24"/>
         </w:rPr>
         <w:t>Lampiran pada laporan ini disarankan memuat:</w:t>
-        <w:br/>
-        <w:t>1. Use Case Diagram sistem SIPAJUDOL.</w:t>
+      </w:r>
+      <w:r>
+        <w:rPr>
+          <w:rFonts w:ascii="Times New Roman" w:eastAsia="Times New Roman" w:hAnsi="Times New Roman"/>
+          <w:i/>
+          <w:color w:val="C00000"/>
+          <w:sz w:val="24"/>
+        </w:rPr>
+        <w:br/>
+        <w:t>1. Use Case Diagram sistem SIDEPSIL.</w:t>
+      </w:r>
+      <w:r>
+        <w:rPr>
+          <w:rFonts w:ascii="Times New Roman" w:eastAsia="Times New Roman" w:hAnsi="Times New Roman"/>
+          <w:i/>
+          <w:color w:val="C00000"/>
+          <w:sz w:val="24"/>
+        </w:rPr>
         <w:br/>
         <w:t>2. Activity Diagram proses bisnis berjalan dan usulan.</w:t>
-        <w:br/>
-        <w:t>3. Entity Relationship Diagram (ERD) dan Logical Record Structure (LRS) basis data sistem.</w:t>
+      </w:r>
+      <w:r>
+        <w:rPr>
+          <w:rFonts w:ascii="Times New Roman" w:eastAsia="Times New Roman" w:hAnsi="Times New Roman"/>
+          <w:i/>
+          <w:color w:val="C00000"/>
+          <w:sz w:val="24"/>
+        </w:rPr>
+        <w:br/>
+        <w:t xml:space="preserve">3. Entity Relationship </w:t>
+      </w:r>
+      <w:r>
+        <w:rPr>
+          <w:rFonts w:ascii="Times New Roman" w:eastAsia="Times New Roman" w:hAnsi="Times New Roman"/>
+          <w:i/>
+          <w:color w:val="C00000"/>
+          <w:sz w:val="24"/>
+        </w:rPr>
+        <w:t>Diagram (ERD) dan Logical Record Structure (LRS) basis data sistem.</w:t>
+      </w:r>
+      <w:r>
+        <w:rPr>
+          <w:rFonts w:ascii="Times New Roman" w:eastAsia="Times New Roman" w:hAnsi="Times New Roman"/>
+          <w:i/>
+          <w:color w:val="C00000"/>
+          <w:sz w:val="24"/>
+        </w:rPr>
         <w:br/>
         <w:t>4. Class Diagram sistem.</w:t>
+      </w:r>
+      <w:r>
+        <w:rPr>
+          <w:rFonts w:ascii="Times New Roman" w:eastAsia="Times New Roman" w:hAnsi="Times New Roman"/>
+          <w:i/>
+          <w:color w:val="C00000"/>
+          <w:sz w:val="24"/>
+        </w:rPr>
         <w:br/>
         <w:t>5. Tangkapan layar (screenshot) antarmuka aplikasi (halaman login, dashboard, daftar website, hasil pemindaian, dan laporan).</w:t>
-        <w:br/>
-        <w:t>6. Surat keterangan PKL dan lembar nilai PKL dari instansi.</w:t>
-        <w:br/>
+      </w:r>
+      <w:r>
+        <w:rPr>
+          <w:rFonts w:ascii="Times New Roman" w:eastAsia="Times New Roman" w:hAnsi="Times New Roman"/>
+          <w:i/>
+          <w:color w:val="C00000"/>
+          <w:sz w:val="24"/>
+        </w:rPr>
+        <w:br/>
+        <w:t>6. Surat keterangan PKL dan lembar ni</w:t>
+      </w:r>
+      <w:r>
+        <w:rPr>
+          <w:rFonts w:ascii="Times New Roman" w:eastAsia="Times New Roman" w:hAnsi="Times New Roman"/>
+          <w:i/>
+          <w:color w:val="C00000"/>
+          <w:sz w:val="24"/>
+        </w:rPr>
+        <w:t>lai PKL dari instansi.</w:t>
+      </w:r>
+      <w:r>
+        <w:rPr>
+          <w:rFonts w:ascii="Times New Roman" w:eastAsia="Times New Roman" w:hAnsi="Times New Roman"/>
+          <w:i/>
+          <w:color w:val="C00000"/>
+          <w:sz w:val="24"/>
+        </w:rPr>
+        <w:br/>
+      </w:r>
+      <w:r>
+        <w:rPr>
+          <w:rFonts w:ascii="Times New Roman" w:eastAsia="Times New Roman" w:hAnsi="Times New Roman"/>
+          <w:i/>
+          <w:color w:val="C00000"/>
+          <w:sz w:val="24"/>
+        </w:rPr>
         <w:br/>
         <w:t>Rancangan diagram Use Case, Activity, ERD, LRS, dan Class Diagram telah tersedia pada berkas sipajudol-uml.drawio dan dapat diekspor menjadi gambar untuk disisipkan pada bagian ini.</w:t>
       </w:r>
@@ -2167,8 +4209,8 @@
 </file>
 
 <file path=word/numbering.xml><?xml version="1.0" encoding="utf-8"?>
-<w:numbering xmlns:wpc="http://schemas.microsoft.com/office/word/2010/wordprocessingCanvas" xmlns:cx="http://schemas.microsoft.com/office/drawing/2014/chartex" xmlns:cx1="http://schemas.microsoft.com/office/drawing/2015/9/8/chartex" xmlns:cx2="http://schemas.microsoft.com/office/drawing/2015/10/21/chartex" xmlns:cx3="http://schemas.microsoft.com/office/drawing/2016/5/9/chartex" xmlns:cx4="http://schemas.microsoft.com/office/drawing/2016/5/10/chartex" xmlns:cx5="http://schemas.microsoft.com/office/drawing/2016/5/11/chartex" xmlns:cx6="http://schemas.microsoft.com/office/drawing/2016/5/12/chartex" xmlns:cx7="http://schemas.microsoft.com/office/drawing/2016/5/13/chartex" xmlns:cx8="http://schemas.microsoft.com/office/drawing/2016/5/14/chartex" xmlns:mc="http://schemas.openxmlformats.org/markup-compatibility/2006" xmlns:aink="http://schemas.microsoft.com/office/drawing/2016/ink" xmlns:am3d="http://schemas.microsoft.com/office/drawing/2017/model3d" xmlns:o="urn:schemas-microsoft-com:office:office" xmlns:oel="http://schemas.microsoft.com/office/2019/extlst" xmlns:r="http://schemas.openxmlformats.org/officeDocument/2006/relationships" xmlns:m="http://schemas.openxmlformats.org/officeDocument/2006/math" xmlns:v="urn:schemas-microsoft-com:vml" xmlns:wp14="http://schemas.microsoft.com/office/word/2010/wordprocessingDrawing" xmlns:wp="http://schemas.openxmlformats.org/drawingml/2006/wordprocessingDrawing" xmlns:w10="urn:schemas-microsoft-com:office:word" xmlns:w="http://schemas.openxmlformats.org/wordprocessingml/2006/main" xmlns:w14="http://schemas.microsoft.com/office/word/2010/wordml" xmlns:w15="http://schemas.microsoft.com/office/word/2012/wordml" xmlns:w16cei="http://schemas.microsoft.com/office/word/2026/wordml/cei" xmlns:w16cex="http://schemas.microsoft.com/office/word/2018/wordml/cex" xmlns:w16cid="http://schemas.microsoft.com/office/word/2016/wordml/cid" xmlns:w16="http://schemas.microsoft.com/office/word/2018/wordml" xmlns:w16du="http://schemas.microsoft.com/office/word/2023/wordml/word16du" xmlns:w16sdtdh="http://schemas.microsoft.com/office/word/2020/wordml/sdtdatahash" xmlns:w16sdtfl="http://schemas.microsoft.com/office/word/2024/wordml/sdtformatlock" xmlns:w16se="http://schemas.microsoft.com/office/word/2015/wordml/symex" xmlns:wpg="http://schemas.microsoft.com/office/word/2010/wordprocessingGroup" xmlns:wpi="http://schemas.microsoft.com/office/word/2010/wordprocessingInk" xmlns:wne="http://schemas.microsoft.com/office/word/2006/wordml" xmlns:wps="http://schemas.microsoft.com/office/word/2010/wordprocessingShape" mc:Ignorable="w14 w15 w16se w16cid w16 w16cex w16sdtdh w16sdtfl w16du wp14">
-  <w:abstractNum w:abstractNumId="0" w15:restartNumberingAfterBreak="0">
+<w:numbering xmlns:wpc="http://schemas.microsoft.com/office/word/2010/wordprocessingCanvas" xmlns:mc="http://schemas.openxmlformats.org/markup-compatibility/2006" xmlns:o="urn:schemas-microsoft-com:office:office" xmlns:r="http://schemas.openxmlformats.org/officeDocument/2006/relationships" xmlns:m="http://schemas.openxmlformats.org/officeDocument/2006/math" xmlns:v="urn:schemas-microsoft-com:vml" xmlns:wp14="http://schemas.microsoft.com/office/word/2010/wordprocessingDrawing" xmlns:wp="http://schemas.openxmlformats.org/drawingml/2006/wordprocessingDrawing" xmlns:w10="urn:schemas-microsoft-com:office:word" xmlns:w="http://schemas.openxmlformats.org/wordprocessingml/2006/main" xmlns:w14="http://schemas.microsoft.com/office/word/2010/wordml" xmlns:w15="http://schemas.microsoft.com/office/word/2012/wordml" xmlns:wpg="http://schemas.microsoft.com/office/word/2010/wordprocessingGroup" xmlns:wpi="http://schemas.microsoft.com/office/word/2010/wordprocessingInk" xmlns:wne="http://schemas.microsoft.com/office/word/2006/wordml" xmlns:wps="http://schemas.microsoft.com/office/word/2010/wordprocessingShape" mc:Ignorable="w14 w15 wp14">
+  <w:abstractNum w:abstractNumId="0">
     <w:nsid w:val="45C85872"/>
     <w:multiLevelType w:val="multilevel"/>
     <w:tmpl w:val="9D7AEDAA"/>
@@ -2281,14 +4323,14 @@
       </w:rPr>
     </w:lvl>
   </w:abstractNum>
-  <w:num w:numId="1" w16cid:durableId="351423332">
+  <w:num w:numId="1">
     <w:abstractNumId w:val="0"/>
   </w:num>
 </w:numbering>
 </file>
 
 <file path=word/styles.xml><?xml version="1.0" encoding="utf-8"?>
-<w:styles xmlns:mc="http://schemas.openxmlformats.org/markup-compatibility/2006" xmlns:r="http://schemas.openxmlformats.org/officeDocument/2006/relationships" xmlns:w="http://schemas.openxmlformats.org/wordprocessingml/2006/main" xmlns:w14="http://schemas.microsoft.com/office/word/2010/wordml" xmlns:w15="http://schemas.microsoft.com/office/word/2012/wordml" xmlns:w16cex="http://schemas.microsoft.com/office/word/2018/wordml/cex" xmlns:w16cid="http://schemas.microsoft.com/office/word/2016/wordml/cid" xmlns:w16="http://schemas.microsoft.com/office/word/2018/wordml" xmlns:w16du="http://schemas.microsoft.com/office/word/2023/wordml/word16du" xmlns:w16sdtdh="http://schemas.microsoft.com/office/word/2020/wordml/sdtdatahash" xmlns:w16sdtfl="http://schemas.microsoft.com/office/word/2024/wordml/sdtformatlock" xmlns:w16se="http://schemas.microsoft.com/office/word/2015/wordml/symex" mc:Ignorable="w14 w15 w16se w16cid w16 w16cex w16sdtdh w16sdtfl w16du">
+<w:styles xmlns:mc="http://schemas.openxmlformats.org/markup-compatibility/2006" xmlns:r="http://schemas.openxmlformats.org/officeDocument/2006/relationships" xmlns:w="http://schemas.openxmlformats.org/wordprocessingml/2006/main" xmlns:w14="http://schemas.microsoft.com/office/word/2010/wordml" xmlns:w15="http://schemas.microsoft.com/office/word/2012/wordml" mc:Ignorable="w14 w15">
   <w:docDefaults>
     <w:rPrDefault>
       <w:rPr>
@@ -2304,7 +4346,7 @@
       </w:pPr>
     </w:pPrDefault>
   </w:docDefaults>
-  <w:latentStyles w:defLockedState="0" w:defUIPriority="99" w:defSemiHidden="0" w:defUnhideWhenUsed="0" w:defQFormat="0" w:count="376">
+  <w:latentStyles w:defLockedState="0" w:defUIPriority="99" w:defSemiHidden="0" w:defUnhideWhenUsed="0" w:defQFormat="0" w:count="371">
     <w:lsdException w:name="Normal" w:uiPriority="0" w:qFormat="1"/>
     <w:lsdException w:name="heading 1" w:uiPriority="9" w:qFormat="1"/>
     <w:lsdException w:name="heading 2" w:semiHidden="1" w:uiPriority="9" w:unhideWhenUsed="1" w:qFormat="1"/>
@@ -2676,11 +4718,6 @@
     <w:lsdException w:name="List Table 5 Dark Accent 6" w:uiPriority="50"/>
     <w:lsdException w:name="List Table 6 Colorful Accent 6" w:uiPriority="51"/>
     <w:lsdException w:name="List Table 7 Colorful Accent 6" w:uiPriority="52"/>
-    <w:lsdException w:name="Mention" w:semiHidden="1" w:unhideWhenUsed="1"/>
-    <w:lsdException w:name="Smart Hyperlink" w:semiHidden="1" w:unhideWhenUsed="1"/>
-    <w:lsdException w:name="Hashtag" w:semiHidden="1" w:unhideWhenUsed="1"/>
-    <w:lsdException w:name="Unresolved Mention" w:semiHidden="1" w:unhideWhenUsed="1"/>
-    <w:lsdException w:name="Smart Link" w:semiHidden="1" w:unhideWhenUsed="1"/>
   </w:latentStyles>
   <w:style w:type="paragraph" w:default="1" w:styleId="Normal">
     <w:name w:val="Normal"/>
@@ -2756,6 +4793,7 @@
   <w:style w:type="character" w:default="1" w:styleId="DefaultParagraphFont">
     <w:name w:val="Default Paragraph Font"/>
     <w:uiPriority w:val="1"/>
+    <w:semiHidden/>
     <w:unhideWhenUsed/>
   </w:style>
   <w:style w:type="table" w:default="1" w:styleId="TableNormal">
